--- a/literature/Research_Paper_Final.docx
+++ b/literature/Research_Paper_Final.docx
@@ -15028,6 +15028,7 @@
         <w:rPr>
           <w:b/>
           <w:i/>
+          <w:spacing w:val="-2"/>
           <w:sz w:val="16"/>
         </w:rPr>
       </w:pPr>
@@ -15095,101 +15096,102 @@
     <w:p>
       <w:pPr>
         <w:pStyle w:val="BodyText"/>
-        <w:spacing w:before="117"/>
-        <w:ind w:right="30"/>
+        <w:spacing w:before="3"/>
+        <w:ind w:left="0"/>
         <w:jc w:val="left"/>
-      </w:pPr>
-      <w:r>
-        <w:t>The</w:t>
-      </w:r>
-      <w:r>
-        <w:rPr>
-          <w:spacing w:val="-5"/>
-        </w:rPr>
-        <w:t xml:space="preserve"> </w:t>
-      </w:r>
-      <w:r>
-        <w:t>relative</w:t>
-      </w:r>
-      <w:r>
-        <w:rPr>
-          <w:spacing w:val="-5"/>
-        </w:rPr>
-        <w:t xml:space="preserve"> </w:t>
-      </w:r>
-      <w:r>
-        <w:t>accuracy</w:t>
-      </w:r>
-      <w:r>
-        <w:rPr>
-          <w:spacing w:val="-4"/>
-        </w:rPr>
-        <w:t xml:space="preserve"> </w:t>
-      </w:r>
-      <w:proofErr w:type="gramStart"/>
-      <w:r>
-        <w:t>drop</w:t>
-      </w:r>
-      <w:proofErr w:type="gramEnd"/>
-      <w:r>
-        <w:rPr>
-          <w:spacing w:val="-6"/>
-        </w:rPr>
-        <w:t xml:space="preserve"> </w:t>
-      </w:r>
-      <w:r>
-        <w:t>under</w:t>
-      </w:r>
-      <w:r>
-        <w:rPr>
-          <w:spacing w:val="-4"/>
-        </w:rPr>
-        <w:t xml:space="preserve"> </w:t>
-      </w:r>
-      <w:r>
-        <w:t>symmetric</w:t>
-      </w:r>
-      <w:r>
-        <w:rPr>
-          <w:spacing w:val="-5"/>
-        </w:rPr>
-        <w:t xml:space="preserve"> </w:t>
-      </w:r>
-      <w:r>
-        <w:t>noise</w:t>
-      </w:r>
-      <w:r>
-        <w:rPr>
-          <w:spacing w:val="-5"/>
-        </w:rPr>
-        <w:t xml:space="preserve"> </w:t>
-      </w:r>
-      <w:r>
-        <w:t>for</w:t>
-      </w:r>
-      <w:r>
-        <w:rPr>
-          <w:spacing w:val="-5"/>
-        </w:rPr>
-        <w:t xml:space="preserve"> </w:t>
-      </w:r>
-      <w:r>
-        <w:t>the Breast Cancer Wisconsin dataset.</w:t>
-      </w:r>
+        <w:rPr>
+          <w:sz w:val="12"/>
+        </w:rPr>
+      </w:pPr>
     </w:p>
     <w:p>
       <w:pPr>
         <w:pStyle w:val="BodyText"/>
+        <w:spacing w:before="3"/>
+        <w:ind w:left="0"/>
+      </w:pPr>
+      <w:r>
+        <w:t xml:space="preserve">Fig. 4 shows the relative accuracy drop under symmetric noise for the Breast Cancer Wisconsin dataset, while Fig. 5 shows the corresponding trend for the Adult Income dataset. Decision Tree exhibits the highest relative drop in both datasets, confirming its strong sensitivity to label corruption. In contrast, SVM shows the smallest relative drop, especially on the </w:t>
+      </w:r>
+      <w:r>
+        <w:t>Adult</w:t>
+      </w:r>
+    </w:p>
+    <w:p>
+      <w:pPr>
+        <w:pStyle w:val="BodyText"/>
+        <w:spacing w:before="3"/>
+        <w:ind w:left="0"/>
+      </w:pPr>
+    </w:p>
+    <w:p>
+      <w:pPr>
+        <w:pStyle w:val="BodyText"/>
+        <w:spacing w:before="3"/>
+        <w:ind w:left="0"/>
         <w:jc w:val="left"/>
-        <w:sectPr>
-          <w:pgSz w:w="11910" w:h="16840"/>
-          <w:pgMar w:top="1000" w:right="708" w:bottom="280" w:left="850" w:header="720" w:footer="720" w:gutter="0"/>
-          <w:cols w:num="2" w:space="720" w:equalWidth="0">
-            <w:col w:w="4928" w:space="298"/>
-            <w:col w:w="5126"/>
-          </w:cols>
-        </w:sectPr>
-      </w:pPr>
+      </w:pPr>
+    </w:p>
+    <w:p>
+      <w:pPr>
+        <w:pStyle w:val="BodyText"/>
+        <w:spacing w:before="3"/>
+        <w:ind w:left="0"/>
+        <w:jc w:val="left"/>
+      </w:pPr>
+    </w:p>
+    <w:p>
+      <w:pPr>
+        <w:pStyle w:val="BodyText"/>
+        <w:spacing w:before="3"/>
+        <w:ind w:left="0"/>
+        <w:jc w:val="left"/>
+      </w:pPr>
+    </w:p>
+    <w:p>
+      <w:pPr>
+        <w:pStyle w:val="BodyText"/>
+        <w:spacing w:before="3"/>
+        <w:ind w:left="0"/>
+        <w:jc w:val="left"/>
+      </w:pPr>
+    </w:p>
+    <w:p>
+      <w:pPr>
+        <w:pStyle w:val="BodyText"/>
+        <w:spacing w:before="3"/>
+        <w:ind w:left="0"/>
+        <w:jc w:val="left"/>
+      </w:pPr>
+    </w:p>
+    <w:p>
+      <w:pPr>
+        <w:pStyle w:val="BodyText"/>
+        <w:spacing w:before="3"/>
+        <w:ind w:left="0"/>
+        <w:jc w:val="left"/>
+      </w:pPr>
+    </w:p>
+    <w:p>
+      <w:pPr>
+        <w:pStyle w:val="BodyText"/>
+        <w:spacing w:before="3"/>
+        <w:ind w:left="0"/>
+        <w:rPr>
+          <w:sz w:val="12"/>
+        </w:rPr>
+      </w:pPr>
+      <w:r>
+        <w:t xml:space="preserve">dataset, indicating better robustness. KNN and </w:t>
+      </w:r>
+      <w:proofErr w:type="spellStart"/>
+      <w:r>
+        <w:t>LightGBM</w:t>
+      </w:r>
+      <w:proofErr w:type="spellEnd"/>
+      <w:r>
+        <w:t xml:space="preserve"> display moderate degradation, with increasing drops at higher noise levels.</w:t>
+      </w:r>
     </w:p>
     <w:p>
       <w:pPr>
@@ -15506,213 +15508,6 @@
         </w:rPr>
         <w:t>dataset</w:t>
       </w:r>
-    </w:p>
-    <w:p>
-      <w:pPr>
-        <w:pStyle w:val="BodyText"/>
-        <w:spacing w:before="45"/>
-        <w:ind w:left="0"/>
-        <w:jc w:val="left"/>
-        <w:rPr>
-          <w:b/>
-          <w:i/>
-          <w:sz w:val="16"/>
-        </w:rPr>
-      </w:pPr>
-    </w:p>
-    <w:p>
-      <w:pPr>
-        <w:pStyle w:val="BodyText"/>
-        <w:spacing w:before="1"/>
-        <w:ind w:right="3"/>
-        <w:rPr>
-          <w:b/>
-        </w:rPr>
-      </w:pPr>
-      <w:r>
-        <w:t>the</w:t>
-      </w:r>
-      <w:r>
-        <w:rPr>
-          <w:spacing w:val="-10"/>
-        </w:rPr>
-        <w:t xml:space="preserve"> </w:t>
-      </w:r>
-      <w:r>
-        <w:t>corresponding</w:t>
-      </w:r>
-      <w:r>
-        <w:rPr>
-          <w:spacing w:val="-10"/>
-        </w:rPr>
-        <w:t xml:space="preserve"> </w:t>
-      </w:r>
-      <w:r>
-        <w:t>trend</w:t>
-      </w:r>
-      <w:r>
-        <w:rPr>
-          <w:spacing w:val="-10"/>
-        </w:rPr>
-        <w:t xml:space="preserve"> </w:t>
-      </w:r>
-      <w:r>
-        <w:t>for</w:t>
-      </w:r>
-      <w:r>
-        <w:rPr>
-          <w:spacing w:val="-10"/>
-        </w:rPr>
-        <w:t xml:space="preserve"> </w:t>
-      </w:r>
-      <w:r>
-        <w:t>the</w:t>
-      </w:r>
-      <w:r>
-        <w:rPr>
-          <w:spacing w:val="-10"/>
-        </w:rPr>
-        <w:t xml:space="preserve"> </w:t>
-      </w:r>
-      <w:r>
-        <w:t>Adult</w:t>
-      </w:r>
-      <w:r>
-        <w:rPr>
-          <w:spacing w:val="-10"/>
-        </w:rPr>
-        <w:t xml:space="preserve"> </w:t>
-      </w:r>
-      <w:r>
-        <w:t>Income</w:t>
-      </w:r>
-      <w:r>
-        <w:rPr>
-          <w:spacing w:val="-10"/>
-        </w:rPr>
-        <w:t xml:space="preserve"> </w:t>
-      </w:r>
-      <w:r>
-        <w:t>dataset.</w:t>
-      </w:r>
-      <w:r>
-        <w:rPr>
-          <w:spacing w:val="-10"/>
-        </w:rPr>
-        <w:t xml:space="preserve"> </w:t>
-      </w:r>
-      <w:r>
-        <w:t>In</w:t>
-      </w:r>
-      <w:r>
-        <w:rPr>
-          <w:spacing w:val="-11"/>
-        </w:rPr>
-        <w:t xml:space="preserve"> </w:t>
-      </w:r>
-      <w:r>
-        <w:t>both datasets, Decision Tree clearly separates from the</w:t>
-      </w:r>
-      <w:r>
-        <w:rPr>
-          <w:spacing w:val="-1"/>
-        </w:rPr>
-        <w:t xml:space="preserve"> </w:t>
-      </w:r>
-      <w:r>
-        <w:t>rest as the worst performer. SVM maintains the flattest degradation curve</w:t>
-      </w:r>
-      <w:r>
-        <w:rPr>
-          <w:spacing w:val="-10"/>
-        </w:rPr>
-        <w:t xml:space="preserve"> </w:t>
-      </w:r>
-      <w:r>
-        <w:t>overall,</w:t>
-      </w:r>
-      <w:r>
-        <w:rPr>
-          <w:spacing w:val="-8"/>
-        </w:rPr>
-        <w:t xml:space="preserve"> </w:t>
-      </w:r>
-      <w:r>
-        <w:t>especially</w:t>
-      </w:r>
-      <w:r>
-        <w:rPr>
-          <w:spacing w:val="-10"/>
-        </w:rPr>
-        <w:t xml:space="preserve"> </w:t>
-      </w:r>
-      <w:r>
-        <w:t>on</w:t>
-      </w:r>
-      <w:r>
-        <w:rPr>
-          <w:spacing w:val="-7"/>
-        </w:rPr>
-        <w:t xml:space="preserve"> </w:t>
-      </w:r>
-      <w:r>
-        <w:t>the</w:t>
-      </w:r>
-      <w:r>
-        <w:rPr>
-          <w:spacing w:val="-8"/>
-        </w:rPr>
-        <w:t xml:space="preserve"> </w:t>
-      </w:r>
-      <w:proofErr w:type="gramStart"/>
-      <w:r>
-        <w:t>Adult</w:t>
-      </w:r>
-      <w:proofErr w:type="gramEnd"/>
-      <w:r>
-        <w:rPr>
-          <w:spacing w:val="-9"/>
-        </w:rPr>
-        <w:t xml:space="preserve"> </w:t>
-      </w:r>
-      <w:r>
-        <w:t>dataset,</w:t>
-      </w:r>
-      <w:r>
-        <w:rPr>
-          <w:spacing w:val="-8"/>
-        </w:rPr>
-        <w:t xml:space="preserve"> </w:t>
-      </w:r>
-      <w:r>
-        <w:t>reinforcing</w:t>
-      </w:r>
-      <w:r>
-        <w:rPr>
-          <w:spacing w:val="-7"/>
-        </w:rPr>
-        <w:t xml:space="preserve"> </w:t>
-      </w:r>
-      <w:r>
-        <w:t>the conclusion that margin-based learning provides strong protection against uniform random label corruption</w:t>
-      </w:r>
-      <w:r>
-        <w:rPr>
-          <w:b/>
-        </w:rPr>
-        <w:t>.</w:t>
-      </w:r>
-    </w:p>
-    <w:p>
-      <w:pPr>
-        <w:pStyle w:val="BodyText"/>
-        <w:spacing w:before="54"/>
-        <w:ind w:left="0"/>
-        <w:jc w:val="left"/>
-        <w:rPr>
-          <w:b/>
-        </w:rPr>
-      </w:pPr>
       <w:r>
         <w:rPr>
           <w:b/>
@@ -16471,13 +16266,22 @@
       <w:pPr>
         <w:pStyle w:val="BodyText"/>
         <w:spacing w:before="81"/>
+        <w:rPr>
+          <w:spacing w:val="-2"/>
+        </w:rPr>
       </w:pPr>
       <w:r>
         <w:t xml:space="preserve">On the Adult dataset, the </w:t>
       </w:r>
       <w:proofErr w:type="spellStart"/>
       <w:r>
-        <w:t>behaviour</w:t>
+        <w:t>behavio</w:t>
+      </w:r>
+      <w:r>
+        <w:t>u</w:t>
+      </w:r>
+      <w:r>
+        <w:t>r</w:t>
       </w:r>
       <w:proofErr w:type="spellEnd"/>
       <w:r>
@@ -16643,7 +16447,10 @@
         <w:t xml:space="preserve"> </w:t>
       </w:r>
       <w:r>
-        <w:t>most robust model in this specific setting. Decision Tree ranked second at 2.2%, and Random Forest third at 2.4%. In sharp contrast,</w:t>
+        <w:t xml:space="preserve">most robust model in this specific setting. Decision Tree ranked second at 2.2%, and Random Forest third at 2.4%. </w:t>
+      </w:r>
+      <w:r>
+        <w:t>In sharp contrast,</w:t>
       </w:r>
       <w:r>
         <w:rPr>
@@ -16724,12 +16531,62 @@
     <w:p>
       <w:pPr>
         <w:pStyle w:val="BodyText"/>
-        <w:spacing w:before="62"/>
-        <w:ind w:right="194"/>
-      </w:pPr>
-      <w:r>
-        <w:br w:type="column"/>
-      </w:r>
+        <w:spacing w:before="81"/>
+        <w:rPr>
+          <w:spacing w:val="-2"/>
+        </w:rPr>
+      </w:pPr>
+    </w:p>
+    <w:p>
+      <w:pPr>
+        <w:pStyle w:val="BodyText"/>
+        <w:spacing w:before="81"/>
+        <w:rPr>
+          <w:spacing w:val="-2"/>
+        </w:rPr>
+      </w:pPr>
+    </w:p>
+    <w:p>
+      <w:pPr>
+        <w:pStyle w:val="BodyText"/>
+        <w:spacing w:before="81"/>
+        <w:rPr>
+          <w:spacing w:val="-2"/>
+        </w:rPr>
+      </w:pPr>
+    </w:p>
+    <w:p>
+      <w:pPr>
+        <w:pStyle w:val="BodyText"/>
+        <w:spacing w:before="81"/>
+        <w:rPr>
+          <w:spacing w:val="-2"/>
+        </w:rPr>
+      </w:pPr>
+    </w:p>
+    <w:p>
+      <w:pPr>
+        <w:pStyle w:val="BodyText"/>
+        <w:spacing w:before="81"/>
+        <w:rPr>
+          <w:spacing w:val="-2"/>
+        </w:rPr>
+      </w:pPr>
+    </w:p>
+    <w:p>
+      <w:pPr>
+        <w:pStyle w:val="BodyText"/>
+        <w:spacing w:before="81"/>
+        <w:rPr>
+          <w:spacing w:val="-2"/>
+        </w:rPr>
+      </w:pPr>
+    </w:p>
+    <w:p>
+      <w:pPr>
+        <w:pStyle w:val="BodyText"/>
+        <w:spacing w:before="81"/>
+      </w:pPr>
       <w:r>
         <w:t xml:space="preserve">noise — became the most affected model under asymmetric corruption on the </w:t>
       </w:r>
@@ -17959,6 +17816,16 @@
     <w:p>
       <w:pPr>
         <w:pStyle w:val="BodyText"/>
+      </w:pPr>
+    </w:p>
+    <w:p>
+      <w:pPr>
+        <w:pStyle w:val="BodyText"/>
+      </w:pPr>
+    </w:p>
+    <w:p>
+      <w:pPr>
+        <w:pStyle w:val="BodyText"/>
         <w:sectPr>
           <w:pgSz w:w="11910" w:h="16840"/>
           <w:pgMar w:top="1000" w:right="708" w:bottom="280" w:left="850" w:header="720" w:footer="720" w:gutter="0"/>
@@ -20085,7 +19952,7 @@
         </w:tabs>
         <w:spacing w:before="118"/>
         <w:ind w:left="288" w:hanging="231"/>
-        <w:jc w:val="both"/>
+        <w:jc w:val="center"/>
       </w:pPr>
       <w:r>
         <w:t>Variance</w:t>
@@ -21810,7 +21677,7 @@
       </w:tr>
       <w:tr>
         <w:trPr>
-          <w:trHeight w:val="244"/>
+          <w:trHeight w:val="168"/>
         </w:trPr>
         <w:tc>
           <w:tcPr>
@@ -21948,7 +21815,7 @@
       </w:tr>
       <w:tr>
         <w:trPr>
-          <w:trHeight w:val="244"/>
+          <w:trHeight w:val="200"/>
         </w:trPr>
         <w:tc>
           <w:tcPr>
@@ -22082,7 +21949,7 @@
       </w:tr>
       <w:tr>
         <w:trPr>
-          <w:trHeight w:val="244"/>
+          <w:trHeight w:val="90"/>
         </w:trPr>
         <w:tc>
           <w:tcPr>
@@ -22230,7 +22097,7 @@
       </w:tr>
       <w:tr>
         <w:trPr>
-          <w:trHeight w:val="244"/>
+          <w:trHeight w:val="122"/>
         </w:trPr>
         <w:tc>
           <w:tcPr>
@@ -22350,7 +22217,7 @@
       </w:tr>
       <w:tr>
         <w:trPr>
-          <w:trHeight w:val="244"/>
+          <w:trHeight w:val="154"/>
         </w:trPr>
         <w:tc>
           <w:tcPr>
@@ -22804,8 +22671,27 @@
       <w:pPr>
         <w:pStyle w:val="BodyText"/>
         <w:spacing w:before="119"/>
-        <w:ind w:right="197" w:firstLine="50"/>
-      </w:pPr>
+        <w:ind w:right="197"/>
+      </w:pPr>
+    </w:p>
+    <w:p>
+      <w:pPr>
+        <w:pStyle w:val="BodyText"/>
+        <w:spacing w:before="119"/>
+        <w:ind w:right="197"/>
+      </w:pPr>
+      <w:r>
+        <w:t xml:space="preserve">Fig. 13 </w:t>
+      </w:r>
+      <w:r>
+        <w:t xml:space="preserve">and 13b </w:t>
+      </w:r>
+      <w:r>
+        <w:t>present</w:t>
+      </w:r>
+      <w:r>
+        <w:t xml:space="preserve"> </w:t>
+      </w:r>
       <w:r>
         <w:t>the robustness ranking bar chart for both noise types, summarizing</w:t>
       </w:r>
@@ -22918,13 +22804,16 @@
         <w:t>14</w:t>
       </w:r>
       <w:r>
+        <w:t xml:space="preserve"> and 14b</w:t>
+      </w:r>
+      <w:r>
         <w:rPr>
           <w:spacing w:val="-10"/>
         </w:rPr>
         <w:t xml:space="preserve"> </w:t>
       </w:r>
       <w:r>
-        <w:t>presents</w:t>
+        <w:t>present</w:t>
       </w:r>
       <w:r>
         <w:rPr>
@@ -22969,121 +22858,7 @@
         <w:t xml:space="preserve"> </w:t>
       </w:r>
       <w:r>
-        <w:t xml:space="preserve">across both noise types and all noise levels, enabling simultaneous comparison of all model-noise-level combinations. Fig. 15 shows the degradation slope analysis, where steeper bars </w:t>
-      </w:r>
-      <w:r>
-        <w:rPr>
-          <w:spacing w:val="-2"/>
-        </w:rPr>
-        <w:t>indicate</w:t>
-      </w:r>
-      <w:r>
-        <w:rPr>
-          <w:spacing w:val="-4"/>
-        </w:rPr>
-        <w:t xml:space="preserve"> </w:t>
-      </w:r>
-      <w:r>
-        <w:rPr>
-          <w:spacing w:val="-2"/>
-        </w:rPr>
-        <w:t>faster</w:t>
-      </w:r>
-      <w:r>
-        <w:rPr>
-          <w:spacing w:val="-4"/>
-        </w:rPr>
-        <w:t xml:space="preserve"> </w:t>
-      </w:r>
-      <w:r>
-        <w:rPr>
-          <w:spacing w:val="-2"/>
-        </w:rPr>
-        <w:t>accuracy</w:t>
-      </w:r>
-      <w:r>
-        <w:rPr>
-          <w:spacing w:val="-4"/>
-        </w:rPr>
-        <w:t xml:space="preserve"> </w:t>
-      </w:r>
-      <w:r>
-        <w:rPr>
-          <w:spacing w:val="-2"/>
-        </w:rPr>
-        <w:t>decline</w:t>
-      </w:r>
-      <w:r>
-        <w:rPr>
-          <w:spacing w:val="-5"/>
-        </w:rPr>
-        <w:t xml:space="preserve"> </w:t>
-      </w:r>
-      <w:r>
-        <w:rPr>
-          <w:spacing w:val="-2"/>
-        </w:rPr>
-        <w:t>per</w:t>
-      </w:r>
-      <w:r>
-        <w:rPr>
-          <w:spacing w:val="-4"/>
-        </w:rPr>
-        <w:t xml:space="preserve"> </w:t>
-      </w:r>
-      <w:r>
-        <w:rPr>
-          <w:spacing w:val="-2"/>
-        </w:rPr>
-        <w:t>unit</w:t>
-      </w:r>
-      <w:r>
-        <w:rPr>
-          <w:spacing w:val="-4"/>
-        </w:rPr>
-        <w:t xml:space="preserve"> </w:t>
-      </w:r>
-      <w:r>
-        <w:rPr>
-          <w:spacing w:val="-2"/>
-        </w:rPr>
-        <w:t>increase</w:t>
-      </w:r>
-      <w:r>
-        <w:rPr>
-          <w:spacing w:val="-5"/>
-        </w:rPr>
-        <w:t xml:space="preserve"> </w:t>
-      </w:r>
-      <w:r>
-        <w:rPr>
-          <w:spacing w:val="-2"/>
-        </w:rPr>
-        <w:t>in</w:t>
-      </w:r>
-      <w:r>
-        <w:rPr>
-          <w:spacing w:val="-4"/>
-        </w:rPr>
-        <w:t xml:space="preserve"> </w:t>
-      </w:r>
-      <w:r>
-        <w:rPr>
-          <w:spacing w:val="-2"/>
-        </w:rPr>
-        <w:t>noise</w:t>
-      </w:r>
-      <w:r>
-        <w:rPr>
-          <w:spacing w:val="-5"/>
-        </w:rPr>
-        <w:t xml:space="preserve"> </w:t>
-      </w:r>
-      <w:r>
-        <w:rPr>
-          <w:spacing w:val="-2"/>
-        </w:rPr>
-        <w:t>rate.</w:t>
+        <w:t xml:space="preserve">across both noise types and all noise levels, enabling simultaneous comparison of all model-noise-level combinations. </w:t>
       </w:r>
     </w:p>
     <w:p>
@@ -23099,606 +22874,49 @@
       <w:r>
         <w:rPr>
           <w:noProof/>
-          <w:sz w:val="10"/>
         </w:rPr>
         <w:drawing>
-          <wp:anchor distT="0" distB="0" distL="0" distR="0" simplePos="0" relativeHeight="487599104" behindDoc="1" locked="0" layoutInCell="1" allowOverlap="1" wp14:anchorId="418028A8" wp14:editId="6CA489B3">
-            <wp:simplePos x="0" y="0"/>
-            <wp:positionH relativeFrom="page">
-              <wp:posOffset>3917331</wp:posOffset>
-            </wp:positionH>
-            <wp:positionV relativeFrom="paragraph">
-              <wp:posOffset>94352</wp:posOffset>
-            </wp:positionV>
-            <wp:extent cx="2937395" cy="1225296"/>
-            <wp:effectExtent l="0" t="0" r="0" b="0"/>
-            <wp:wrapTopAndBottom/>
-            <wp:docPr id="25" name="Image 25" descr="Robustness Ranking"/>
+          <wp:inline distT="0" distB="0" distL="0" distR="0" wp14:anchorId="4CD0719C" wp14:editId="4B544923">
+            <wp:extent cx="3058160" cy="1274445"/>
+            <wp:effectExtent l="0" t="0" r="8890" b="1905"/>
+            <wp:docPr id="1759936597" name="Picture 12"/>
             <wp:cNvGraphicFramePr>
-              <a:graphicFrameLocks xmlns:a="http://schemas.openxmlformats.org/drawingml/2006/main"/>
+              <a:graphicFrameLocks xmlns:a="http://schemas.openxmlformats.org/drawingml/2006/main" noChangeAspect="1"/>
             </wp:cNvGraphicFramePr>
             <a:graphic xmlns:a="http://schemas.openxmlformats.org/drawingml/2006/main">
               <a:graphicData uri="http://schemas.openxmlformats.org/drawingml/2006/picture">
                 <pic:pic xmlns:pic="http://schemas.openxmlformats.org/drawingml/2006/picture">
                   <pic:nvPicPr>
-                    <pic:cNvPr id="25" name="Image 25" descr="Robustness Ranking"/>
-                    <pic:cNvPicPr/>
+                    <pic:cNvPr id="0" name="Picture 1"/>
+                    <pic:cNvPicPr>
+                      <a:picLocks noChangeAspect="1" noChangeArrowheads="1"/>
+                    </pic:cNvPicPr>
                   </pic:nvPicPr>
                   <pic:blipFill>
-                    <a:blip r:embed="rId22" cstate="print"/>
+                    <a:blip r:embed="rId22" cstate="print">
+                      <a:extLst>
+                        <a:ext uri="{28A0092B-C50C-407E-A947-70E740481C1C}">
+                          <a14:useLocalDpi xmlns:a14="http://schemas.microsoft.com/office/drawing/2010/main" val="0"/>
+                        </a:ext>
+                      </a:extLst>
+                    </a:blip>
+                    <a:srcRect/>
                     <a:stretch>
                       <a:fillRect/>
                     </a:stretch>
                   </pic:blipFill>
-                  <pic:spPr>
+                  <pic:spPr bwMode="auto">
                     <a:xfrm>
                       <a:off x="0" y="0"/>
-                      <a:ext cx="2937395" cy="1225296"/>
+                      <a:ext cx="3058160" cy="1274445"/>
                     </a:xfrm>
                     <a:prstGeom prst="rect">
                       <a:avLst/>
                     </a:prstGeom>
-                  </pic:spPr>
-                </pic:pic>
-              </a:graphicData>
-            </a:graphic>
-          </wp:anchor>
-        </w:drawing>
-      </w:r>
-    </w:p>
-    <w:p>
-      <w:pPr>
-        <w:spacing w:before="156"/>
-        <w:ind w:left="34" w:right="181"/>
-        <w:jc w:val="center"/>
-        <w:rPr>
-          <w:b/>
-          <w:i/>
-          <w:sz w:val="16"/>
-        </w:rPr>
-      </w:pPr>
-      <w:r>
-        <w:rPr>
-          <w:b/>
-          <w:i/>
-          <w:sz w:val="16"/>
-        </w:rPr>
-        <w:t>Fig.</w:t>
-      </w:r>
-      <w:r>
-        <w:rPr>
-          <w:b/>
-          <w:i/>
-          <w:spacing w:val="-5"/>
-          <w:sz w:val="16"/>
-        </w:rPr>
-        <w:t xml:space="preserve"> </w:t>
-      </w:r>
-      <w:r>
-        <w:rPr>
-          <w:b/>
-          <w:i/>
-          <w:sz w:val="16"/>
-        </w:rPr>
-        <w:t>13.</w:t>
-      </w:r>
-      <w:r>
-        <w:rPr>
-          <w:b/>
-          <w:i/>
-          <w:spacing w:val="-5"/>
-          <w:sz w:val="16"/>
-        </w:rPr>
-        <w:t xml:space="preserve"> </w:t>
-      </w:r>
-      <w:r>
-        <w:rPr>
-          <w:b/>
-          <w:i/>
-          <w:sz w:val="16"/>
-        </w:rPr>
-        <w:t>Robustness</w:t>
-      </w:r>
-      <w:r>
-        <w:rPr>
-          <w:b/>
-          <w:i/>
-          <w:spacing w:val="-3"/>
-          <w:sz w:val="16"/>
-        </w:rPr>
-        <w:t xml:space="preserve"> </w:t>
-      </w:r>
-      <w:r>
-        <w:rPr>
-          <w:b/>
-          <w:i/>
-          <w:sz w:val="16"/>
-        </w:rPr>
-        <w:t>ranking</w:t>
-      </w:r>
-      <w:r>
-        <w:rPr>
-          <w:b/>
-          <w:i/>
-          <w:spacing w:val="-4"/>
-          <w:sz w:val="16"/>
-        </w:rPr>
-        <w:t xml:space="preserve"> </w:t>
-      </w:r>
-      <w:r>
-        <w:rPr>
-          <w:b/>
-          <w:i/>
-          <w:sz w:val="16"/>
-        </w:rPr>
-        <w:t>of</w:t>
-      </w:r>
-      <w:r>
-        <w:rPr>
-          <w:b/>
-          <w:i/>
-          <w:spacing w:val="-6"/>
-          <w:sz w:val="16"/>
-        </w:rPr>
-        <w:t xml:space="preserve"> </w:t>
-      </w:r>
-      <w:r>
-        <w:rPr>
-          <w:b/>
-          <w:i/>
-          <w:sz w:val="16"/>
-        </w:rPr>
-        <w:t>all</w:t>
-      </w:r>
-      <w:r>
-        <w:rPr>
-          <w:b/>
-          <w:i/>
-          <w:spacing w:val="-2"/>
-          <w:sz w:val="16"/>
-        </w:rPr>
-        <w:t xml:space="preserve"> </w:t>
-      </w:r>
-      <w:r>
-        <w:rPr>
-          <w:b/>
-          <w:i/>
-          <w:sz w:val="16"/>
-        </w:rPr>
-        <w:t>models</w:t>
-      </w:r>
-      <w:r>
-        <w:rPr>
-          <w:b/>
-          <w:i/>
-          <w:spacing w:val="-5"/>
-          <w:sz w:val="16"/>
-        </w:rPr>
-        <w:t xml:space="preserve"> </w:t>
-      </w:r>
-      <w:r>
-        <w:rPr>
-          <w:b/>
-          <w:i/>
-          <w:sz w:val="16"/>
-        </w:rPr>
-        <w:t>by</w:t>
-      </w:r>
-      <w:r>
-        <w:rPr>
-          <w:b/>
-          <w:i/>
-          <w:spacing w:val="-2"/>
-          <w:sz w:val="16"/>
-        </w:rPr>
-        <w:t xml:space="preserve"> </w:t>
-      </w:r>
-      <w:r>
-        <w:rPr>
-          <w:b/>
-          <w:i/>
-          <w:sz w:val="16"/>
-        </w:rPr>
-        <w:t>maximum</w:t>
-      </w:r>
-      <w:r>
-        <w:rPr>
-          <w:b/>
-          <w:i/>
-          <w:spacing w:val="-5"/>
-          <w:sz w:val="16"/>
-        </w:rPr>
-        <w:t xml:space="preserve"> </w:t>
-      </w:r>
-      <w:r>
-        <w:rPr>
-          <w:b/>
-          <w:i/>
-          <w:sz w:val="16"/>
-        </w:rPr>
-        <w:t>relative</w:t>
-      </w:r>
-      <w:r>
-        <w:rPr>
-          <w:b/>
-          <w:i/>
-          <w:spacing w:val="-5"/>
-          <w:sz w:val="16"/>
-        </w:rPr>
-        <w:t xml:space="preserve"> </w:t>
-      </w:r>
-      <w:r>
-        <w:rPr>
-          <w:b/>
-          <w:i/>
-          <w:sz w:val="16"/>
-        </w:rPr>
-        <w:t>accuracy</w:t>
-      </w:r>
-      <w:r>
-        <w:rPr>
-          <w:b/>
-          <w:i/>
-          <w:spacing w:val="40"/>
-          <w:sz w:val="16"/>
-        </w:rPr>
-        <w:t xml:space="preserve"> </w:t>
-      </w:r>
-      <w:r>
-        <w:rPr>
-          <w:b/>
-          <w:i/>
-          <w:sz w:val="16"/>
-        </w:rPr>
-        <w:t>drop at the highest noise level (30%) under symmetric (left) and</w:t>
-      </w:r>
-      <w:r>
-        <w:rPr>
-          <w:b/>
-          <w:i/>
-          <w:spacing w:val="40"/>
-          <w:sz w:val="16"/>
-        </w:rPr>
-        <w:t xml:space="preserve"> </w:t>
-      </w:r>
-      <w:r>
-        <w:rPr>
-          <w:b/>
-          <w:i/>
-          <w:sz w:val="16"/>
-        </w:rPr>
-        <w:t>asymmetric (right) noise.</w:t>
-      </w:r>
-    </w:p>
-    <w:p>
-      <w:pPr>
-        <w:pStyle w:val="BodyText"/>
-        <w:spacing w:before="9"/>
-        <w:ind w:left="0"/>
-        <w:jc w:val="left"/>
-        <w:rPr>
-          <w:b/>
-          <w:i/>
-          <w:sz w:val="3"/>
-        </w:rPr>
-      </w:pPr>
-      <w:r>
-        <w:rPr>
-          <w:b/>
-          <w:i/>
-          <w:noProof/>
-          <w:sz w:val="3"/>
-        </w:rPr>
-        <w:drawing>
-          <wp:anchor distT="0" distB="0" distL="0" distR="0" simplePos="0" relativeHeight="487599616" behindDoc="1" locked="0" layoutInCell="1" allowOverlap="1" wp14:anchorId="7F437B9A" wp14:editId="5AE9D295">
-            <wp:simplePos x="0" y="0"/>
-            <wp:positionH relativeFrom="page">
-              <wp:posOffset>3912749</wp:posOffset>
-            </wp:positionH>
-            <wp:positionV relativeFrom="paragraph">
-              <wp:posOffset>43039</wp:posOffset>
-            </wp:positionV>
-            <wp:extent cx="2939191" cy="1083564"/>
-            <wp:effectExtent l="0" t="0" r="0" b="0"/>
-            <wp:wrapTopAndBottom/>
-            <wp:docPr id="26" name="Image 26" descr="Accuracy Heatmap"/>
-            <wp:cNvGraphicFramePr>
-              <a:graphicFrameLocks xmlns:a="http://schemas.openxmlformats.org/drawingml/2006/main"/>
-            </wp:cNvGraphicFramePr>
-            <a:graphic xmlns:a="http://schemas.openxmlformats.org/drawingml/2006/main">
-              <a:graphicData uri="http://schemas.openxmlformats.org/drawingml/2006/picture">
-                <pic:pic xmlns:pic="http://schemas.openxmlformats.org/drawingml/2006/picture">
-                  <pic:nvPicPr>
-                    <pic:cNvPr id="26" name="Image 26" descr="Accuracy Heatmap"/>
-                    <pic:cNvPicPr/>
-                  </pic:nvPicPr>
-                  <pic:blipFill>
-                    <a:blip r:embed="rId23" cstate="print"/>
-                    <a:stretch>
-                      <a:fillRect/>
-                    </a:stretch>
-                  </pic:blipFill>
-                  <pic:spPr>
-                    <a:xfrm>
-                      <a:off x="0" y="0"/>
-                      <a:ext cx="2939191" cy="1083564"/>
-                    </a:xfrm>
-                    <a:prstGeom prst="rect">
-                      <a:avLst/>
-                    </a:prstGeom>
-                  </pic:spPr>
-                </pic:pic>
-              </a:graphicData>
-            </a:graphic>
-          </wp:anchor>
-        </w:drawing>
-      </w:r>
-    </w:p>
-    <w:p>
-      <w:pPr>
-        <w:spacing w:before="161"/>
-        <w:ind w:left="61" w:right="204"/>
-        <w:jc w:val="center"/>
-        <w:rPr>
-          <w:b/>
-          <w:i/>
-          <w:sz w:val="16"/>
-        </w:rPr>
-      </w:pPr>
-      <w:r>
-        <w:rPr>
-          <w:b/>
-          <w:i/>
-          <w:sz w:val="16"/>
-        </w:rPr>
-        <w:t>Fig.</w:t>
-      </w:r>
-      <w:r>
-        <w:rPr>
-          <w:b/>
-          <w:i/>
-          <w:spacing w:val="-5"/>
-          <w:sz w:val="16"/>
-        </w:rPr>
-        <w:t xml:space="preserve"> </w:t>
-      </w:r>
-      <w:r>
-        <w:rPr>
-          <w:b/>
-          <w:i/>
-          <w:sz w:val="16"/>
-        </w:rPr>
-        <w:t>14.</w:t>
-      </w:r>
-      <w:r>
-        <w:rPr>
-          <w:b/>
-          <w:i/>
-          <w:spacing w:val="-5"/>
-          <w:sz w:val="16"/>
-        </w:rPr>
-        <w:t xml:space="preserve"> </w:t>
-      </w:r>
-      <w:r>
-        <w:rPr>
-          <w:b/>
-          <w:i/>
-          <w:sz w:val="16"/>
-        </w:rPr>
-        <w:t>Accuracy</w:t>
-      </w:r>
-      <w:r>
-        <w:rPr>
-          <w:b/>
-          <w:i/>
-          <w:spacing w:val="-2"/>
-          <w:sz w:val="16"/>
-        </w:rPr>
-        <w:t xml:space="preserve"> </w:t>
-      </w:r>
-      <w:r>
-        <w:rPr>
-          <w:b/>
-          <w:i/>
-          <w:sz w:val="16"/>
-        </w:rPr>
-        <w:t>heatmap</w:t>
-      </w:r>
-      <w:r>
-        <w:rPr>
-          <w:b/>
-          <w:i/>
-          <w:spacing w:val="-4"/>
-          <w:sz w:val="16"/>
-        </w:rPr>
-        <w:t xml:space="preserve"> </w:t>
-      </w:r>
-      <w:r>
-        <w:rPr>
-          <w:b/>
-          <w:i/>
-          <w:sz w:val="16"/>
-        </w:rPr>
-        <w:t>across</w:t>
-      </w:r>
-      <w:r>
-        <w:rPr>
-          <w:b/>
-          <w:i/>
-          <w:spacing w:val="-5"/>
-          <w:sz w:val="16"/>
-        </w:rPr>
-        <w:t xml:space="preserve"> </w:t>
-      </w:r>
-      <w:r>
-        <w:rPr>
-          <w:b/>
-          <w:i/>
-          <w:sz w:val="16"/>
-        </w:rPr>
-        <w:t>all</w:t>
-      </w:r>
-      <w:r>
-        <w:rPr>
-          <w:b/>
-          <w:i/>
-          <w:spacing w:val="-4"/>
-          <w:sz w:val="16"/>
-        </w:rPr>
-        <w:t xml:space="preserve"> </w:t>
-      </w:r>
-      <w:r>
-        <w:rPr>
-          <w:b/>
-          <w:i/>
-          <w:sz w:val="16"/>
-        </w:rPr>
-        <w:t>models</w:t>
-      </w:r>
-      <w:r>
-        <w:rPr>
-          <w:b/>
-          <w:i/>
-          <w:spacing w:val="-5"/>
-          <w:sz w:val="16"/>
-        </w:rPr>
-        <w:t xml:space="preserve"> </w:t>
-      </w:r>
-      <w:r>
-        <w:rPr>
-          <w:b/>
-          <w:i/>
-          <w:sz w:val="16"/>
-        </w:rPr>
-        <w:t>and</w:t>
-      </w:r>
-      <w:r>
-        <w:rPr>
-          <w:b/>
-          <w:i/>
-          <w:spacing w:val="-4"/>
-          <w:sz w:val="16"/>
-        </w:rPr>
-        <w:t xml:space="preserve"> </w:t>
-      </w:r>
-      <w:r>
-        <w:rPr>
-          <w:b/>
-          <w:i/>
-          <w:sz w:val="16"/>
-        </w:rPr>
-        <w:t>noise</w:t>
-      </w:r>
-      <w:r>
-        <w:rPr>
-          <w:b/>
-          <w:i/>
-          <w:spacing w:val="-5"/>
-          <w:sz w:val="16"/>
-        </w:rPr>
-        <w:t xml:space="preserve"> </w:t>
-      </w:r>
-      <w:r>
-        <w:rPr>
-          <w:b/>
-          <w:i/>
-          <w:sz w:val="16"/>
-        </w:rPr>
-        <w:t>levels</w:t>
-      </w:r>
-      <w:r>
-        <w:rPr>
-          <w:b/>
-          <w:i/>
-          <w:spacing w:val="-3"/>
-          <w:sz w:val="16"/>
-        </w:rPr>
-        <w:t xml:space="preserve"> </w:t>
-      </w:r>
-      <w:r>
-        <w:rPr>
-          <w:b/>
-          <w:i/>
-          <w:sz w:val="16"/>
-        </w:rPr>
-        <w:t>for</w:t>
-      </w:r>
-      <w:r>
-        <w:rPr>
-          <w:b/>
-          <w:i/>
-          <w:spacing w:val="40"/>
-          <w:sz w:val="16"/>
-        </w:rPr>
-        <w:t xml:space="preserve"> </w:t>
-      </w:r>
-      <w:r>
-        <w:rPr>
-          <w:b/>
-          <w:i/>
-          <w:sz w:val="16"/>
-        </w:rPr>
-        <w:t>symmetric (left) and asymmetric (right) noise.</w:t>
-      </w:r>
-    </w:p>
-    <w:p>
-      <w:pPr>
-        <w:jc w:val="center"/>
-        <w:rPr>
-          <w:b/>
-          <w:i/>
-          <w:sz w:val="16"/>
-        </w:rPr>
-        <w:sectPr>
-          <w:pgSz w:w="11910" w:h="16840"/>
-          <w:pgMar w:top="980" w:right="708" w:bottom="280" w:left="850" w:header="720" w:footer="720" w:gutter="0"/>
-          <w:cols w:num="2" w:space="720" w:equalWidth="0">
-            <w:col w:w="4926" w:space="300"/>
-            <w:col w:w="5126"/>
-          </w:cols>
-        </w:sectPr>
-      </w:pPr>
-    </w:p>
-    <w:p>
-      <w:pPr>
-        <w:pStyle w:val="BodyText"/>
-        <w:ind w:left="85"/>
-        <w:jc w:val="left"/>
-      </w:pPr>
-      <w:r>
-        <w:rPr>
-          <w:noProof/>
-        </w:rPr>
-        <w:lastRenderedPageBreak/>
-        <w:drawing>
-          <wp:inline distT="0" distB="0" distL="0" distR="0" wp14:anchorId="57407FE9" wp14:editId="6077E90E">
-            <wp:extent cx="2959233" cy="1069848"/>
-            <wp:effectExtent l="0" t="0" r="0" b="0"/>
-            <wp:docPr id="27" name="Image 27" descr="Relative Drop Heatmap"/>
-            <wp:cNvGraphicFramePr>
-              <a:graphicFrameLocks xmlns:a="http://schemas.openxmlformats.org/drawingml/2006/main"/>
-            </wp:cNvGraphicFramePr>
-            <a:graphic xmlns:a="http://schemas.openxmlformats.org/drawingml/2006/main">
-              <a:graphicData uri="http://schemas.openxmlformats.org/drawingml/2006/picture">
-                <pic:pic xmlns:pic="http://schemas.openxmlformats.org/drawingml/2006/picture">
-                  <pic:nvPicPr>
-                    <pic:cNvPr id="27" name="Image 27" descr="Relative Drop Heatmap"/>
-                    <pic:cNvPicPr/>
-                  </pic:nvPicPr>
-                  <pic:blipFill>
-                    <a:blip r:embed="rId24" cstate="print"/>
-                    <a:stretch>
-                      <a:fillRect/>
-                    </a:stretch>
-                  </pic:blipFill>
-                  <pic:spPr>
-                    <a:xfrm>
-                      <a:off x="0" y="0"/>
-                      <a:ext cx="2959233" cy="1069848"/>
-                    </a:xfrm>
-                    <a:prstGeom prst="rect">
-                      <a:avLst/>
-                    </a:prstGeom>
+                    <a:noFill/>
+                    <a:ln>
+                      <a:noFill/>
+                    </a:ln>
                   </pic:spPr>
                 </pic:pic>
               </a:graphicData>
@@ -23709,19 +22927,8 @@
     </w:p>
     <w:p>
       <w:pPr>
-        <w:pStyle w:val="BodyText"/>
-        <w:jc w:val="left"/>
-        <w:sectPr>
-          <w:pgSz w:w="11910" w:h="16840"/>
-          <w:pgMar w:top="1100" w:right="708" w:bottom="280" w:left="850" w:header="720" w:footer="720" w:gutter="0"/>
-          <w:cols w:space="720"/>
-        </w:sectPr>
-      </w:pPr>
-    </w:p>
-    <w:p>
-      <w:pPr>
-        <w:spacing w:before="69"/>
-        <w:ind w:left="75" w:right="20"/>
+        <w:spacing w:before="156"/>
+        <w:ind w:left="34" w:right="181"/>
         <w:jc w:val="center"/>
         <w:rPr>
           <w:b/>
@@ -23752,7 +22959,7 @@
           <w:i/>
           <w:sz w:val="16"/>
         </w:rPr>
-        <w:t>15.</w:t>
+        <w:t>13.</w:t>
       </w:r>
       <w:r>
         <w:rPr>
@@ -23769,7 +22976,75 @@
           <w:i/>
           <w:sz w:val="16"/>
         </w:rPr>
-        <w:t>Relative</w:t>
+        <w:t>Robustness</w:t>
+      </w:r>
+      <w:r>
+        <w:rPr>
+          <w:b/>
+          <w:i/>
+          <w:spacing w:val="-3"/>
+          <w:sz w:val="16"/>
+        </w:rPr>
+        <w:t xml:space="preserve"> </w:t>
+      </w:r>
+      <w:r>
+        <w:rPr>
+          <w:b/>
+          <w:i/>
+          <w:sz w:val="16"/>
+        </w:rPr>
+        <w:t>ranking</w:t>
+      </w:r>
+      <w:r>
+        <w:rPr>
+          <w:b/>
+          <w:i/>
+          <w:spacing w:val="-4"/>
+          <w:sz w:val="16"/>
+        </w:rPr>
+        <w:t xml:space="preserve"> </w:t>
+      </w:r>
+      <w:r>
+        <w:rPr>
+          <w:b/>
+          <w:i/>
+          <w:sz w:val="16"/>
+        </w:rPr>
+        <w:t>of</w:t>
+      </w:r>
+      <w:r>
+        <w:rPr>
+          <w:b/>
+          <w:i/>
+          <w:spacing w:val="-6"/>
+          <w:sz w:val="16"/>
+        </w:rPr>
+        <w:t xml:space="preserve"> </w:t>
+      </w:r>
+      <w:r>
+        <w:rPr>
+          <w:b/>
+          <w:i/>
+          <w:sz w:val="16"/>
+        </w:rPr>
+        <w:t>all</w:t>
+      </w:r>
+      <w:r>
+        <w:rPr>
+          <w:b/>
+          <w:i/>
+          <w:spacing w:val="-2"/>
+          <w:sz w:val="16"/>
+        </w:rPr>
+        <w:t xml:space="preserve"> </w:t>
+      </w:r>
+      <w:r>
+        <w:rPr>
+          <w:b/>
+          <w:i/>
+          <w:sz w:val="16"/>
+        </w:rPr>
+        <w:t>models</w:t>
       </w:r>
       <w:r>
         <w:rPr>
@@ -23786,150 +23061,63 @@
           <w:i/>
           <w:sz w:val="16"/>
         </w:rPr>
+        <w:t>by</w:t>
+      </w:r>
+      <w:r>
+        <w:rPr>
+          <w:b/>
+          <w:i/>
+          <w:spacing w:val="-2"/>
+          <w:sz w:val="16"/>
+        </w:rPr>
+        <w:t xml:space="preserve"> </w:t>
+      </w:r>
+      <w:r>
+        <w:rPr>
+          <w:b/>
+          <w:i/>
+          <w:sz w:val="16"/>
+        </w:rPr>
+        <w:t>maximum</w:t>
+      </w:r>
+      <w:r>
+        <w:rPr>
+          <w:b/>
+          <w:i/>
+          <w:spacing w:val="-5"/>
+          <w:sz w:val="16"/>
+        </w:rPr>
+        <w:t xml:space="preserve"> </w:t>
+      </w:r>
+      <w:r>
+        <w:rPr>
+          <w:b/>
+          <w:i/>
+          <w:sz w:val="16"/>
+        </w:rPr>
+        <w:t>relative</w:t>
+      </w:r>
+      <w:r>
+        <w:rPr>
+          <w:b/>
+          <w:i/>
+          <w:spacing w:val="-5"/>
+          <w:sz w:val="16"/>
+        </w:rPr>
+        <w:t xml:space="preserve"> </w:t>
+      </w:r>
+      <w:r>
+        <w:rPr>
+          <w:b/>
+          <w:i/>
+          <w:sz w:val="16"/>
+        </w:rPr>
         <w:t>accuracy</w:t>
       </w:r>
       <w:r>
         <w:rPr>
           <w:b/>
           <w:i/>
-          <w:spacing w:val="-5"/>
-          <w:sz w:val="16"/>
-        </w:rPr>
-        <w:t xml:space="preserve"> </w:t>
-      </w:r>
-      <w:proofErr w:type="gramStart"/>
-      <w:r>
-        <w:rPr>
-          <w:b/>
-          <w:i/>
-          <w:sz w:val="16"/>
-        </w:rPr>
-        <w:t>drop</w:t>
-      </w:r>
-      <w:proofErr w:type="gramEnd"/>
-      <w:r>
-        <w:rPr>
-          <w:b/>
-          <w:i/>
-          <w:spacing w:val="-2"/>
-          <w:sz w:val="16"/>
-        </w:rPr>
-        <w:t xml:space="preserve"> </w:t>
-      </w:r>
-      <w:r>
-        <w:rPr>
-          <w:b/>
-          <w:i/>
-          <w:sz w:val="16"/>
-        </w:rPr>
-        <w:t>heatmap</w:t>
-      </w:r>
-      <w:r>
-        <w:rPr>
-          <w:b/>
-          <w:i/>
-          <w:spacing w:val="-4"/>
-          <w:sz w:val="16"/>
-        </w:rPr>
-        <w:t xml:space="preserve"> </w:t>
-      </w:r>
-      <w:r>
-        <w:rPr>
-          <w:b/>
-          <w:i/>
-          <w:sz w:val="16"/>
-        </w:rPr>
-        <w:t>for</w:t>
-      </w:r>
-      <w:r>
-        <w:rPr>
-          <w:b/>
-          <w:i/>
-          <w:spacing w:val="-5"/>
-          <w:sz w:val="16"/>
-        </w:rPr>
-        <w:t xml:space="preserve"> </w:t>
-      </w:r>
-      <w:r>
-        <w:rPr>
-          <w:b/>
-          <w:i/>
-          <w:sz w:val="16"/>
-        </w:rPr>
-        <w:t>all</w:t>
-      </w:r>
-      <w:r>
-        <w:rPr>
-          <w:b/>
-          <w:i/>
-          <w:spacing w:val="-4"/>
-          <w:sz w:val="16"/>
-        </w:rPr>
-        <w:t xml:space="preserve"> </w:t>
-      </w:r>
-      <w:r>
-        <w:rPr>
-          <w:b/>
-          <w:i/>
-          <w:sz w:val="16"/>
-        </w:rPr>
-        <w:t>models</w:t>
-      </w:r>
-      <w:r>
-        <w:rPr>
-          <w:b/>
-          <w:i/>
-          <w:spacing w:val="-5"/>
-          <w:sz w:val="16"/>
-        </w:rPr>
-        <w:t xml:space="preserve"> </w:t>
-      </w:r>
-      <w:r>
-        <w:rPr>
-          <w:b/>
-          <w:i/>
-          <w:sz w:val="16"/>
-        </w:rPr>
-        <w:t>and</w:t>
-      </w:r>
-      <w:r>
-        <w:rPr>
-          <w:b/>
-          <w:i/>
-          <w:spacing w:val="-2"/>
-          <w:sz w:val="16"/>
-        </w:rPr>
-        <w:t xml:space="preserve"> </w:t>
-      </w:r>
-      <w:r>
-        <w:rPr>
-          <w:b/>
-          <w:i/>
-          <w:sz w:val="16"/>
-        </w:rPr>
-        <w:t>noise</w:t>
-      </w:r>
-      <w:r>
-        <w:rPr>
-          <w:b/>
-          <w:i/>
-          <w:spacing w:val="-5"/>
-          <w:sz w:val="16"/>
-        </w:rPr>
-        <w:t xml:space="preserve"> </w:t>
-      </w:r>
-      <w:r>
-        <w:rPr>
-          <w:b/>
-          <w:i/>
-          <w:sz w:val="16"/>
-        </w:rPr>
-        <w:t>levels</w:t>
-      </w:r>
-      <w:r>
-        <w:rPr>
-          <w:b/>
-          <w:i/>
           <w:spacing w:val="40"/>
           <w:sz w:val="16"/>
         </w:rPr>
@@ -23941,77 +23129,103 @@
           <w:i/>
           <w:sz w:val="16"/>
         </w:rPr>
-        <w:t>under both noise types.</w:t>
-      </w:r>
-    </w:p>
-    <w:p>
-      <w:pPr>
-        <w:pStyle w:val="BodyText"/>
-        <w:spacing w:before="9"/>
-        <w:ind w:left="0"/>
-        <w:jc w:val="left"/>
-        <w:rPr>
-          <w:b/>
-          <w:i/>
-          <w:sz w:val="10"/>
-        </w:rPr>
-      </w:pPr>
-      <w:r>
-        <w:rPr>
-          <w:b/>
-          <w:i/>
+        <w:t>drop at the highest noise level (30%) under symmetric (left) and</w:t>
+      </w:r>
+      <w:r>
+        <w:rPr>
+          <w:b/>
+          <w:i/>
+          <w:spacing w:val="40"/>
+          <w:sz w:val="16"/>
+        </w:rPr>
+        <w:t xml:space="preserve"> </w:t>
+      </w:r>
+      <w:r>
+        <w:rPr>
+          <w:b/>
+          <w:i/>
+          <w:sz w:val="16"/>
+        </w:rPr>
+        <w:t>asymmetric (right) noise</w:t>
+      </w:r>
+      <w:r>
+        <w:rPr>
+          <w:b/>
+          <w:i/>
+          <w:sz w:val="16"/>
+        </w:rPr>
+        <w:t xml:space="preserve"> - Breast Cancer Wisconsin.</w:t>
+      </w:r>
+    </w:p>
+    <w:p>
+      <w:pPr>
+        <w:spacing w:before="156"/>
+        <w:ind w:left="34" w:right="181"/>
+        <w:jc w:val="center"/>
+        <w:rPr>
+          <w:b/>
+          <w:i/>
+          <w:sz w:val="16"/>
+        </w:rPr>
+      </w:pPr>
+      <w:r>
+        <w:rPr>
           <w:noProof/>
-          <w:sz w:val="10"/>
         </w:rPr>
         <w:drawing>
-          <wp:anchor distT="0" distB="0" distL="0" distR="0" simplePos="0" relativeHeight="487600128" behindDoc="1" locked="0" layoutInCell="1" allowOverlap="1" wp14:anchorId="7334AF00" wp14:editId="472A88F0">
-            <wp:simplePos x="0" y="0"/>
-            <wp:positionH relativeFrom="page">
-              <wp:posOffset>652161</wp:posOffset>
-            </wp:positionH>
-            <wp:positionV relativeFrom="paragraph">
-              <wp:posOffset>94341</wp:posOffset>
-            </wp:positionV>
-            <wp:extent cx="2927391" cy="1225296"/>
-            <wp:effectExtent l="0" t="0" r="0" b="0"/>
-            <wp:wrapTopAndBottom/>
-            <wp:docPr id="28" name="Image 28" descr="Degradation Slope"/>
+          <wp:inline distT="0" distB="0" distL="0" distR="0" wp14:anchorId="7F9584CE" wp14:editId="2F181E6F">
+            <wp:extent cx="3058160" cy="1274445"/>
+            <wp:effectExtent l="0" t="0" r="8890" b="1905"/>
+            <wp:docPr id="1952410168" name="Picture 13"/>
             <wp:cNvGraphicFramePr>
-              <a:graphicFrameLocks xmlns:a="http://schemas.openxmlformats.org/drawingml/2006/main"/>
+              <a:graphicFrameLocks xmlns:a="http://schemas.openxmlformats.org/drawingml/2006/main" noChangeAspect="1"/>
             </wp:cNvGraphicFramePr>
             <a:graphic xmlns:a="http://schemas.openxmlformats.org/drawingml/2006/main">
               <a:graphicData uri="http://schemas.openxmlformats.org/drawingml/2006/picture">
                 <pic:pic xmlns:pic="http://schemas.openxmlformats.org/drawingml/2006/picture">
                   <pic:nvPicPr>
-                    <pic:cNvPr id="28" name="Image 28" descr="Degradation Slope"/>
-                    <pic:cNvPicPr/>
+                    <pic:cNvPr id="0" name="Picture 3"/>
+                    <pic:cNvPicPr>
+                      <a:picLocks noChangeAspect="1" noChangeArrowheads="1"/>
+                    </pic:cNvPicPr>
                   </pic:nvPicPr>
                   <pic:blipFill>
-                    <a:blip r:embed="rId25" cstate="print"/>
+                    <a:blip r:embed="rId23" cstate="print">
+                      <a:extLst>
+                        <a:ext uri="{28A0092B-C50C-407E-A947-70E740481C1C}">
+                          <a14:useLocalDpi xmlns:a14="http://schemas.microsoft.com/office/drawing/2010/main" val="0"/>
+                        </a:ext>
+                      </a:extLst>
+                    </a:blip>
+                    <a:srcRect/>
                     <a:stretch>
                       <a:fillRect/>
                     </a:stretch>
                   </pic:blipFill>
-                  <pic:spPr>
+                  <pic:spPr bwMode="auto">
                     <a:xfrm>
                       <a:off x="0" y="0"/>
-                      <a:ext cx="2927391" cy="1225296"/>
+                      <a:ext cx="3058160" cy="1274445"/>
                     </a:xfrm>
                     <a:prstGeom prst="rect">
                       <a:avLst/>
                     </a:prstGeom>
+                    <a:noFill/>
+                    <a:ln>
+                      <a:noFill/>
+                    </a:ln>
                   </pic:spPr>
                 </pic:pic>
               </a:graphicData>
             </a:graphic>
-          </wp:anchor>
+          </wp:inline>
         </w:drawing>
       </w:r>
     </w:p>
     <w:p>
       <w:pPr>
-        <w:spacing w:before="77"/>
-        <w:ind w:left="75" w:right="20"/>
+        <w:spacing w:before="156"/>
+        <w:ind w:left="34" w:right="181"/>
         <w:jc w:val="center"/>
         <w:rPr>
           <w:b/>
@@ -24042,7 +23256,91 @@
           <w:i/>
           <w:sz w:val="16"/>
         </w:rPr>
-        <w:t>16.</w:t>
+        <w:t>13</w:t>
+      </w:r>
+      <w:r>
+        <w:rPr>
+          <w:b/>
+          <w:i/>
+          <w:sz w:val="16"/>
+        </w:rPr>
+        <w:t>b</w:t>
+      </w:r>
+      <w:r>
+        <w:rPr>
+          <w:b/>
+          <w:i/>
+          <w:sz w:val="16"/>
+        </w:rPr>
+        <w:t>.</w:t>
+      </w:r>
+      <w:r>
+        <w:rPr>
+          <w:b/>
+          <w:i/>
+          <w:spacing w:val="-5"/>
+          <w:sz w:val="16"/>
+        </w:rPr>
+        <w:t xml:space="preserve"> </w:t>
+      </w:r>
+      <w:r>
+        <w:rPr>
+          <w:b/>
+          <w:i/>
+          <w:sz w:val="16"/>
+        </w:rPr>
+        <w:t>Robustness</w:t>
+      </w:r>
+      <w:r>
+        <w:rPr>
+          <w:b/>
+          <w:i/>
+          <w:spacing w:val="-3"/>
+          <w:sz w:val="16"/>
+        </w:rPr>
+        <w:t xml:space="preserve"> </w:t>
+      </w:r>
+      <w:r>
+        <w:rPr>
+          <w:b/>
+          <w:i/>
+          <w:sz w:val="16"/>
+        </w:rPr>
+        <w:t>ranking</w:t>
+      </w:r>
+      <w:r>
+        <w:rPr>
+          <w:b/>
+          <w:i/>
+          <w:spacing w:val="-4"/>
+          <w:sz w:val="16"/>
+        </w:rPr>
+        <w:t xml:space="preserve"> </w:t>
+      </w:r>
+      <w:r>
+        <w:rPr>
+          <w:b/>
+          <w:i/>
+          <w:sz w:val="16"/>
+        </w:rPr>
+        <w:t>of</w:t>
+      </w:r>
+      <w:r>
+        <w:rPr>
+          <w:b/>
+          <w:i/>
+          <w:spacing w:val="-6"/>
+          <w:sz w:val="16"/>
+        </w:rPr>
+        <w:t xml:space="preserve"> </w:t>
+      </w:r>
+      <w:r>
+        <w:rPr>
+          <w:b/>
+          <w:i/>
+          <w:sz w:val="16"/>
+        </w:rPr>
+        <w:t>all</w:t>
       </w:r>
       <w:r>
         <w:rPr>
@@ -24059,24 +23357,7 @@
           <w:i/>
           <w:sz w:val="16"/>
         </w:rPr>
-        <w:t>Degradation</w:t>
-      </w:r>
-      <w:r>
-        <w:rPr>
-          <w:b/>
-          <w:i/>
-          <w:spacing w:val="-3"/>
-          <w:sz w:val="16"/>
-        </w:rPr>
-        <w:t xml:space="preserve"> </w:t>
-      </w:r>
-      <w:r>
-        <w:rPr>
-          <w:b/>
-          <w:i/>
-          <w:sz w:val="16"/>
-        </w:rPr>
-        <w:t>slope</w:t>
+        <w:t>models</w:t>
       </w:r>
       <w:r>
         <w:rPr>
@@ -24093,47 +23374,47 @@
           <w:i/>
           <w:sz w:val="16"/>
         </w:rPr>
-        <w:t>(linear</w:t>
-      </w:r>
-      <w:r>
-        <w:rPr>
-          <w:b/>
-          <w:i/>
-          <w:spacing w:val="-3"/>
-          <w:sz w:val="16"/>
-        </w:rPr>
-        <w:t xml:space="preserve"> </w:t>
-      </w:r>
-      <w:r>
-        <w:rPr>
-          <w:b/>
-          <w:i/>
-          <w:sz w:val="16"/>
-        </w:rPr>
-        <w:t>regression</w:t>
-      </w:r>
-      <w:r>
-        <w:rPr>
-          <w:b/>
-          <w:i/>
-          <w:spacing w:val="-6"/>
-          <w:sz w:val="16"/>
-        </w:rPr>
-        <w:t xml:space="preserve"> </w:t>
-      </w:r>
-      <w:r>
-        <w:rPr>
-          <w:b/>
-          <w:i/>
-          <w:sz w:val="16"/>
-        </w:rPr>
-        <w:t>of</w:t>
-      </w:r>
-      <w:r>
-        <w:rPr>
-          <w:b/>
-          <w:i/>
-          <w:spacing w:val="-6"/>
+        <w:t>by</w:t>
+      </w:r>
+      <w:r>
+        <w:rPr>
+          <w:b/>
+          <w:i/>
+          <w:spacing w:val="-2"/>
+          <w:sz w:val="16"/>
+        </w:rPr>
+        <w:t xml:space="preserve"> </w:t>
+      </w:r>
+      <w:r>
+        <w:rPr>
+          <w:b/>
+          <w:i/>
+          <w:sz w:val="16"/>
+        </w:rPr>
+        <w:t>maximum</w:t>
+      </w:r>
+      <w:r>
+        <w:rPr>
+          <w:b/>
+          <w:i/>
+          <w:spacing w:val="-5"/>
+          <w:sz w:val="16"/>
+        </w:rPr>
+        <w:t xml:space="preserve"> </w:t>
+      </w:r>
+      <w:r>
+        <w:rPr>
+          <w:b/>
+          <w:i/>
+          <w:sz w:val="16"/>
+        </w:rPr>
+        <w:t>relative</w:t>
+      </w:r>
+      <w:r>
+        <w:rPr>
+          <w:b/>
+          <w:i/>
+          <w:spacing w:val="-5"/>
           <w:sz w:val="16"/>
         </w:rPr>
         <w:t xml:space="preserve"> </w:t>
@@ -24150,57 +23431,6 @@
         <w:rPr>
           <w:b/>
           <w:i/>
-          <w:spacing w:val="-5"/>
-          <w:sz w:val="16"/>
-        </w:rPr>
-        <w:t xml:space="preserve"> </w:t>
-      </w:r>
-      <w:r>
-        <w:rPr>
-          <w:b/>
-          <w:i/>
-          <w:sz w:val="16"/>
-        </w:rPr>
-        <w:t>on</w:t>
-      </w:r>
-      <w:r>
-        <w:rPr>
-          <w:b/>
-          <w:i/>
-          <w:spacing w:val="-6"/>
-          <w:sz w:val="16"/>
-        </w:rPr>
-        <w:t xml:space="preserve"> </w:t>
-      </w:r>
-      <w:r>
-        <w:rPr>
-          <w:b/>
-          <w:i/>
-          <w:sz w:val="16"/>
-        </w:rPr>
-        <w:t>noise</w:t>
-      </w:r>
-      <w:r>
-        <w:rPr>
-          <w:b/>
-          <w:i/>
-          <w:spacing w:val="-5"/>
-          <w:sz w:val="16"/>
-        </w:rPr>
-        <w:t xml:space="preserve"> </w:t>
-      </w:r>
-      <w:r>
-        <w:rPr>
-          <w:b/>
-          <w:i/>
-          <w:sz w:val="16"/>
-        </w:rPr>
-        <w:t>rate)</w:t>
-      </w:r>
-      <w:r>
-        <w:rPr>
-          <w:b/>
-          <w:i/>
           <w:spacing w:val="40"/>
           <w:sz w:val="16"/>
         </w:rPr>
@@ -24212,220 +23442,904 @@
           <w:i/>
           <w:sz w:val="16"/>
         </w:rPr>
-        <w:t>for all models under symmetric (left) and asymmetric (right) noise.</w:t>
-      </w:r>
+        <w:t>drop at the highest noise level (30%) under symmetric (left) and</w:t>
+      </w:r>
+      <w:r>
+        <w:rPr>
+          <w:b/>
+          <w:i/>
+          <w:spacing w:val="40"/>
+          <w:sz w:val="16"/>
+        </w:rPr>
+        <w:t xml:space="preserve"> </w:t>
+      </w:r>
+      <w:r>
+        <w:rPr>
+          <w:b/>
+          <w:i/>
+          <w:sz w:val="16"/>
+        </w:rPr>
+        <w:t xml:space="preserve">asymmetric (right) noise </w:t>
+      </w:r>
+      <w:r>
+        <w:rPr>
+          <w:b/>
+          <w:i/>
+          <w:sz w:val="16"/>
+        </w:rPr>
+        <w:t>–</w:t>
+      </w:r>
+      <w:r>
+        <w:rPr>
+          <w:b/>
+          <w:i/>
+          <w:sz w:val="16"/>
+        </w:rPr>
+        <w:t xml:space="preserve"> </w:t>
+      </w:r>
+      <w:r>
+        <w:rPr>
+          <w:b/>
+          <w:i/>
+          <w:sz w:val="16"/>
+        </w:rPr>
+        <w:t>Adult Income Dataset</w:t>
+      </w:r>
+    </w:p>
+    <w:p>
+      <w:pPr>
+        <w:spacing w:before="156"/>
+        <w:ind w:left="34" w:right="181"/>
+        <w:jc w:val="center"/>
+        <w:rPr>
+          <w:b/>
+          <w:i/>
+          <w:sz w:val="16"/>
+        </w:rPr>
+      </w:pPr>
     </w:p>
     <w:p>
       <w:pPr>
         <w:pStyle w:val="BodyText"/>
-        <w:spacing w:before="120"/>
-      </w:pPr>
-      <w:r>
-        <w:t>Fig.</w:t>
-      </w:r>
-      <w:r>
-        <w:rPr>
-          <w:spacing w:val="-2"/>
-        </w:rPr>
-        <w:t xml:space="preserve"> </w:t>
-      </w:r>
-      <w:r>
-        <w:t>17</w:t>
-      </w:r>
-      <w:r>
-        <w:rPr>
-          <w:spacing w:val="-1"/>
-        </w:rPr>
-        <w:t xml:space="preserve"> </w:t>
-      </w:r>
-      <w:r>
-        <w:t>and</w:t>
-      </w:r>
-      <w:r>
-        <w:rPr>
-          <w:spacing w:val="-2"/>
-        </w:rPr>
-        <w:t xml:space="preserve"> </w:t>
-      </w:r>
-      <w:r>
-        <w:t>Fig.</w:t>
-      </w:r>
-      <w:r>
-        <w:rPr>
-          <w:spacing w:val="-4"/>
-        </w:rPr>
-        <w:t xml:space="preserve"> </w:t>
-      </w:r>
-      <w:r>
-        <w:t>18</w:t>
-      </w:r>
-      <w:r>
-        <w:rPr>
-          <w:spacing w:val="-1"/>
-        </w:rPr>
-        <w:t xml:space="preserve"> </w:t>
-      </w:r>
-      <w:r>
-        <w:t>group</w:t>
-      </w:r>
-      <w:r>
-        <w:rPr>
-          <w:spacing w:val="-2"/>
-        </w:rPr>
-        <w:t xml:space="preserve"> </w:t>
-      </w:r>
-      <w:r>
-        <w:t>models</w:t>
-      </w:r>
-      <w:r>
-        <w:rPr>
-          <w:spacing w:val="-3"/>
-        </w:rPr>
-        <w:t xml:space="preserve"> </w:t>
-      </w:r>
-      <w:r>
-        <w:t>by</w:t>
-      </w:r>
-      <w:r>
-        <w:rPr>
-          <w:spacing w:val="-2"/>
-        </w:rPr>
-        <w:t xml:space="preserve"> </w:t>
-      </w:r>
-      <w:r>
-        <w:t>their</w:t>
-      </w:r>
-      <w:r>
-        <w:rPr>
-          <w:spacing w:val="-2"/>
-        </w:rPr>
-        <w:t xml:space="preserve"> </w:t>
-      </w:r>
-      <w:r>
-        <w:t>learning</w:t>
-      </w:r>
-      <w:r>
-        <w:rPr>
-          <w:spacing w:val="-3"/>
-        </w:rPr>
-        <w:t xml:space="preserve"> </w:t>
-      </w:r>
-      <w:r>
-        <w:t>paradigm category and show mean accuracy trends under increasing noise</w:t>
-      </w:r>
-      <w:r>
-        <w:rPr>
-          <w:spacing w:val="-7"/>
-        </w:rPr>
-        <w:t xml:space="preserve"> </w:t>
-      </w:r>
-      <w:r>
-        <w:t>rates,</w:t>
-      </w:r>
-      <w:r>
-        <w:rPr>
-          <w:spacing w:val="-7"/>
-        </w:rPr>
-        <w:t xml:space="preserve"> </w:t>
-      </w:r>
-      <w:r>
-        <w:t>separately</w:t>
-      </w:r>
-      <w:r>
-        <w:rPr>
-          <w:spacing w:val="-6"/>
-        </w:rPr>
-        <w:t xml:space="preserve"> </w:t>
-      </w:r>
-      <w:r>
-        <w:t>for</w:t>
-      </w:r>
-      <w:r>
-        <w:rPr>
-          <w:spacing w:val="-7"/>
-        </w:rPr>
-        <w:t xml:space="preserve"> </w:t>
-      </w:r>
-      <w:r>
-        <w:t>each</w:t>
-      </w:r>
-      <w:r>
-        <w:rPr>
-          <w:spacing w:val="-8"/>
-        </w:rPr>
-        <w:t xml:space="preserve"> </w:t>
-      </w:r>
-      <w:r>
-        <w:t>dataset.</w:t>
-      </w:r>
-      <w:r>
-        <w:rPr>
-          <w:spacing w:val="-7"/>
-        </w:rPr>
-        <w:t xml:space="preserve"> </w:t>
-      </w:r>
-      <w:r>
-        <w:t>On</w:t>
-      </w:r>
-      <w:r>
-        <w:rPr>
-          <w:spacing w:val="-6"/>
-        </w:rPr>
-        <w:t xml:space="preserve"> </w:t>
-      </w:r>
-      <w:r>
-        <w:t>the</w:t>
-      </w:r>
-      <w:r>
-        <w:rPr>
-          <w:spacing w:val="-7"/>
-        </w:rPr>
-        <w:t xml:space="preserve"> </w:t>
-      </w:r>
-      <w:r>
-        <w:t>Breast</w:t>
-      </w:r>
-      <w:r>
-        <w:rPr>
-          <w:spacing w:val="-6"/>
-        </w:rPr>
-        <w:t xml:space="preserve"> </w:t>
-      </w:r>
-      <w:r>
-        <w:t>Cancer Wisconsin</w:t>
-      </w:r>
-      <w:r>
-        <w:rPr>
-          <w:spacing w:val="-1"/>
-        </w:rPr>
-        <w:t xml:space="preserve"> </w:t>
-      </w:r>
-      <w:r>
-        <w:t xml:space="preserve">dataset, the margin-based category (SVM) consistently shows the flattest degradation curve under both noise types. The tree-based category (Decision Tree) shows the steepest decline. Ensemble and boosting categories fall between these extremes, confirming that aggregation provides partial but not complete protection against label </w:t>
-      </w:r>
-      <w:r>
-        <w:rPr>
-          <w:spacing w:val="-2"/>
-        </w:rPr>
-        <w:t>corruption.</w:t>
-      </w:r>
-    </w:p>
-    <w:p>
-      <w:pPr>
-        <w:pStyle w:val="BodyText"/>
-        <w:spacing w:before="79"/>
-      </w:pPr>
-      <w:r>
-        <w:t>On the Adult dataset, the category pattern shifts under asymmetric noise: the instance-based category (KNN) becomes the most stable, overtaking the margin-based category. This cross-dataset divergence reinforces the conclusion that no single learning paradigm is universally most robust; the interaction between model design, data structure, and noise type determines the observed behavior.</w:t>
-      </w:r>
-    </w:p>
-    <w:p>
-      <w:pPr>
-        <w:pStyle w:val="BodyText"/>
+        <w:spacing w:before="9"/>
         <w:ind w:left="0"/>
         <w:jc w:val="left"/>
         <w:rPr>
-          <w:sz w:val="13"/>
+          <w:b/>
+          <w:i/>
+          <w:sz w:val="3"/>
+        </w:rPr>
+      </w:pPr>
+    </w:p>
+    <w:p>
+      <w:pPr>
+        <w:spacing w:before="161"/>
+        <w:ind w:left="61" w:right="204"/>
+        <w:jc w:val="center"/>
+        <w:rPr>
+          <w:b/>
+          <w:i/>
+          <w:sz w:val="16"/>
+        </w:rPr>
+      </w:pPr>
+      <w:r>
+        <w:rPr>
+          <w:noProof/>
+        </w:rPr>
+        <w:lastRenderedPageBreak/>
+        <w:drawing>
+          <wp:inline distT="0" distB="0" distL="0" distR="0" wp14:anchorId="626E148A" wp14:editId="6F912A7E">
+            <wp:extent cx="3058160" cy="1182941"/>
+            <wp:effectExtent l="0" t="0" r="0" b="0"/>
+            <wp:docPr id="451118266" name="Picture 14"/>
+            <wp:cNvGraphicFramePr>
+              <a:graphicFrameLocks xmlns:a="http://schemas.openxmlformats.org/drawingml/2006/main" noChangeAspect="1"/>
+            </wp:cNvGraphicFramePr>
+            <a:graphic xmlns:a="http://schemas.openxmlformats.org/drawingml/2006/main">
+              <a:graphicData uri="http://schemas.openxmlformats.org/drawingml/2006/picture">
+                <pic:pic xmlns:pic="http://schemas.openxmlformats.org/drawingml/2006/picture">
+                  <pic:nvPicPr>
+                    <pic:cNvPr id="0" name="Picture 5"/>
+                    <pic:cNvPicPr>
+                      <a:picLocks noChangeAspect="1" noChangeArrowheads="1"/>
+                    </pic:cNvPicPr>
+                  </pic:nvPicPr>
+                  <pic:blipFill>
+                    <a:blip r:embed="rId24" cstate="print">
+                      <a:extLst>
+                        <a:ext uri="{28A0092B-C50C-407E-A947-70E740481C1C}">
+                          <a14:useLocalDpi xmlns:a14="http://schemas.microsoft.com/office/drawing/2010/main" val="0"/>
+                        </a:ext>
+                      </a:extLst>
+                    </a:blip>
+                    <a:srcRect/>
+                    <a:stretch>
+                      <a:fillRect/>
+                    </a:stretch>
+                  </pic:blipFill>
+                  <pic:spPr bwMode="auto">
+                    <a:xfrm>
+                      <a:off x="0" y="0"/>
+                      <a:ext cx="3065043" cy="1185603"/>
+                    </a:xfrm>
+                    <a:prstGeom prst="rect">
+                      <a:avLst/>
+                    </a:prstGeom>
+                    <a:noFill/>
+                    <a:ln>
+                      <a:noFill/>
+                    </a:ln>
+                  </pic:spPr>
+                </pic:pic>
+              </a:graphicData>
+            </a:graphic>
+          </wp:inline>
+        </w:drawing>
+      </w:r>
+      <w:r>
+        <w:rPr>
+          <w:b/>
+          <w:i/>
+          <w:sz w:val="16"/>
+        </w:rPr>
+        <w:t>Fig.</w:t>
+      </w:r>
+      <w:r>
+        <w:rPr>
+          <w:b/>
+          <w:i/>
+          <w:spacing w:val="-5"/>
+          <w:sz w:val="16"/>
+        </w:rPr>
+        <w:t xml:space="preserve"> </w:t>
+      </w:r>
+      <w:r>
+        <w:rPr>
+          <w:b/>
+          <w:i/>
+          <w:sz w:val="16"/>
+        </w:rPr>
+        <w:t>14.</w:t>
+      </w:r>
+      <w:r>
+        <w:rPr>
+          <w:b/>
+          <w:i/>
+          <w:spacing w:val="-5"/>
+          <w:sz w:val="16"/>
+        </w:rPr>
+        <w:t xml:space="preserve"> </w:t>
+      </w:r>
+      <w:r>
+        <w:rPr>
+          <w:b/>
+          <w:i/>
+          <w:sz w:val="16"/>
+        </w:rPr>
+        <w:t>Accuracy</w:t>
+      </w:r>
+      <w:r>
+        <w:rPr>
+          <w:b/>
+          <w:i/>
+          <w:spacing w:val="-2"/>
+          <w:sz w:val="16"/>
+        </w:rPr>
+        <w:t xml:space="preserve"> </w:t>
+      </w:r>
+      <w:r>
+        <w:rPr>
+          <w:b/>
+          <w:i/>
+          <w:sz w:val="16"/>
+        </w:rPr>
+        <w:t>heatmap</w:t>
+      </w:r>
+      <w:r>
+        <w:rPr>
+          <w:b/>
+          <w:i/>
+          <w:spacing w:val="-4"/>
+          <w:sz w:val="16"/>
+        </w:rPr>
+        <w:t xml:space="preserve"> </w:t>
+      </w:r>
+      <w:r>
+        <w:rPr>
+          <w:b/>
+          <w:i/>
+          <w:sz w:val="16"/>
+        </w:rPr>
+        <w:t>across</w:t>
+      </w:r>
+      <w:r>
+        <w:rPr>
+          <w:b/>
+          <w:i/>
+          <w:spacing w:val="-5"/>
+          <w:sz w:val="16"/>
+        </w:rPr>
+        <w:t xml:space="preserve"> </w:t>
+      </w:r>
+      <w:r>
+        <w:rPr>
+          <w:b/>
+          <w:i/>
+          <w:sz w:val="16"/>
+        </w:rPr>
+        <w:t>all</w:t>
+      </w:r>
+      <w:r>
+        <w:rPr>
+          <w:b/>
+          <w:i/>
+          <w:spacing w:val="-4"/>
+          <w:sz w:val="16"/>
+        </w:rPr>
+        <w:t xml:space="preserve"> </w:t>
+      </w:r>
+      <w:r>
+        <w:rPr>
+          <w:b/>
+          <w:i/>
+          <w:sz w:val="16"/>
+        </w:rPr>
+        <w:t>models</w:t>
+      </w:r>
+      <w:r>
+        <w:rPr>
+          <w:b/>
+          <w:i/>
+          <w:spacing w:val="-5"/>
+          <w:sz w:val="16"/>
+        </w:rPr>
+        <w:t xml:space="preserve"> </w:t>
+      </w:r>
+      <w:r>
+        <w:rPr>
+          <w:b/>
+          <w:i/>
+          <w:sz w:val="16"/>
+        </w:rPr>
+        <w:t>and</w:t>
+      </w:r>
+      <w:r>
+        <w:rPr>
+          <w:b/>
+          <w:i/>
+          <w:spacing w:val="-4"/>
+          <w:sz w:val="16"/>
+        </w:rPr>
+        <w:t xml:space="preserve"> </w:t>
+      </w:r>
+      <w:r>
+        <w:rPr>
+          <w:b/>
+          <w:i/>
+          <w:sz w:val="16"/>
+        </w:rPr>
+        <w:t>noise</w:t>
+      </w:r>
+      <w:r>
+        <w:rPr>
+          <w:b/>
+          <w:i/>
+          <w:spacing w:val="-5"/>
+          <w:sz w:val="16"/>
+        </w:rPr>
+        <w:t xml:space="preserve"> </w:t>
+      </w:r>
+      <w:r>
+        <w:rPr>
+          <w:b/>
+          <w:i/>
+          <w:sz w:val="16"/>
+        </w:rPr>
+        <w:t>levels</w:t>
+      </w:r>
+      <w:r>
+        <w:rPr>
+          <w:b/>
+          <w:i/>
+          <w:spacing w:val="-3"/>
+          <w:sz w:val="16"/>
+        </w:rPr>
+        <w:t xml:space="preserve"> </w:t>
+      </w:r>
+      <w:r>
+        <w:rPr>
+          <w:b/>
+          <w:i/>
+          <w:sz w:val="16"/>
+        </w:rPr>
+        <w:t>for</w:t>
+      </w:r>
+      <w:r>
+        <w:rPr>
+          <w:b/>
+          <w:i/>
+          <w:spacing w:val="40"/>
+          <w:sz w:val="16"/>
+        </w:rPr>
+        <w:t xml:space="preserve"> </w:t>
+      </w:r>
+      <w:r>
+        <w:rPr>
+          <w:b/>
+          <w:i/>
+          <w:sz w:val="16"/>
+        </w:rPr>
+        <w:t>symmetric (left) and asymmetric (right) noise</w:t>
+      </w:r>
+      <w:r>
+        <w:rPr>
+          <w:b/>
+          <w:i/>
+          <w:sz w:val="16"/>
+        </w:rPr>
+        <w:t xml:space="preserve"> </w:t>
+      </w:r>
+      <w:r>
+        <w:rPr>
+          <w:b/>
+          <w:i/>
+          <w:sz w:val="16"/>
+        </w:rPr>
+        <w:t>- Breast Cancer Wisconsin</w:t>
+      </w:r>
+      <w:r>
+        <w:rPr>
+          <w:b/>
+          <w:i/>
+          <w:sz w:val="16"/>
+        </w:rPr>
+        <w:t>.</w:t>
+      </w:r>
+    </w:p>
+    <w:p>
+      <w:pPr>
+        <w:spacing w:before="161"/>
+        <w:ind w:left="61" w:right="204"/>
+        <w:jc w:val="center"/>
+        <w:rPr>
+          <w:b/>
+          <w:i/>
+          <w:sz w:val="16"/>
+        </w:rPr>
+      </w:pPr>
+      <w:r>
+        <w:rPr>
+          <w:noProof/>
+        </w:rPr>
+        <w:drawing>
+          <wp:inline distT="0" distB="0" distL="0" distR="0" wp14:anchorId="7FB2A79C" wp14:editId="46A62974">
+            <wp:extent cx="3058160" cy="1237329"/>
+            <wp:effectExtent l="0" t="0" r="0" b="1270"/>
+            <wp:docPr id="243483941" name="Picture 15"/>
+            <wp:cNvGraphicFramePr>
+              <a:graphicFrameLocks xmlns:a="http://schemas.openxmlformats.org/drawingml/2006/main" noChangeAspect="1"/>
+            </wp:cNvGraphicFramePr>
+            <a:graphic xmlns:a="http://schemas.openxmlformats.org/drawingml/2006/main">
+              <a:graphicData uri="http://schemas.openxmlformats.org/drawingml/2006/picture">
+                <pic:pic xmlns:pic="http://schemas.openxmlformats.org/drawingml/2006/picture">
+                  <pic:nvPicPr>
+                    <pic:cNvPr id="0" name="Picture 7"/>
+                    <pic:cNvPicPr>
+                      <a:picLocks noChangeAspect="1" noChangeArrowheads="1"/>
+                    </pic:cNvPicPr>
+                  </pic:nvPicPr>
+                  <pic:blipFill>
+                    <a:blip r:embed="rId25" cstate="print">
+                      <a:extLst>
+                        <a:ext uri="{28A0092B-C50C-407E-A947-70E740481C1C}">
+                          <a14:useLocalDpi xmlns:a14="http://schemas.microsoft.com/office/drawing/2010/main" val="0"/>
+                        </a:ext>
+                      </a:extLst>
+                    </a:blip>
+                    <a:srcRect/>
+                    <a:stretch>
+                      <a:fillRect/>
+                    </a:stretch>
+                  </pic:blipFill>
+                  <pic:spPr bwMode="auto">
+                    <a:xfrm>
+                      <a:off x="0" y="0"/>
+                      <a:ext cx="3073285" cy="1243449"/>
+                    </a:xfrm>
+                    <a:prstGeom prst="rect">
+                      <a:avLst/>
+                    </a:prstGeom>
+                    <a:noFill/>
+                    <a:ln>
+                      <a:noFill/>
+                    </a:ln>
+                  </pic:spPr>
+                </pic:pic>
+              </a:graphicData>
+            </a:graphic>
+          </wp:inline>
+        </w:drawing>
+      </w:r>
+    </w:p>
+    <w:p>
+      <w:pPr>
+        <w:spacing w:before="161"/>
+        <w:ind w:left="61" w:right="204"/>
+        <w:jc w:val="center"/>
+        <w:rPr>
+          <w:b/>
+          <w:i/>
+          <w:sz w:val="16"/>
+        </w:rPr>
+      </w:pPr>
+      <w:r>
+        <w:rPr>
+          <w:b/>
+          <w:i/>
+          <w:sz w:val="16"/>
+        </w:rPr>
+        <w:t>Fig.</w:t>
+      </w:r>
+      <w:r>
+        <w:rPr>
+          <w:b/>
+          <w:i/>
+          <w:spacing w:val="-5"/>
+          <w:sz w:val="16"/>
+        </w:rPr>
+        <w:t xml:space="preserve"> </w:t>
+      </w:r>
+      <w:r>
+        <w:rPr>
+          <w:b/>
+          <w:i/>
+          <w:sz w:val="16"/>
+        </w:rPr>
+        <w:t>14.</w:t>
+      </w:r>
+      <w:r>
+        <w:rPr>
+          <w:b/>
+          <w:i/>
+          <w:spacing w:val="-5"/>
+          <w:sz w:val="16"/>
+        </w:rPr>
+        <w:t xml:space="preserve"> </w:t>
+      </w:r>
+      <w:r>
+        <w:rPr>
+          <w:b/>
+          <w:i/>
+          <w:sz w:val="16"/>
+        </w:rPr>
+        <w:t>Accuracy</w:t>
+      </w:r>
+      <w:r>
+        <w:rPr>
+          <w:b/>
+          <w:i/>
+          <w:spacing w:val="-2"/>
+          <w:sz w:val="16"/>
+        </w:rPr>
+        <w:t xml:space="preserve"> </w:t>
+      </w:r>
+      <w:r>
+        <w:rPr>
+          <w:b/>
+          <w:i/>
+          <w:sz w:val="16"/>
+        </w:rPr>
+        <w:t>heatmap</w:t>
+      </w:r>
+      <w:r>
+        <w:rPr>
+          <w:b/>
+          <w:i/>
+          <w:spacing w:val="-4"/>
+          <w:sz w:val="16"/>
+        </w:rPr>
+        <w:t xml:space="preserve"> </w:t>
+      </w:r>
+      <w:r>
+        <w:rPr>
+          <w:b/>
+          <w:i/>
+          <w:sz w:val="16"/>
+        </w:rPr>
+        <w:t>across</w:t>
+      </w:r>
+      <w:r>
+        <w:rPr>
+          <w:b/>
+          <w:i/>
+          <w:spacing w:val="-5"/>
+          <w:sz w:val="16"/>
+        </w:rPr>
+        <w:t xml:space="preserve"> </w:t>
+      </w:r>
+      <w:r>
+        <w:rPr>
+          <w:b/>
+          <w:i/>
+          <w:sz w:val="16"/>
+        </w:rPr>
+        <w:t>all</w:t>
+      </w:r>
+      <w:r>
+        <w:rPr>
+          <w:b/>
+          <w:i/>
+          <w:spacing w:val="-4"/>
+          <w:sz w:val="16"/>
+        </w:rPr>
+        <w:t xml:space="preserve"> </w:t>
+      </w:r>
+      <w:r>
+        <w:rPr>
+          <w:b/>
+          <w:i/>
+          <w:sz w:val="16"/>
+        </w:rPr>
+        <w:t>models</w:t>
+      </w:r>
+      <w:r>
+        <w:rPr>
+          <w:b/>
+          <w:i/>
+          <w:spacing w:val="-5"/>
+          <w:sz w:val="16"/>
+        </w:rPr>
+        <w:t xml:space="preserve"> </w:t>
+      </w:r>
+      <w:r>
+        <w:rPr>
+          <w:b/>
+          <w:i/>
+          <w:sz w:val="16"/>
+        </w:rPr>
+        <w:t>and</w:t>
+      </w:r>
+      <w:r>
+        <w:rPr>
+          <w:b/>
+          <w:i/>
+          <w:spacing w:val="-4"/>
+          <w:sz w:val="16"/>
+        </w:rPr>
+        <w:t xml:space="preserve"> </w:t>
+      </w:r>
+      <w:r>
+        <w:rPr>
+          <w:b/>
+          <w:i/>
+          <w:sz w:val="16"/>
+        </w:rPr>
+        <w:t>noise</w:t>
+      </w:r>
+      <w:r>
+        <w:rPr>
+          <w:b/>
+          <w:i/>
+          <w:spacing w:val="-5"/>
+          <w:sz w:val="16"/>
+        </w:rPr>
+        <w:t xml:space="preserve"> </w:t>
+      </w:r>
+      <w:r>
+        <w:rPr>
+          <w:b/>
+          <w:i/>
+          <w:sz w:val="16"/>
+        </w:rPr>
+        <w:t>levels</w:t>
+      </w:r>
+      <w:r>
+        <w:rPr>
+          <w:b/>
+          <w:i/>
+          <w:spacing w:val="-3"/>
+          <w:sz w:val="16"/>
+        </w:rPr>
+        <w:t xml:space="preserve"> </w:t>
+      </w:r>
+      <w:r>
+        <w:rPr>
+          <w:b/>
+          <w:i/>
+          <w:sz w:val="16"/>
+        </w:rPr>
+        <w:t>for</w:t>
+      </w:r>
+      <w:r>
+        <w:rPr>
+          <w:b/>
+          <w:i/>
+          <w:spacing w:val="40"/>
+          <w:sz w:val="16"/>
+        </w:rPr>
+        <w:t xml:space="preserve"> </w:t>
+      </w:r>
+      <w:r>
+        <w:rPr>
+          <w:b/>
+          <w:i/>
+          <w:sz w:val="16"/>
+        </w:rPr>
+        <w:t xml:space="preserve">symmetric (left) and asymmetric (right) noise </w:t>
+      </w:r>
+      <w:r>
+        <w:rPr>
+          <w:b/>
+          <w:i/>
+          <w:sz w:val="16"/>
+        </w:rPr>
+        <w:t>–</w:t>
+      </w:r>
+      <w:r>
+        <w:rPr>
+          <w:b/>
+          <w:i/>
+          <w:sz w:val="16"/>
+        </w:rPr>
+        <w:t xml:space="preserve"> </w:t>
+      </w:r>
+      <w:r>
+        <w:rPr>
+          <w:b/>
+          <w:i/>
+          <w:sz w:val="16"/>
+        </w:rPr>
+        <w:t>Adult Income Dataset</w:t>
+      </w:r>
+    </w:p>
+    <w:p>
+      <w:pPr>
+        <w:spacing w:before="161"/>
+        <w:ind w:left="61" w:right="204"/>
+        <w:jc w:val="both"/>
+        <w:rPr>
+          <w:spacing w:val="-2"/>
+          <w:sz w:val="20"/>
+          <w:szCs w:val="20"/>
+        </w:rPr>
+      </w:pPr>
+      <w:r>
+        <w:rPr>
+          <w:sz w:val="20"/>
+          <w:szCs w:val="20"/>
+        </w:rPr>
+        <w:t>Fig.</w:t>
+      </w:r>
+      <w:r>
+        <w:rPr>
+          <w:sz w:val="20"/>
+          <w:szCs w:val="20"/>
+        </w:rPr>
+        <w:t xml:space="preserve"> </w:t>
+      </w:r>
+      <w:r>
+        <w:rPr>
+          <w:sz w:val="20"/>
+          <w:szCs w:val="20"/>
+        </w:rPr>
+        <w:t>15</w:t>
+      </w:r>
+      <w:r>
+        <w:rPr>
+          <w:sz w:val="20"/>
+          <w:szCs w:val="20"/>
+        </w:rPr>
+        <w:t xml:space="preserve"> and 15b </w:t>
+      </w:r>
+      <w:r>
+        <w:rPr>
+          <w:sz w:val="20"/>
+          <w:szCs w:val="20"/>
+        </w:rPr>
+        <w:t xml:space="preserve">show the degradation slope analysis, where steeper bars </w:t>
+      </w:r>
+      <w:r>
+        <w:rPr>
+          <w:spacing w:val="-2"/>
+          <w:sz w:val="20"/>
+          <w:szCs w:val="20"/>
+        </w:rPr>
+        <w:t>indicate</w:t>
+      </w:r>
+      <w:r>
+        <w:rPr>
+          <w:spacing w:val="-4"/>
+          <w:sz w:val="20"/>
+          <w:szCs w:val="20"/>
+        </w:rPr>
+        <w:t xml:space="preserve"> </w:t>
+      </w:r>
+      <w:r>
+        <w:rPr>
+          <w:spacing w:val="-2"/>
+          <w:sz w:val="20"/>
+          <w:szCs w:val="20"/>
+        </w:rPr>
+        <w:t>faster</w:t>
+      </w:r>
+      <w:r>
+        <w:rPr>
+          <w:spacing w:val="-4"/>
+          <w:sz w:val="20"/>
+          <w:szCs w:val="20"/>
+        </w:rPr>
+        <w:t xml:space="preserve"> </w:t>
+      </w:r>
+      <w:r>
+        <w:rPr>
+          <w:spacing w:val="-2"/>
+          <w:sz w:val="20"/>
+          <w:szCs w:val="20"/>
+        </w:rPr>
+        <w:t>accuracy</w:t>
+      </w:r>
+      <w:r>
+        <w:rPr>
+          <w:spacing w:val="-4"/>
+          <w:sz w:val="20"/>
+          <w:szCs w:val="20"/>
+        </w:rPr>
+        <w:t xml:space="preserve"> </w:t>
+      </w:r>
+      <w:r>
+        <w:rPr>
+          <w:spacing w:val="-2"/>
+          <w:sz w:val="20"/>
+          <w:szCs w:val="20"/>
+        </w:rPr>
+        <w:t>decline</w:t>
+      </w:r>
+      <w:r>
+        <w:rPr>
+          <w:spacing w:val="-5"/>
+          <w:sz w:val="20"/>
+          <w:szCs w:val="20"/>
+        </w:rPr>
+        <w:t xml:space="preserve"> </w:t>
+      </w:r>
+      <w:r>
+        <w:rPr>
+          <w:spacing w:val="-2"/>
+          <w:sz w:val="20"/>
+          <w:szCs w:val="20"/>
+        </w:rPr>
+        <w:t>per</w:t>
+      </w:r>
+      <w:r>
+        <w:rPr>
+          <w:spacing w:val="-4"/>
+          <w:sz w:val="20"/>
+          <w:szCs w:val="20"/>
+        </w:rPr>
+        <w:t xml:space="preserve"> </w:t>
+      </w:r>
+      <w:r>
+        <w:rPr>
+          <w:spacing w:val="-2"/>
+          <w:sz w:val="20"/>
+          <w:szCs w:val="20"/>
+        </w:rPr>
+        <w:t>unit</w:t>
+      </w:r>
+      <w:r>
+        <w:rPr>
+          <w:spacing w:val="-4"/>
+          <w:sz w:val="20"/>
+          <w:szCs w:val="20"/>
+        </w:rPr>
+        <w:t xml:space="preserve"> </w:t>
+      </w:r>
+      <w:r>
+        <w:rPr>
+          <w:spacing w:val="-2"/>
+          <w:sz w:val="20"/>
+          <w:szCs w:val="20"/>
+        </w:rPr>
+        <w:t>increase</w:t>
+      </w:r>
+      <w:r>
+        <w:rPr>
+          <w:spacing w:val="-5"/>
+          <w:sz w:val="20"/>
+          <w:szCs w:val="20"/>
+        </w:rPr>
+        <w:t xml:space="preserve"> </w:t>
+      </w:r>
+      <w:r>
+        <w:rPr>
+          <w:spacing w:val="-2"/>
+          <w:sz w:val="20"/>
+          <w:szCs w:val="20"/>
+        </w:rPr>
+        <w:t>in</w:t>
+      </w:r>
+      <w:r>
+        <w:rPr>
+          <w:spacing w:val="-4"/>
+          <w:sz w:val="20"/>
+          <w:szCs w:val="20"/>
+        </w:rPr>
+        <w:t xml:space="preserve"> </w:t>
+      </w:r>
+      <w:r>
+        <w:rPr>
+          <w:spacing w:val="-2"/>
+          <w:sz w:val="20"/>
+          <w:szCs w:val="20"/>
+        </w:rPr>
+        <w:t>noise</w:t>
+      </w:r>
+      <w:r>
+        <w:rPr>
+          <w:spacing w:val="-5"/>
+          <w:sz w:val="20"/>
+          <w:szCs w:val="20"/>
+        </w:rPr>
+        <w:t xml:space="preserve"> </w:t>
+      </w:r>
+      <w:r>
+        <w:rPr>
+          <w:spacing w:val="-2"/>
+          <w:sz w:val="20"/>
+          <w:szCs w:val="20"/>
+        </w:rPr>
+        <w:t>rate.</w:t>
+      </w:r>
+      <w:r>
+        <w:rPr>
+          <w:spacing w:val="-2"/>
+          <w:sz w:val="20"/>
+          <w:szCs w:val="20"/>
+        </w:rPr>
+        <w:t xml:space="preserve"> </w:t>
+      </w:r>
+      <w:r>
+        <w:rPr>
+          <w:spacing w:val="-2"/>
+          <w:sz w:val="20"/>
+          <w:szCs w:val="20"/>
+        </w:rPr>
+        <w:t>Fig. 16</w:t>
+      </w:r>
+      <w:r>
+        <w:rPr>
+          <w:spacing w:val="-2"/>
+          <w:sz w:val="20"/>
+          <w:szCs w:val="20"/>
+        </w:rPr>
+        <w:t xml:space="preserve"> and 16b</w:t>
+      </w:r>
+      <w:r>
+        <w:rPr>
+          <w:spacing w:val="-2"/>
+          <w:sz w:val="20"/>
+          <w:szCs w:val="20"/>
+        </w:rPr>
+        <w:t xml:space="preserve"> show the degradation slope analysis, where steeper slopes indicate faster performance decline as noi</w:t>
+      </w:r>
+      <w:r>
+        <w:rPr>
+          <w:spacing w:val="-2"/>
+          <w:sz w:val="20"/>
+          <w:szCs w:val="20"/>
+        </w:rPr>
+        <w:t>se increases.</w:t>
+      </w:r>
+    </w:p>
+    <w:p>
+      <w:pPr>
+        <w:spacing w:before="161"/>
+        <w:ind w:right="204"/>
+        <w:jc w:val="both"/>
+        <w:rPr>
+          <w:spacing w:val="-2"/>
+          <w:sz w:val="20"/>
+          <w:szCs w:val="20"/>
         </w:rPr>
       </w:pPr>
       <w:r>
@@ -24434,16 +24348,16 @@
           <w:sz w:val="13"/>
         </w:rPr>
         <w:drawing>
-          <wp:anchor distT="0" distB="0" distL="0" distR="0" simplePos="0" relativeHeight="487600640" behindDoc="1" locked="0" layoutInCell="1" allowOverlap="1" wp14:anchorId="45D4356E" wp14:editId="7912996B">
+          <wp:anchor distT="0" distB="0" distL="0" distR="0" simplePos="0" relativeHeight="487604736" behindDoc="1" locked="0" layoutInCell="1" allowOverlap="1" wp14:anchorId="23ECFB47" wp14:editId="60818E4A">
             <wp:simplePos x="0" y="0"/>
             <wp:positionH relativeFrom="page">
-              <wp:posOffset>621710</wp:posOffset>
+              <wp:posOffset>3900170</wp:posOffset>
             </wp:positionH>
             <wp:positionV relativeFrom="paragraph">
-              <wp:posOffset>110711</wp:posOffset>
+              <wp:posOffset>317500</wp:posOffset>
             </wp:positionV>
-            <wp:extent cx="2998236" cy="2185416"/>
-            <wp:effectExtent l="0" t="0" r="0" b="0"/>
+            <wp:extent cx="2997200" cy="2009775"/>
+            <wp:effectExtent l="0" t="0" r="0" b="9525"/>
             <wp:wrapTopAndBottom/>
             <wp:docPr id="29" name="Image 29"/>
             <wp:cNvGraphicFramePr>
@@ -24465,7 +24379,7 @@
                   <pic:spPr>
                     <a:xfrm>
                       <a:off x="0" y="0"/>
-                      <a:ext cx="2998236" cy="2185416"/>
+                      <a:ext cx="2997200" cy="2009775"/>
                     </a:xfrm>
                     <a:prstGeom prst="rect">
                       <a:avLst/>
@@ -24474,14 +24388,1496 @@
                 </pic:pic>
               </a:graphicData>
             </a:graphic>
+            <wp14:sizeRelV relativeFrom="margin">
+              <wp14:pctHeight>0</wp14:pctHeight>
+            </wp14:sizeRelV>
           </wp:anchor>
         </w:drawing>
       </w:r>
+      <w:r>
+        <w:rPr>
+          <w:noProof/>
+        </w:rPr>
+        <w:drawing>
+          <wp:inline distT="0" distB="0" distL="0" distR="0" wp14:anchorId="421CDCA9" wp14:editId="5E1AD690">
+            <wp:extent cx="3058160" cy="1162545"/>
+            <wp:effectExtent l="0" t="0" r="0" b="0"/>
+            <wp:docPr id="633448412" name="Picture 16"/>
+            <wp:cNvGraphicFramePr>
+              <a:graphicFrameLocks xmlns:a="http://schemas.openxmlformats.org/drawingml/2006/main" noChangeAspect="1"/>
+            </wp:cNvGraphicFramePr>
+            <a:graphic xmlns:a="http://schemas.openxmlformats.org/drawingml/2006/main">
+              <a:graphicData uri="http://schemas.openxmlformats.org/drawingml/2006/picture">
+                <pic:pic xmlns:pic="http://schemas.openxmlformats.org/drawingml/2006/picture">
+                  <pic:nvPicPr>
+                    <pic:cNvPr id="0" name="Picture 9"/>
+                    <pic:cNvPicPr>
+                      <a:picLocks noChangeAspect="1" noChangeArrowheads="1"/>
+                    </pic:cNvPicPr>
+                  </pic:nvPicPr>
+                  <pic:blipFill>
+                    <a:blip r:embed="rId27" cstate="print">
+                      <a:extLst>
+                        <a:ext uri="{28A0092B-C50C-407E-A947-70E740481C1C}">
+                          <a14:useLocalDpi xmlns:a14="http://schemas.microsoft.com/office/drawing/2010/main" val="0"/>
+                        </a:ext>
+                      </a:extLst>
+                    </a:blip>
+                    <a:srcRect/>
+                    <a:stretch>
+                      <a:fillRect/>
+                    </a:stretch>
+                  </pic:blipFill>
+                  <pic:spPr bwMode="auto">
+                    <a:xfrm>
+                      <a:off x="0" y="0"/>
+                      <a:ext cx="3065829" cy="1165460"/>
+                    </a:xfrm>
+                    <a:prstGeom prst="rect">
+                      <a:avLst/>
+                    </a:prstGeom>
+                    <a:noFill/>
+                    <a:ln>
+                      <a:noFill/>
+                    </a:ln>
+                  </pic:spPr>
+                </pic:pic>
+              </a:graphicData>
+            </a:graphic>
+          </wp:inline>
+        </w:drawing>
+      </w:r>
+    </w:p>
+    <w:p>
+      <w:pPr>
+        <w:spacing w:before="69"/>
+        <w:ind w:left="75" w:right="20"/>
+        <w:jc w:val="center"/>
+        <w:rPr>
+          <w:b/>
+          <w:i/>
+          <w:sz w:val="16"/>
+        </w:rPr>
+      </w:pPr>
+      <w:r>
+        <w:rPr>
+          <w:b/>
+          <w:i/>
+          <w:sz w:val="16"/>
+        </w:rPr>
+        <w:t>Fig.</w:t>
+      </w:r>
+      <w:r>
+        <w:rPr>
+          <w:b/>
+          <w:i/>
+          <w:spacing w:val="-5"/>
+          <w:sz w:val="16"/>
+        </w:rPr>
+        <w:t xml:space="preserve"> </w:t>
+      </w:r>
+      <w:r>
+        <w:rPr>
+          <w:b/>
+          <w:i/>
+          <w:sz w:val="16"/>
+        </w:rPr>
+        <w:t>15.</w:t>
+      </w:r>
+      <w:r>
+        <w:rPr>
+          <w:b/>
+          <w:i/>
+          <w:spacing w:val="-5"/>
+          <w:sz w:val="16"/>
+        </w:rPr>
+        <w:t xml:space="preserve"> </w:t>
+      </w:r>
+      <w:r>
+        <w:rPr>
+          <w:b/>
+          <w:i/>
+          <w:sz w:val="16"/>
+        </w:rPr>
+        <w:t>Relative</w:t>
+      </w:r>
+      <w:r>
+        <w:rPr>
+          <w:b/>
+          <w:i/>
+          <w:spacing w:val="-5"/>
+          <w:sz w:val="16"/>
+        </w:rPr>
+        <w:t xml:space="preserve"> </w:t>
+      </w:r>
+      <w:r>
+        <w:rPr>
+          <w:b/>
+          <w:i/>
+          <w:sz w:val="16"/>
+        </w:rPr>
+        <w:t>accuracy</w:t>
+      </w:r>
+      <w:r>
+        <w:rPr>
+          <w:b/>
+          <w:i/>
+          <w:spacing w:val="-5"/>
+          <w:sz w:val="16"/>
+        </w:rPr>
+        <w:t xml:space="preserve"> </w:t>
+      </w:r>
+      <w:proofErr w:type="gramStart"/>
+      <w:r>
+        <w:rPr>
+          <w:b/>
+          <w:i/>
+          <w:sz w:val="16"/>
+        </w:rPr>
+        <w:t>drop</w:t>
+      </w:r>
+      <w:proofErr w:type="gramEnd"/>
+      <w:r>
+        <w:rPr>
+          <w:b/>
+          <w:i/>
+          <w:spacing w:val="-2"/>
+          <w:sz w:val="16"/>
+        </w:rPr>
+        <w:t xml:space="preserve"> </w:t>
+      </w:r>
+      <w:r>
+        <w:rPr>
+          <w:b/>
+          <w:i/>
+          <w:sz w:val="16"/>
+        </w:rPr>
+        <w:t>heatmap</w:t>
+      </w:r>
+      <w:r>
+        <w:rPr>
+          <w:b/>
+          <w:i/>
+          <w:spacing w:val="-4"/>
+          <w:sz w:val="16"/>
+        </w:rPr>
+        <w:t xml:space="preserve"> </w:t>
+      </w:r>
+      <w:r>
+        <w:rPr>
+          <w:b/>
+          <w:i/>
+          <w:sz w:val="16"/>
+        </w:rPr>
+        <w:t>for</w:t>
+      </w:r>
+      <w:r>
+        <w:rPr>
+          <w:b/>
+          <w:i/>
+          <w:spacing w:val="-5"/>
+          <w:sz w:val="16"/>
+        </w:rPr>
+        <w:t xml:space="preserve"> </w:t>
+      </w:r>
+      <w:r>
+        <w:rPr>
+          <w:b/>
+          <w:i/>
+          <w:sz w:val="16"/>
+        </w:rPr>
+        <w:t>all</w:t>
+      </w:r>
+      <w:r>
+        <w:rPr>
+          <w:b/>
+          <w:i/>
+          <w:spacing w:val="-4"/>
+          <w:sz w:val="16"/>
+        </w:rPr>
+        <w:t xml:space="preserve"> </w:t>
+      </w:r>
+      <w:r>
+        <w:rPr>
+          <w:b/>
+          <w:i/>
+          <w:sz w:val="16"/>
+        </w:rPr>
+        <w:t>models</w:t>
+      </w:r>
+      <w:r>
+        <w:rPr>
+          <w:b/>
+          <w:i/>
+          <w:spacing w:val="-5"/>
+          <w:sz w:val="16"/>
+        </w:rPr>
+        <w:t xml:space="preserve"> </w:t>
+      </w:r>
+      <w:r>
+        <w:rPr>
+          <w:b/>
+          <w:i/>
+          <w:sz w:val="16"/>
+        </w:rPr>
+        <w:t>and</w:t>
+      </w:r>
+      <w:r>
+        <w:rPr>
+          <w:b/>
+          <w:i/>
+          <w:spacing w:val="-2"/>
+          <w:sz w:val="16"/>
+        </w:rPr>
+        <w:t xml:space="preserve"> </w:t>
+      </w:r>
+      <w:r>
+        <w:rPr>
+          <w:b/>
+          <w:i/>
+          <w:sz w:val="16"/>
+        </w:rPr>
+        <w:t>noise</w:t>
+      </w:r>
+      <w:r>
+        <w:rPr>
+          <w:b/>
+          <w:i/>
+          <w:spacing w:val="-5"/>
+          <w:sz w:val="16"/>
+        </w:rPr>
+        <w:t xml:space="preserve"> </w:t>
+      </w:r>
+      <w:r>
+        <w:rPr>
+          <w:b/>
+          <w:i/>
+          <w:sz w:val="16"/>
+        </w:rPr>
+        <w:t>levels</w:t>
+      </w:r>
+      <w:r>
+        <w:rPr>
+          <w:b/>
+          <w:i/>
+          <w:spacing w:val="40"/>
+          <w:sz w:val="16"/>
+        </w:rPr>
+        <w:t xml:space="preserve"> </w:t>
+      </w:r>
+      <w:r>
+        <w:rPr>
+          <w:b/>
+          <w:i/>
+          <w:sz w:val="16"/>
+        </w:rPr>
+        <w:t>under both noise types - Breast Cancer Wisconsin.</w:t>
+      </w:r>
+    </w:p>
+    <w:p>
+      <w:pPr>
+        <w:spacing w:before="69"/>
+        <w:ind w:left="75" w:right="20"/>
+        <w:jc w:val="center"/>
+        <w:rPr>
+          <w:b/>
+          <w:i/>
+          <w:sz w:val="16"/>
+        </w:rPr>
+      </w:pPr>
+      <w:r>
+        <w:rPr>
+          <w:noProof/>
+        </w:rPr>
+        <w:drawing>
+          <wp:inline distT="0" distB="0" distL="0" distR="0" wp14:anchorId="17E0659E" wp14:editId="601D4632">
+            <wp:extent cx="3058160" cy="1206736"/>
+            <wp:effectExtent l="0" t="0" r="8890" b="0"/>
+            <wp:docPr id="1840433121" name="Picture 17"/>
+            <wp:cNvGraphicFramePr>
+              <a:graphicFrameLocks xmlns:a="http://schemas.openxmlformats.org/drawingml/2006/main" noChangeAspect="1"/>
+            </wp:cNvGraphicFramePr>
+            <a:graphic xmlns:a="http://schemas.openxmlformats.org/drawingml/2006/main">
+              <a:graphicData uri="http://schemas.openxmlformats.org/drawingml/2006/picture">
+                <pic:pic xmlns:pic="http://schemas.openxmlformats.org/drawingml/2006/picture">
+                  <pic:nvPicPr>
+                    <pic:cNvPr id="0" name="Picture 11"/>
+                    <pic:cNvPicPr>
+                      <a:picLocks noChangeAspect="1" noChangeArrowheads="1"/>
+                    </pic:cNvPicPr>
+                  </pic:nvPicPr>
+                  <pic:blipFill>
+                    <a:blip r:embed="rId28" cstate="print">
+                      <a:extLst>
+                        <a:ext uri="{28A0092B-C50C-407E-A947-70E740481C1C}">
+                          <a14:useLocalDpi xmlns:a14="http://schemas.microsoft.com/office/drawing/2010/main" val="0"/>
+                        </a:ext>
+                      </a:extLst>
+                    </a:blip>
+                    <a:srcRect/>
+                    <a:stretch>
+                      <a:fillRect/>
+                    </a:stretch>
+                  </pic:blipFill>
+                  <pic:spPr bwMode="auto">
+                    <a:xfrm>
+                      <a:off x="0" y="0"/>
+                      <a:ext cx="3064129" cy="1209091"/>
+                    </a:xfrm>
+                    <a:prstGeom prst="rect">
+                      <a:avLst/>
+                    </a:prstGeom>
+                    <a:noFill/>
+                    <a:ln>
+                      <a:noFill/>
+                    </a:ln>
+                  </pic:spPr>
+                </pic:pic>
+              </a:graphicData>
+            </a:graphic>
+          </wp:inline>
+        </w:drawing>
+      </w:r>
+    </w:p>
+    <w:p>
+      <w:pPr>
+        <w:spacing w:before="69"/>
+        <w:ind w:left="75" w:right="20"/>
+        <w:jc w:val="center"/>
+        <w:rPr>
+          <w:b/>
+          <w:i/>
+          <w:sz w:val="16"/>
+        </w:rPr>
+      </w:pPr>
+      <w:r>
+        <w:rPr>
+          <w:b/>
+          <w:i/>
+          <w:sz w:val="16"/>
+        </w:rPr>
+        <w:t>Fig.</w:t>
+      </w:r>
+      <w:r>
+        <w:rPr>
+          <w:b/>
+          <w:i/>
+          <w:spacing w:val="-5"/>
+          <w:sz w:val="16"/>
+        </w:rPr>
+        <w:t xml:space="preserve"> </w:t>
+      </w:r>
+      <w:r>
+        <w:rPr>
+          <w:b/>
+          <w:i/>
+          <w:sz w:val="16"/>
+        </w:rPr>
+        <w:t>15</w:t>
+      </w:r>
+      <w:r>
+        <w:rPr>
+          <w:b/>
+          <w:i/>
+          <w:sz w:val="16"/>
+        </w:rPr>
+        <w:t>b</w:t>
+      </w:r>
+      <w:r>
+        <w:rPr>
+          <w:b/>
+          <w:i/>
+          <w:sz w:val="16"/>
+        </w:rPr>
+        <w:t>.</w:t>
+      </w:r>
+      <w:r>
+        <w:rPr>
+          <w:b/>
+          <w:i/>
+          <w:spacing w:val="-5"/>
+          <w:sz w:val="16"/>
+        </w:rPr>
+        <w:t xml:space="preserve"> </w:t>
+      </w:r>
+      <w:r>
+        <w:rPr>
+          <w:b/>
+          <w:i/>
+          <w:sz w:val="16"/>
+        </w:rPr>
+        <w:t>Relative</w:t>
+      </w:r>
+      <w:r>
+        <w:rPr>
+          <w:b/>
+          <w:i/>
+          <w:spacing w:val="-5"/>
+          <w:sz w:val="16"/>
+        </w:rPr>
+        <w:t xml:space="preserve"> </w:t>
+      </w:r>
+      <w:r>
+        <w:rPr>
+          <w:b/>
+          <w:i/>
+          <w:sz w:val="16"/>
+        </w:rPr>
+        <w:t>accuracy</w:t>
+      </w:r>
+      <w:r>
+        <w:rPr>
+          <w:b/>
+          <w:i/>
+          <w:spacing w:val="-5"/>
+          <w:sz w:val="16"/>
+        </w:rPr>
+        <w:t xml:space="preserve"> </w:t>
+      </w:r>
+      <w:r>
+        <w:rPr>
+          <w:b/>
+          <w:i/>
+          <w:sz w:val="16"/>
+        </w:rPr>
+        <w:t>drop</w:t>
+      </w:r>
+      <w:r>
+        <w:rPr>
+          <w:b/>
+          <w:i/>
+          <w:spacing w:val="-2"/>
+          <w:sz w:val="16"/>
+        </w:rPr>
+        <w:t xml:space="preserve"> </w:t>
+      </w:r>
+      <w:r>
+        <w:rPr>
+          <w:b/>
+          <w:i/>
+          <w:sz w:val="16"/>
+        </w:rPr>
+        <w:t>heatmap</w:t>
+      </w:r>
+      <w:r>
+        <w:rPr>
+          <w:b/>
+          <w:i/>
+          <w:spacing w:val="-4"/>
+          <w:sz w:val="16"/>
+        </w:rPr>
+        <w:t xml:space="preserve"> </w:t>
+      </w:r>
+      <w:r>
+        <w:rPr>
+          <w:b/>
+          <w:i/>
+          <w:sz w:val="16"/>
+        </w:rPr>
+        <w:t>for</w:t>
+      </w:r>
+      <w:r>
+        <w:rPr>
+          <w:b/>
+          <w:i/>
+          <w:spacing w:val="-5"/>
+          <w:sz w:val="16"/>
+        </w:rPr>
+        <w:t xml:space="preserve"> </w:t>
+      </w:r>
+      <w:r>
+        <w:rPr>
+          <w:b/>
+          <w:i/>
+          <w:sz w:val="16"/>
+        </w:rPr>
+        <w:t>all</w:t>
+      </w:r>
+      <w:r>
+        <w:rPr>
+          <w:b/>
+          <w:i/>
+          <w:spacing w:val="-4"/>
+          <w:sz w:val="16"/>
+        </w:rPr>
+        <w:t xml:space="preserve"> </w:t>
+      </w:r>
+      <w:r>
+        <w:rPr>
+          <w:b/>
+          <w:i/>
+          <w:sz w:val="16"/>
+        </w:rPr>
+        <w:t>models</w:t>
+      </w:r>
+      <w:r>
+        <w:rPr>
+          <w:b/>
+          <w:i/>
+          <w:spacing w:val="-5"/>
+          <w:sz w:val="16"/>
+        </w:rPr>
+        <w:t xml:space="preserve"> </w:t>
+      </w:r>
+      <w:r>
+        <w:rPr>
+          <w:b/>
+          <w:i/>
+          <w:sz w:val="16"/>
+        </w:rPr>
+        <w:t>and</w:t>
+      </w:r>
+      <w:r>
+        <w:rPr>
+          <w:b/>
+          <w:i/>
+          <w:spacing w:val="-2"/>
+          <w:sz w:val="16"/>
+        </w:rPr>
+        <w:t xml:space="preserve"> </w:t>
+      </w:r>
+      <w:r>
+        <w:rPr>
+          <w:b/>
+          <w:i/>
+          <w:sz w:val="16"/>
+        </w:rPr>
+        <w:t>noise</w:t>
+      </w:r>
+      <w:r>
+        <w:rPr>
+          <w:b/>
+          <w:i/>
+          <w:spacing w:val="-5"/>
+          <w:sz w:val="16"/>
+        </w:rPr>
+        <w:t xml:space="preserve"> </w:t>
+      </w:r>
+      <w:r>
+        <w:rPr>
+          <w:b/>
+          <w:i/>
+          <w:sz w:val="16"/>
+        </w:rPr>
+        <w:t>levels</w:t>
+      </w:r>
+      <w:r>
+        <w:rPr>
+          <w:b/>
+          <w:i/>
+          <w:spacing w:val="40"/>
+          <w:sz w:val="16"/>
+        </w:rPr>
+        <w:t xml:space="preserve"> </w:t>
+      </w:r>
+      <w:r>
+        <w:rPr>
+          <w:b/>
+          <w:i/>
+          <w:sz w:val="16"/>
+        </w:rPr>
+        <w:t xml:space="preserve">under both noise types </w:t>
+      </w:r>
+      <w:r>
+        <w:rPr>
+          <w:b/>
+          <w:i/>
+          <w:sz w:val="16"/>
+        </w:rPr>
+        <w:t>–</w:t>
+      </w:r>
+      <w:r>
+        <w:rPr>
+          <w:b/>
+          <w:i/>
+          <w:sz w:val="16"/>
+        </w:rPr>
+        <w:t xml:space="preserve"> </w:t>
+      </w:r>
+      <w:r>
+        <w:rPr>
+          <w:b/>
+          <w:i/>
+          <w:sz w:val="16"/>
+        </w:rPr>
+        <w:t>Adult Income Dataset.</w:t>
+      </w:r>
+    </w:p>
+    <w:p>
+      <w:pPr>
+        <w:spacing w:before="161"/>
+        <w:ind w:right="204"/>
+        <w:jc w:val="both"/>
+        <w:rPr>
+          <w:spacing w:val="-2"/>
+          <w:sz w:val="20"/>
+          <w:szCs w:val="20"/>
+        </w:rPr>
+      </w:pPr>
+      <w:r>
+        <w:rPr>
+          <w:noProof/>
+        </w:rPr>
+        <w:drawing>
+          <wp:inline distT="0" distB="0" distL="0" distR="0" wp14:anchorId="51790319" wp14:editId="798FDAA6">
+            <wp:extent cx="3058160" cy="1274445"/>
+            <wp:effectExtent l="0" t="0" r="8890" b="1905"/>
+            <wp:docPr id="1841523965" name="Picture 18"/>
+            <wp:cNvGraphicFramePr>
+              <a:graphicFrameLocks xmlns:a="http://schemas.openxmlformats.org/drawingml/2006/main" noChangeAspect="1"/>
+            </wp:cNvGraphicFramePr>
+            <a:graphic xmlns:a="http://schemas.openxmlformats.org/drawingml/2006/main">
+              <a:graphicData uri="http://schemas.openxmlformats.org/drawingml/2006/picture">
+                <pic:pic xmlns:pic="http://schemas.openxmlformats.org/drawingml/2006/picture">
+                  <pic:nvPicPr>
+                    <pic:cNvPr id="0" name="Picture 13"/>
+                    <pic:cNvPicPr>
+                      <a:picLocks noChangeAspect="1" noChangeArrowheads="1"/>
+                    </pic:cNvPicPr>
+                  </pic:nvPicPr>
+                  <pic:blipFill>
+                    <a:blip r:embed="rId29" cstate="print">
+                      <a:extLst>
+                        <a:ext uri="{28A0092B-C50C-407E-A947-70E740481C1C}">
+                          <a14:useLocalDpi xmlns:a14="http://schemas.microsoft.com/office/drawing/2010/main" val="0"/>
+                        </a:ext>
+                      </a:extLst>
+                    </a:blip>
+                    <a:srcRect/>
+                    <a:stretch>
+                      <a:fillRect/>
+                    </a:stretch>
+                  </pic:blipFill>
+                  <pic:spPr bwMode="auto">
+                    <a:xfrm>
+                      <a:off x="0" y="0"/>
+                      <a:ext cx="3058160" cy="1274445"/>
+                    </a:xfrm>
+                    <a:prstGeom prst="rect">
+                      <a:avLst/>
+                    </a:prstGeom>
+                    <a:noFill/>
+                    <a:ln>
+                      <a:noFill/>
+                    </a:ln>
+                  </pic:spPr>
+                </pic:pic>
+              </a:graphicData>
+            </a:graphic>
+          </wp:inline>
+        </w:drawing>
+      </w:r>
+    </w:p>
+    <w:p>
+      <w:pPr>
+        <w:spacing w:before="77"/>
+        <w:ind w:left="75" w:right="20"/>
+        <w:jc w:val="center"/>
+        <w:rPr>
+          <w:b/>
+          <w:i/>
+          <w:sz w:val="16"/>
+        </w:rPr>
+      </w:pPr>
+      <w:r>
+        <w:rPr>
+          <w:b/>
+          <w:i/>
+          <w:sz w:val="16"/>
+        </w:rPr>
+        <w:t>Fig.</w:t>
+      </w:r>
+      <w:r>
+        <w:rPr>
+          <w:b/>
+          <w:i/>
+          <w:spacing w:val="-5"/>
+          <w:sz w:val="16"/>
+        </w:rPr>
+        <w:t xml:space="preserve"> </w:t>
+      </w:r>
+      <w:r>
+        <w:rPr>
+          <w:b/>
+          <w:i/>
+          <w:sz w:val="16"/>
+        </w:rPr>
+        <w:t>16.</w:t>
+      </w:r>
+      <w:r>
+        <w:rPr>
+          <w:b/>
+          <w:i/>
+          <w:spacing w:val="-2"/>
+          <w:sz w:val="16"/>
+        </w:rPr>
+        <w:t xml:space="preserve"> </w:t>
+      </w:r>
+      <w:r>
+        <w:rPr>
+          <w:b/>
+          <w:i/>
+          <w:sz w:val="16"/>
+        </w:rPr>
+        <w:t>Degradation</w:t>
+      </w:r>
+      <w:r>
+        <w:rPr>
+          <w:b/>
+          <w:i/>
+          <w:spacing w:val="-3"/>
+          <w:sz w:val="16"/>
+        </w:rPr>
+        <w:t xml:space="preserve"> </w:t>
+      </w:r>
+      <w:r>
+        <w:rPr>
+          <w:b/>
+          <w:i/>
+          <w:sz w:val="16"/>
+        </w:rPr>
+        <w:t>slope</w:t>
+      </w:r>
+      <w:r>
+        <w:rPr>
+          <w:b/>
+          <w:i/>
+          <w:spacing w:val="-5"/>
+          <w:sz w:val="16"/>
+        </w:rPr>
+        <w:t xml:space="preserve"> </w:t>
+      </w:r>
+      <w:r>
+        <w:rPr>
+          <w:b/>
+          <w:i/>
+          <w:sz w:val="16"/>
+        </w:rPr>
+        <w:t>(linear</w:t>
+      </w:r>
+      <w:r>
+        <w:rPr>
+          <w:b/>
+          <w:i/>
+          <w:spacing w:val="-3"/>
+          <w:sz w:val="16"/>
+        </w:rPr>
+        <w:t xml:space="preserve"> </w:t>
+      </w:r>
+      <w:r>
+        <w:rPr>
+          <w:b/>
+          <w:i/>
+          <w:sz w:val="16"/>
+        </w:rPr>
+        <w:t>regression</w:t>
+      </w:r>
+      <w:r>
+        <w:rPr>
+          <w:b/>
+          <w:i/>
+          <w:spacing w:val="-6"/>
+          <w:sz w:val="16"/>
+        </w:rPr>
+        <w:t xml:space="preserve"> </w:t>
+      </w:r>
+      <w:r>
+        <w:rPr>
+          <w:b/>
+          <w:i/>
+          <w:sz w:val="16"/>
+        </w:rPr>
+        <w:t>of</w:t>
+      </w:r>
+      <w:r>
+        <w:rPr>
+          <w:b/>
+          <w:i/>
+          <w:spacing w:val="-6"/>
+          <w:sz w:val="16"/>
+        </w:rPr>
+        <w:t xml:space="preserve"> </w:t>
+      </w:r>
+      <w:r>
+        <w:rPr>
+          <w:b/>
+          <w:i/>
+          <w:sz w:val="16"/>
+        </w:rPr>
+        <w:t>accuracy</w:t>
+      </w:r>
+      <w:r>
+        <w:rPr>
+          <w:b/>
+          <w:i/>
+          <w:spacing w:val="-5"/>
+          <w:sz w:val="16"/>
+        </w:rPr>
+        <w:t xml:space="preserve"> </w:t>
+      </w:r>
+      <w:r>
+        <w:rPr>
+          <w:b/>
+          <w:i/>
+          <w:sz w:val="16"/>
+        </w:rPr>
+        <w:t>on</w:t>
+      </w:r>
+      <w:r>
+        <w:rPr>
+          <w:b/>
+          <w:i/>
+          <w:spacing w:val="-6"/>
+          <w:sz w:val="16"/>
+        </w:rPr>
+        <w:t xml:space="preserve"> </w:t>
+      </w:r>
+      <w:r>
+        <w:rPr>
+          <w:b/>
+          <w:i/>
+          <w:sz w:val="16"/>
+        </w:rPr>
+        <w:t>noise</w:t>
+      </w:r>
+      <w:r>
+        <w:rPr>
+          <w:b/>
+          <w:i/>
+          <w:spacing w:val="-5"/>
+          <w:sz w:val="16"/>
+        </w:rPr>
+        <w:t xml:space="preserve"> </w:t>
+      </w:r>
+      <w:r>
+        <w:rPr>
+          <w:b/>
+          <w:i/>
+          <w:sz w:val="16"/>
+        </w:rPr>
+        <w:t>rate)</w:t>
+      </w:r>
+      <w:r>
+        <w:rPr>
+          <w:b/>
+          <w:i/>
+          <w:spacing w:val="40"/>
+          <w:sz w:val="16"/>
+        </w:rPr>
+        <w:t xml:space="preserve"> </w:t>
+      </w:r>
+      <w:r>
+        <w:rPr>
+          <w:b/>
+          <w:i/>
+          <w:sz w:val="16"/>
+        </w:rPr>
+        <w:t>for all models under symmetric (left) and asymmetric (right) noise - Breast Cancer Wisconsin.</w:t>
+      </w:r>
+    </w:p>
+    <w:p>
+      <w:pPr>
+        <w:spacing w:before="77"/>
+        <w:ind w:left="75" w:right="20"/>
+        <w:jc w:val="center"/>
+        <w:rPr>
+          <w:b/>
+          <w:i/>
+          <w:sz w:val="16"/>
+        </w:rPr>
+      </w:pPr>
+    </w:p>
+    <w:p>
+      <w:pPr>
+        <w:spacing w:before="77"/>
+        <w:ind w:left="75" w:right="20"/>
+        <w:jc w:val="center"/>
+        <w:rPr>
+          <w:b/>
+          <w:i/>
+          <w:sz w:val="16"/>
+        </w:rPr>
+      </w:pPr>
+    </w:p>
+    <w:p>
+      <w:pPr>
+        <w:spacing w:before="77"/>
+        <w:ind w:left="75" w:right="20"/>
+        <w:jc w:val="center"/>
+        <w:rPr>
+          <w:b/>
+          <w:i/>
+          <w:sz w:val="16"/>
+        </w:rPr>
+      </w:pPr>
+    </w:p>
+    <w:p>
+      <w:pPr>
+        <w:spacing w:before="77"/>
+        <w:ind w:left="75" w:right="20"/>
+        <w:jc w:val="center"/>
+        <w:rPr>
+          <w:b/>
+          <w:i/>
+          <w:sz w:val="16"/>
+        </w:rPr>
+      </w:pPr>
+    </w:p>
+    <w:p>
+      <w:pPr>
+        <w:spacing w:before="77"/>
+        <w:ind w:left="75" w:right="20"/>
+        <w:jc w:val="center"/>
+        <w:rPr>
+          <w:b/>
+          <w:i/>
+          <w:sz w:val="16"/>
+        </w:rPr>
+      </w:pPr>
+    </w:p>
+    <w:p>
+      <w:pPr>
+        <w:spacing w:before="77"/>
+        <w:ind w:left="75" w:right="20"/>
+        <w:jc w:val="center"/>
+        <w:rPr>
+          <w:b/>
+          <w:i/>
+          <w:sz w:val="16"/>
+        </w:rPr>
+      </w:pPr>
+    </w:p>
+    <w:p>
+      <w:pPr>
+        <w:spacing w:before="77"/>
+        <w:ind w:right="20"/>
+        <w:rPr>
+          <w:b/>
+          <w:i/>
+          <w:sz w:val="16"/>
+        </w:rPr>
+      </w:pPr>
+      <w:r>
+        <w:rPr>
+          <w:noProof/>
+        </w:rPr>
+        <w:drawing>
+          <wp:inline distT="0" distB="0" distL="0" distR="0" wp14:anchorId="40A13EB9" wp14:editId="46DBCE8D">
+            <wp:extent cx="3058160" cy="1274445"/>
+            <wp:effectExtent l="0" t="0" r="8890" b="1905"/>
+            <wp:docPr id="877807558" name="Picture 20"/>
+            <wp:cNvGraphicFramePr>
+              <a:graphicFrameLocks xmlns:a="http://schemas.openxmlformats.org/drawingml/2006/main" noChangeAspect="1"/>
+            </wp:cNvGraphicFramePr>
+            <a:graphic xmlns:a="http://schemas.openxmlformats.org/drawingml/2006/main">
+              <a:graphicData uri="http://schemas.openxmlformats.org/drawingml/2006/picture">
+                <pic:pic xmlns:pic="http://schemas.openxmlformats.org/drawingml/2006/picture">
+                  <pic:nvPicPr>
+                    <pic:cNvPr id="0" name="Picture 20"/>
+                    <pic:cNvPicPr>
+                      <a:picLocks noChangeAspect="1" noChangeArrowheads="1"/>
+                    </pic:cNvPicPr>
+                  </pic:nvPicPr>
+                  <pic:blipFill>
+                    <a:blip r:embed="rId30" cstate="print">
+                      <a:extLst>
+                        <a:ext uri="{28A0092B-C50C-407E-A947-70E740481C1C}">
+                          <a14:useLocalDpi xmlns:a14="http://schemas.microsoft.com/office/drawing/2010/main" val="0"/>
+                        </a:ext>
+                      </a:extLst>
+                    </a:blip>
+                    <a:srcRect/>
+                    <a:stretch>
+                      <a:fillRect/>
+                    </a:stretch>
+                  </pic:blipFill>
+                  <pic:spPr bwMode="auto">
+                    <a:xfrm>
+                      <a:off x="0" y="0"/>
+                      <a:ext cx="3058160" cy="1274445"/>
+                    </a:xfrm>
+                    <a:prstGeom prst="rect">
+                      <a:avLst/>
+                    </a:prstGeom>
+                    <a:noFill/>
+                    <a:ln>
+                      <a:noFill/>
+                    </a:ln>
+                  </pic:spPr>
+                </pic:pic>
+              </a:graphicData>
+            </a:graphic>
+          </wp:inline>
+        </w:drawing>
+      </w:r>
+    </w:p>
+    <w:p>
+      <w:pPr>
+        <w:spacing w:before="77"/>
+        <w:ind w:left="75" w:right="20"/>
+        <w:jc w:val="center"/>
+        <w:rPr>
+          <w:b/>
+          <w:i/>
+          <w:sz w:val="16"/>
+        </w:rPr>
+      </w:pPr>
+      <w:r>
+        <w:rPr>
+          <w:b/>
+          <w:i/>
+          <w:sz w:val="16"/>
+        </w:rPr>
+        <w:t>Fig.</w:t>
+      </w:r>
+      <w:r>
+        <w:rPr>
+          <w:b/>
+          <w:i/>
+          <w:spacing w:val="-5"/>
+          <w:sz w:val="16"/>
+        </w:rPr>
+        <w:t xml:space="preserve"> </w:t>
+      </w:r>
+      <w:r>
+        <w:rPr>
+          <w:b/>
+          <w:i/>
+          <w:sz w:val="16"/>
+        </w:rPr>
+        <w:t>16</w:t>
+      </w:r>
+      <w:r>
+        <w:rPr>
+          <w:b/>
+          <w:i/>
+          <w:sz w:val="16"/>
+        </w:rPr>
+        <w:t>b</w:t>
+      </w:r>
+      <w:r>
+        <w:rPr>
+          <w:b/>
+          <w:i/>
+          <w:sz w:val="16"/>
+        </w:rPr>
+        <w:t>.</w:t>
+      </w:r>
+      <w:r>
+        <w:rPr>
+          <w:b/>
+          <w:i/>
+          <w:spacing w:val="-2"/>
+          <w:sz w:val="16"/>
+        </w:rPr>
+        <w:t xml:space="preserve"> </w:t>
+      </w:r>
+      <w:r>
+        <w:rPr>
+          <w:b/>
+          <w:i/>
+          <w:sz w:val="16"/>
+        </w:rPr>
+        <w:t>Degradation</w:t>
+      </w:r>
+      <w:r>
+        <w:rPr>
+          <w:b/>
+          <w:i/>
+          <w:spacing w:val="-3"/>
+          <w:sz w:val="16"/>
+        </w:rPr>
+        <w:t xml:space="preserve"> </w:t>
+      </w:r>
+      <w:r>
+        <w:rPr>
+          <w:b/>
+          <w:i/>
+          <w:sz w:val="16"/>
+        </w:rPr>
+        <w:t>slope</w:t>
+      </w:r>
+      <w:r>
+        <w:rPr>
+          <w:b/>
+          <w:i/>
+          <w:spacing w:val="-5"/>
+          <w:sz w:val="16"/>
+        </w:rPr>
+        <w:t xml:space="preserve"> </w:t>
+      </w:r>
+      <w:r>
+        <w:rPr>
+          <w:b/>
+          <w:i/>
+          <w:sz w:val="16"/>
+        </w:rPr>
+        <w:t>(linear</w:t>
+      </w:r>
+      <w:r>
+        <w:rPr>
+          <w:b/>
+          <w:i/>
+          <w:spacing w:val="-3"/>
+          <w:sz w:val="16"/>
+        </w:rPr>
+        <w:t xml:space="preserve"> </w:t>
+      </w:r>
+      <w:r>
+        <w:rPr>
+          <w:b/>
+          <w:i/>
+          <w:sz w:val="16"/>
+        </w:rPr>
+        <w:t>regression</w:t>
+      </w:r>
+      <w:r>
+        <w:rPr>
+          <w:b/>
+          <w:i/>
+          <w:spacing w:val="-6"/>
+          <w:sz w:val="16"/>
+        </w:rPr>
+        <w:t xml:space="preserve"> </w:t>
+      </w:r>
+      <w:r>
+        <w:rPr>
+          <w:b/>
+          <w:i/>
+          <w:sz w:val="16"/>
+        </w:rPr>
+        <w:t>of</w:t>
+      </w:r>
+      <w:r>
+        <w:rPr>
+          <w:b/>
+          <w:i/>
+          <w:spacing w:val="-6"/>
+          <w:sz w:val="16"/>
+        </w:rPr>
+        <w:t xml:space="preserve"> </w:t>
+      </w:r>
+      <w:r>
+        <w:rPr>
+          <w:b/>
+          <w:i/>
+          <w:sz w:val="16"/>
+        </w:rPr>
+        <w:t>accuracy</w:t>
+      </w:r>
+      <w:r>
+        <w:rPr>
+          <w:b/>
+          <w:i/>
+          <w:spacing w:val="-5"/>
+          <w:sz w:val="16"/>
+        </w:rPr>
+        <w:t xml:space="preserve"> </w:t>
+      </w:r>
+      <w:r>
+        <w:rPr>
+          <w:b/>
+          <w:i/>
+          <w:sz w:val="16"/>
+        </w:rPr>
+        <w:t>on</w:t>
+      </w:r>
+      <w:r>
+        <w:rPr>
+          <w:b/>
+          <w:i/>
+          <w:spacing w:val="-6"/>
+          <w:sz w:val="16"/>
+        </w:rPr>
+        <w:t xml:space="preserve"> </w:t>
+      </w:r>
+      <w:r>
+        <w:rPr>
+          <w:b/>
+          <w:i/>
+          <w:sz w:val="16"/>
+        </w:rPr>
+        <w:t>noise</w:t>
+      </w:r>
+      <w:r>
+        <w:rPr>
+          <w:b/>
+          <w:i/>
+          <w:spacing w:val="-5"/>
+          <w:sz w:val="16"/>
+        </w:rPr>
+        <w:t xml:space="preserve"> </w:t>
+      </w:r>
+      <w:r>
+        <w:rPr>
+          <w:b/>
+          <w:i/>
+          <w:sz w:val="16"/>
+        </w:rPr>
+        <w:t>rate)</w:t>
+      </w:r>
+      <w:r>
+        <w:rPr>
+          <w:b/>
+          <w:i/>
+          <w:spacing w:val="40"/>
+          <w:sz w:val="16"/>
+        </w:rPr>
+        <w:t xml:space="preserve"> </w:t>
+      </w:r>
+      <w:r>
+        <w:rPr>
+          <w:b/>
+          <w:i/>
+          <w:sz w:val="16"/>
+        </w:rPr>
+        <w:t xml:space="preserve">for all models under symmetric (left) and asymmetric (right) noise </w:t>
+      </w:r>
+      <w:r>
+        <w:rPr>
+          <w:b/>
+          <w:i/>
+          <w:sz w:val="16"/>
+        </w:rPr>
+        <w:t>–</w:t>
+      </w:r>
+      <w:r>
+        <w:rPr>
+          <w:b/>
+          <w:i/>
+          <w:sz w:val="16"/>
+        </w:rPr>
+        <w:t xml:space="preserve"> </w:t>
+      </w:r>
+      <w:r>
+        <w:rPr>
+          <w:b/>
+          <w:i/>
+          <w:sz w:val="16"/>
+        </w:rPr>
+        <w:t>Adult Income Dataset</w:t>
+      </w:r>
+    </w:p>
+    <w:p>
+      <w:pPr>
+        <w:spacing w:before="77"/>
+        <w:ind w:left="75" w:right="20"/>
+        <w:jc w:val="center"/>
+        <w:rPr>
+          <w:b/>
+          <w:i/>
+          <w:sz w:val="16"/>
+        </w:rPr>
+      </w:pPr>
+    </w:p>
+    <w:p>
+      <w:pPr>
+        <w:pStyle w:val="BodyText"/>
+        <w:spacing w:before="120"/>
+      </w:pPr>
+      <w:r>
+        <w:t>Fig.</w:t>
+      </w:r>
+      <w:r>
+        <w:rPr>
+          <w:spacing w:val="-2"/>
+        </w:rPr>
+        <w:t xml:space="preserve"> </w:t>
+      </w:r>
+      <w:r>
+        <w:t>17</w:t>
+      </w:r>
+      <w:r>
+        <w:rPr>
+          <w:spacing w:val="-1"/>
+        </w:rPr>
+        <w:t xml:space="preserve"> </w:t>
+      </w:r>
+      <w:r>
+        <w:t>and</w:t>
+      </w:r>
+      <w:r>
+        <w:rPr>
+          <w:spacing w:val="-2"/>
+        </w:rPr>
+        <w:t xml:space="preserve"> </w:t>
+      </w:r>
+      <w:r>
+        <w:t>Fig.</w:t>
+      </w:r>
+      <w:r>
+        <w:rPr>
+          <w:spacing w:val="-4"/>
+        </w:rPr>
+        <w:t xml:space="preserve"> </w:t>
+      </w:r>
+      <w:r>
+        <w:t>18</w:t>
+      </w:r>
+      <w:r>
+        <w:rPr>
+          <w:spacing w:val="-1"/>
+        </w:rPr>
+        <w:t xml:space="preserve"> </w:t>
+      </w:r>
+      <w:r>
+        <w:t>group</w:t>
+      </w:r>
+      <w:r>
+        <w:rPr>
+          <w:spacing w:val="-2"/>
+        </w:rPr>
+        <w:t xml:space="preserve"> </w:t>
+      </w:r>
+      <w:r>
+        <w:t>models</w:t>
+      </w:r>
+      <w:r>
+        <w:rPr>
+          <w:spacing w:val="-3"/>
+        </w:rPr>
+        <w:t xml:space="preserve"> </w:t>
+      </w:r>
+      <w:r>
+        <w:t>by</w:t>
+      </w:r>
+      <w:r>
+        <w:rPr>
+          <w:spacing w:val="-2"/>
+        </w:rPr>
+        <w:t xml:space="preserve"> </w:t>
+      </w:r>
+      <w:r>
+        <w:t>their</w:t>
+      </w:r>
+      <w:r>
+        <w:rPr>
+          <w:spacing w:val="-2"/>
+        </w:rPr>
+        <w:t xml:space="preserve"> </w:t>
+      </w:r>
+      <w:r>
+        <w:t>learning</w:t>
+      </w:r>
+      <w:r>
+        <w:rPr>
+          <w:spacing w:val="-3"/>
+        </w:rPr>
+        <w:t xml:space="preserve"> </w:t>
+      </w:r>
+      <w:r>
+        <w:t>paradigm category and show mean accuracy trends under increasing noise</w:t>
+      </w:r>
+      <w:r>
+        <w:rPr>
+          <w:spacing w:val="-7"/>
+        </w:rPr>
+        <w:t xml:space="preserve"> </w:t>
+      </w:r>
+      <w:r>
+        <w:t>rates,</w:t>
+      </w:r>
+      <w:r>
+        <w:rPr>
+          <w:spacing w:val="-7"/>
+        </w:rPr>
+        <w:t xml:space="preserve"> </w:t>
+      </w:r>
+      <w:r>
+        <w:t>separately</w:t>
+      </w:r>
+      <w:r>
+        <w:rPr>
+          <w:spacing w:val="-6"/>
+        </w:rPr>
+        <w:t xml:space="preserve"> </w:t>
+      </w:r>
+      <w:r>
+        <w:t>for</w:t>
+      </w:r>
+      <w:r>
+        <w:rPr>
+          <w:spacing w:val="-7"/>
+        </w:rPr>
+        <w:t xml:space="preserve"> </w:t>
+      </w:r>
+      <w:r>
+        <w:t>each</w:t>
+      </w:r>
+      <w:r>
+        <w:rPr>
+          <w:spacing w:val="-8"/>
+        </w:rPr>
+        <w:t xml:space="preserve"> </w:t>
+      </w:r>
+      <w:r>
+        <w:t>dataset.</w:t>
+      </w:r>
+      <w:r>
+        <w:rPr>
+          <w:spacing w:val="-7"/>
+        </w:rPr>
+        <w:t xml:space="preserve"> </w:t>
+      </w:r>
+      <w:r>
+        <w:t>On</w:t>
+      </w:r>
+      <w:r>
+        <w:rPr>
+          <w:spacing w:val="-6"/>
+        </w:rPr>
+        <w:t xml:space="preserve"> </w:t>
+      </w:r>
+      <w:r>
+        <w:t>the</w:t>
+      </w:r>
+      <w:r>
+        <w:rPr>
+          <w:spacing w:val="-7"/>
+        </w:rPr>
+        <w:t xml:space="preserve"> </w:t>
+      </w:r>
+      <w:r>
+        <w:t>Breast</w:t>
+      </w:r>
+      <w:r>
+        <w:rPr>
+          <w:spacing w:val="-6"/>
+        </w:rPr>
+        <w:t xml:space="preserve"> </w:t>
+      </w:r>
+      <w:r>
+        <w:t>Cancer Wisconsin</w:t>
+      </w:r>
+      <w:r>
+        <w:rPr>
+          <w:spacing w:val="-1"/>
+        </w:rPr>
+        <w:t xml:space="preserve"> </w:t>
+      </w:r>
+      <w:r>
+        <w:t xml:space="preserve">dataset, the margin-based category (SVM) consistently shows the flattest degradation curve under both noise types. The tree-based category (Decision Tree) shows the steepest decline. Ensemble and boosting categories fall between these extremes, confirming that aggregation provides partial but not complete protection against label </w:t>
+      </w:r>
+      <w:r>
+        <w:rPr>
+          <w:spacing w:val="-2"/>
+        </w:rPr>
+        <w:t>corruption.</w:t>
+      </w:r>
+    </w:p>
+    <w:p>
+      <w:pPr>
+        <w:pStyle w:val="BodyText"/>
+        <w:spacing w:before="79"/>
+      </w:pPr>
+      <w:r>
+        <w:t>On the Adult dataset, the category pattern shifts under asymmetric noise: the instance-based category (KNN) becomes the most stable, overtaking the margin-based category. This cross-dataset divergence reinforces the conclusion that no single learning paradigm is universally most robust; the interaction between model design, data structure, and noise type determines the observed behavior.</w:t>
+      </w:r>
     </w:p>
     <w:p>
       <w:pPr>
         <w:spacing w:before="147"/>
-        <w:ind w:left="75" w:right="25"/>
+        <w:ind w:right="25"/>
         <w:jc w:val="center"/>
         <w:rPr>
           <w:b/>
@@ -24760,300 +26156,13 @@
     </w:p>
     <w:p>
       <w:pPr>
-        <w:rPr>
-          <w:b/>
-          <w:i/>
-          <w:sz w:val="16"/>
-        </w:rPr>
-      </w:pPr>
-      <w:r>
-        <w:br w:type="column"/>
-      </w:r>
-    </w:p>
-    <w:p>
-      <w:pPr>
-        <w:pStyle w:val="BodyText"/>
-        <w:ind w:left="0"/>
-        <w:jc w:val="left"/>
-        <w:rPr>
-          <w:b/>
-          <w:i/>
-          <w:sz w:val="16"/>
-        </w:rPr>
-      </w:pPr>
-    </w:p>
-    <w:p>
-      <w:pPr>
-        <w:pStyle w:val="BodyText"/>
-        <w:ind w:left="0"/>
-        <w:jc w:val="left"/>
-        <w:rPr>
-          <w:b/>
-          <w:i/>
-          <w:sz w:val="16"/>
-        </w:rPr>
-      </w:pPr>
-    </w:p>
-    <w:p>
-      <w:pPr>
-        <w:pStyle w:val="BodyText"/>
-        <w:ind w:left="0"/>
-        <w:jc w:val="left"/>
-        <w:rPr>
-          <w:b/>
-          <w:i/>
-          <w:sz w:val="16"/>
-        </w:rPr>
-      </w:pPr>
-    </w:p>
-    <w:p>
-      <w:pPr>
-        <w:pStyle w:val="BodyText"/>
-        <w:ind w:left="0"/>
-        <w:jc w:val="left"/>
-        <w:rPr>
-          <w:b/>
-          <w:i/>
-          <w:sz w:val="16"/>
-        </w:rPr>
-      </w:pPr>
-    </w:p>
-    <w:p>
-      <w:pPr>
-        <w:pStyle w:val="BodyText"/>
-        <w:ind w:left="0"/>
-        <w:jc w:val="left"/>
-        <w:rPr>
-          <w:b/>
-          <w:i/>
-          <w:sz w:val="16"/>
-        </w:rPr>
-      </w:pPr>
-    </w:p>
-    <w:p>
-      <w:pPr>
-        <w:pStyle w:val="BodyText"/>
-        <w:ind w:left="0"/>
-        <w:jc w:val="left"/>
-        <w:rPr>
-          <w:b/>
-          <w:i/>
-          <w:sz w:val="16"/>
-        </w:rPr>
-      </w:pPr>
-    </w:p>
-    <w:p>
-      <w:pPr>
-        <w:pStyle w:val="BodyText"/>
-        <w:spacing w:before="176"/>
-        <w:ind w:left="0"/>
-        <w:jc w:val="left"/>
-        <w:rPr>
-          <w:b/>
-          <w:i/>
-          <w:sz w:val="16"/>
-        </w:rPr>
-      </w:pPr>
-    </w:p>
-    <w:p>
-      <w:pPr>
-        <w:ind w:right="144"/>
-        <w:jc w:val="center"/>
-        <w:rPr>
-          <w:b/>
-          <w:i/>
-          <w:sz w:val="16"/>
-        </w:rPr>
-      </w:pPr>
-      <w:r>
-        <w:rPr>
-          <w:b/>
-          <w:i/>
-          <w:sz w:val="16"/>
-        </w:rPr>
-        <w:t>Fig.</w:t>
-      </w:r>
-      <w:r>
-        <w:rPr>
-          <w:b/>
-          <w:i/>
-          <w:spacing w:val="-7"/>
-          <w:sz w:val="16"/>
-        </w:rPr>
-        <w:t xml:space="preserve"> </w:t>
-      </w:r>
-      <w:r>
-        <w:rPr>
-          <w:b/>
-          <w:i/>
-          <w:sz w:val="16"/>
-        </w:rPr>
-        <w:t>18.</w:t>
-      </w:r>
-      <w:r>
-        <w:rPr>
-          <w:b/>
-          <w:i/>
-          <w:spacing w:val="-6"/>
-          <w:sz w:val="16"/>
-        </w:rPr>
-        <w:t xml:space="preserve"> </w:t>
-      </w:r>
-      <w:r>
-        <w:rPr>
-          <w:b/>
-          <w:i/>
-          <w:sz w:val="16"/>
-        </w:rPr>
-        <w:t>Mean</w:t>
-      </w:r>
-      <w:r>
-        <w:rPr>
-          <w:b/>
-          <w:i/>
-          <w:spacing w:val="-7"/>
-          <w:sz w:val="16"/>
-        </w:rPr>
-        <w:t xml:space="preserve"> </w:t>
-      </w:r>
-      <w:r>
-        <w:rPr>
-          <w:b/>
-          <w:i/>
-          <w:sz w:val="16"/>
-        </w:rPr>
-        <w:t>accuracy</w:t>
-      </w:r>
-      <w:r>
-        <w:rPr>
-          <w:b/>
-          <w:i/>
-          <w:spacing w:val="-6"/>
-          <w:sz w:val="16"/>
-        </w:rPr>
-        <w:t xml:space="preserve"> </w:t>
-      </w:r>
-      <w:r>
-        <w:rPr>
-          <w:b/>
-          <w:i/>
-          <w:sz w:val="16"/>
-        </w:rPr>
-        <w:t>by</w:t>
-      </w:r>
-      <w:r>
-        <w:rPr>
-          <w:b/>
-          <w:i/>
-          <w:spacing w:val="-3"/>
-          <w:sz w:val="16"/>
-        </w:rPr>
-        <w:t xml:space="preserve"> </w:t>
-      </w:r>
-      <w:r>
-        <w:rPr>
-          <w:b/>
-          <w:i/>
-          <w:sz w:val="16"/>
-        </w:rPr>
-        <w:t>model</w:t>
-      </w:r>
-      <w:r>
-        <w:rPr>
-          <w:b/>
-          <w:i/>
-          <w:spacing w:val="-5"/>
-          <w:sz w:val="16"/>
-        </w:rPr>
-        <w:t xml:space="preserve"> </w:t>
-      </w:r>
-      <w:r>
-        <w:rPr>
-          <w:b/>
-          <w:i/>
-          <w:sz w:val="16"/>
-        </w:rPr>
-        <w:t>category</w:t>
-      </w:r>
-      <w:r>
-        <w:rPr>
-          <w:b/>
-          <w:i/>
-          <w:spacing w:val="-7"/>
-          <w:sz w:val="16"/>
-        </w:rPr>
-        <w:t xml:space="preserve"> </w:t>
-      </w:r>
-      <w:r>
-        <w:rPr>
-          <w:b/>
-          <w:i/>
-          <w:sz w:val="16"/>
-        </w:rPr>
-        <w:t>across</w:t>
-      </w:r>
-      <w:r>
-        <w:rPr>
-          <w:b/>
-          <w:i/>
-          <w:spacing w:val="-7"/>
-          <w:sz w:val="16"/>
-        </w:rPr>
-        <w:t xml:space="preserve"> </w:t>
-      </w:r>
-      <w:r>
-        <w:rPr>
-          <w:b/>
-          <w:i/>
-          <w:sz w:val="16"/>
-        </w:rPr>
-        <w:t>increasing</w:t>
-      </w:r>
-      <w:r>
-        <w:rPr>
-          <w:b/>
-          <w:i/>
-          <w:spacing w:val="-3"/>
-          <w:sz w:val="16"/>
-        </w:rPr>
-        <w:t xml:space="preserve"> </w:t>
-      </w:r>
-      <w:r>
-        <w:rPr>
-          <w:b/>
-          <w:i/>
-          <w:sz w:val="16"/>
-        </w:rPr>
-        <w:t>noise</w:t>
-      </w:r>
-      <w:r>
-        <w:rPr>
-          <w:b/>
-          <w:i/>
-          <w:spacing w:val="-3"/>
-          <w:sz w:val="16"/>
-        </w:rPr>
-        <w:t xml:space="preserve"> </w:t>
-      </w:r>
-      <w:r>
-        <w:rPr>
-          <w:b/>
-          <w:i/>
-          <w:spacing w:val="-4"/>
-          <w:sz w:val="16"/>
-        </w:rPr>
-        <w:t>rates</w:t>
-      </w:r>
-    </w:p>
-    <w:p>
-      <w:pPr>
-        <w:spacing w:before="1"/>
-        <w:ind w:left="5" w:right="144"/>
-        <w:jc w:val="center"/>
-        <w:rPr>
-          <w:b/>
-          <w:i/>
-          <w:sz w:val="16"/>
+        <w:spacing w:before="161"/>
+        <w:ind w:right="204"/>
+        <w:jc w:val="both"/>
+        <w:rPr>
+          <w:spacing w:val="-2"/>
+          <w:sz w:val="20"/>
+          <w:szCs w:val="20"/>
         </w:rPr>
       </w:pPr>
       <w:r>
@@ -25064,16 +26173,16 @@
           <w:sz w:val="16"/>
         </w:rPr>
         <w:drawing>
-          <wp:anchor distT="0" distB="0" distL="0" distR="0" simplePos="0" relativeHeight="15742976" behindDoc="0" locked="0" layoutInCell="1" allowOverlap="1" wp14:anchorId="5994A39E" wp14:editId="3655C714">
+          <wp:anchor distT="0" distB="0" distL="0" distR="0" simplePos="0" relativeHeight="487606784" behindDoc="0" locked="0" layoutInCell="1" allowOverlap="1" wp14:anchorId="46F7F83E" wp14:editId="776BFD49">
             <wp:simplePos x="0" y="0"/>
             <wp:positionH relativeFrom="page">
-              <wp:posOffset>3940225</wp:posOffset>
+              <wp:posOffset>3929063</wp:posOffset>
             </wp:positionH>
             <wp:positionV relativeFrom="paragraph">
-              <wp:posOffset>-2202679</wp:posOffset>
+              <wp:posOffset>60961</wp:posOffset>
             </wp:positionV>
-            <wp:extent cx="3002564" cy="1995073"/>
-            <wp:effectExtent l="0" t="0" r="0" b="0"/>
+            <wp:extent cx="3001754" cy="1943100"/>
+            <wp:effectExtent l="0" t="0" r="8255" b="0"/>
             <wp:wrapNone/>
             <wp:docPr id="30" name="Image 30"/>
             <wp:cNvGraphicFramePr>
@@ -25087,7 +26196,7 @@
                     <pic:cNvPicPr/>
                   </pic:nvPicPr>
                   <pic:blipFill>
-                    <a:blip r:embed="rId27" cstate="print"/>
+                    <a:blip r:embed="rId31" cstate="print"/>
                     <a:stretch>
                       <a:fillRect/>
                     </a:stretch>
@@ -25095,7 +26204,7 @@
                   <pic:spPr>
                     <a:xfrm>
                       <a:off x="0" y="0"/>
-                      <a:ext cx="3002564" cy="1995073"/>
+                      <a:ext cx="3003867" cy="1944468"/>
                     </a:xfrm>
                     <a:prstGeom prst="rect">
                       <a:avLst/>
@@ -25104,9 +26213,298 @@
                 </pic:pic>
               </a:graphicData>
             </a:graphic>
+            <wp14:sizeRelV relativeFrom="margin">
+              <wp14:pctHeight>0</wp14:pctHeight>
+            </wp14:sizeRelV>
           </wp:anchor>
         </w:drawing>
       </w:r>
+    </w:p>
+    <w:p>
+      <w:pPr>
+        <w:spacing w:before="161"/>
+        <w:ind w:right="204"/>
+        <w:jc w:val="both"/>
+        <w:rPr>
+          <w:spacing w:val="-2"/>
+          <w:sz w:val="20"/>
+          <w:szCs w:val="20"/>
+        </w:rPr>
+      </w:pPr>
+    </w:p>
+    <w:p>
+      <w:pPr>
+        <w:spacing w:before="161"/>
+        <w:ind w:right="204"/>
+        <w:jc w:val="both"/>
+        <w:rPr>
+          <w:spacing w:val="-2"/>
+          <w:sz w:val="20"/>
+          <w:szCs w:val="20"/>
+        </w:rPr>
+      </w:pPr>
+    </w:p>
+    <w:p>
+      <w:pPr>
+        <w:spacing w:before="161"/>
+        <w:ind w:right="204"/>
+        <w:jc w:val="both"/>
+        <w:rPr>
+          <w:spacing w:val="-2"/>
+          <w:sz w:val="20"/>
+          <w:szCs w:val="20"/>
+        </w:rPr>
+      </w:pPr>
+    </w:p>
+    <w:p>
+      <w:pPr>
+        <w:spacing w:before="161"/>
+        <w:ind w:right="204"/>
+        <w:jc w:val="both"/>
+        <w:rPr>
+          <w:spacing w:val="-2"/>
+          <w:sz w:val="20"/>
+          <w:szCs w:val="20"/>
+        </w:rPr>
+      </w:pPr>
+    </w:p>
+    <w:p>
+      <w:pPr>
+        <w:spacing w:before="161"/>
+        <w:ind w:right="204"/>
+        <w:jc w:val="both"/>
+        <w:rPr>
+          <w:spacing w:val="-2"/>
+          <w:sz w:val="20"/>
+          <w:szCs w:val="20"/>
+        </w:rPr>
+      </w:pPr>
+    </w:p>
+    <w:p>
+      <w:pPr>
+        <w:spacing w:before="161"/>
+        <w:ind w:right="204"/>
+        <w:jc w:val="both"/>
+        <w:rPr>
+          <w:spacing w:val="-2"/>
+          <w:sz w:val="20"/>
+          <w:szCs w:val="20"/>
+        </w:rPr>
+      </w:pPr>
+    </w:p>
+    <w:p>
+      <w:pPr>
+        <w:spacing w:before="161"/>
+        <w:ind w:right="204"/>
+        <w:jc w:val="both"/>
+        <w:rPr>
+          <w:spacing w:val="-2"/>
+          <w:sz w:val="20"/>
+          <w:szCs w:val="20"/>
+        </w:rPr>
+      </w:pPr>
+    </w:p>
+    <w:p>
+      <w:pPr>
+        <w:ind w:right="144"/>
+        <w:jc w:val="center"/>
+        <w:rPr>
+          <w:b/>
+          <w:i/>
+          <w:sz w:val="16"/>
+        </w:rPr>
+      </w:pPr>
+      <w:r>
+        <w:rPr>
+          <w:b/>
+          <w:i/>
+          <w:sz w:val="16"/>
+        </w:rPr>
+        <w:t>Fig.</w:t>
+      </w:r>
+      <w:r>
+        <w:rPr>
+          <w:b/>
+          <w:i/>
+          <w:spacing w:val="-7"/>
+          <w:sz w:val="16"/>
+        </w:rPr>
+        <w:t xml:space="preserve"> </w:t>
+      </w:r>
+      <w:r>
+        <w:rPr>
+          <w:b/>
+          <w:i/>
+          <w:sz w:val="16"/>
+        </w:rPr>
+        <w:t>18.</w:t>
+      </w:r>
+      <w:r>
+        <w:rPr>
+          <w:b/>
+          <w:i/>
+          <w:spacing w:val="-6"/>
+          <w:sz w:val="16"/>
+        </w:rPr>
+        <w:t xml:space="preserve"> </w:t>
+      </w:r>
+      <w:r>
+        <w:rPr>
+          <w:b/>
+          <w:i/>
+          <w:sz w:val="16"/>
+        </w:rPr>
+        <w:t>Mean</w:t>
+      </w:r>
+      <w:r>
+        <w:rPr>
+          <w:b/>
+          <w:i/>
+          <w:spacing w:val="-7"/>
+          <w:sz w:val="16"/>
+        </w:rPr>
+        <w:t xml:space="preserve"> </w:t>
+      </w:r>
+      <w:r>
+        <w:rPr>
+          <w:b/>
+          <w:i/>
+          <w:sz w:val="16"/>
+        </w:rPr>
+        <w:t>accuracy</w:t>
+      </w:r>
+      <w:r>
+        <w:rPr>
+          <w:b/>
+          <w:i/>
+          <w:spacing w:val="-6"/>
+          <w:sz w:val="16"/>
+        </w:rPr>
+        <w:t xml:space="preserve"> </w:t>
+      </w:r>
+      <w:r>
+        <w:rPr>
+          <w:b/>
+          <w:i/>
+          <w:sz w:val="16"/>
+        </w:rPr>
+        <w:t>by</w:t>
+      </w:r>
+      <w:r>
+        <w:rPr>
+          <w:b/>
+          <w:i/>
+          <w:spacing w:val="-3"/>
+          <w:sz w:val="16"/>
+        </w:rPr>
+        <w:t xml:space="preserve"> </w:t>
+      </w:r>
+      <w:r>
+        <w:rPr>
+          <w:b/>
+          <w:i/>
+          <w:sz w:val="16"/>
+        </w:rPr>
+        <w:t>model</w:t>
+      </w:r>
+      <w:r>
+        <w:rPr>
+          <w:b/>
+          <w:i/>
+          <w:spacing w:val="-5"/>
+          <w:sz w:val="16"/>
+        </w:rPr>
+        <w:t xml:space="preserve"> </w:t>
+      </w:r>
+      <w:r>
+        <w:rPr>
+          <w:b/>
+          <w:i/>
+          <w:sz w:val="16"/>
+        </w:rPr>
+        <w:t>category</w:t>
+      </w:r>
+      <w:r>
+        <w:rPr>
+          <w:b/>
+          <w:i/>
+          <w:spacing w:val="-7"/>
+          <w:sz w:val="16"/>
+        </w:rPr>
+        <w:t xml:space="preserve"> </w:t>
+      </w:r>
+      <w:r>
+        <w:rPr>
+          <w:b/>
+          <w:i/>
+          <w:sz w:val="16"/>
+        </w:rPr>
+        <w:t>across</w:t>
+      </w:r>
+      <w:r>
+        <w:rPr>
+          <w:b/>
+          <w:i/>
+          <w:spacing w:val="-7"/>
+          <w:sz w:val="16"/>
+        </w:rPr>
+        <w:t xml:space="preserve"> </w:t>
+      </w:r>
+      <w:r>
+        <w:rPr>
+          <w:b/>
+          <w:i/>
+          <w:sz w:val="16"/>
+        </w:rPr>
+        <w:t>increasing</w:t>
+      </w:r>
+      <w:r>
+        <w:rPr>
+          <w:b/>
+          <w:i/>
+          <w:spacing w:val="-3"/>
+          <w:sz w:val="16"/>
+        </w:rPr>
+        <w:t xml:space="preserve"> </w:t>
+      </w:r>
+      <w:r>
+        <w:rPr>
+          <w:b/>
+          <w:i/>
+          <w:sz w:val="16"/>
+        </w:rPr>
+        <w:t>noise</w:t>
+      </w:r>
+      <w:r>
+        <w:rPr>
+          <w:b/>
+          <w:i/>
+          <w:spacing w:val="-3"/>
+          <w:sz w:val="16"/>
+        </w:rPr>
+        <w:t xml:space="preserve"> </w:t>
+      </w:r>
+      <w:r>
+        <w:rPr>
+          <w:b/>
+          <w:i/>
+          <w:spacing w:val="-4"/>
+          <w:sz w:val="16"/>
+        </w:rPr>
+        <w:t>rates</w:t>
+      </w:r>
+    </w:p>
+    <w:p>
+      <w:pPr>
+        <w:spacing w:before="1"/>
+        <w:ind w:left="5" w:right="144"/>
+        <w:jc w:val="center"/>
+        <w:rPr>
+          <w:b/>
+          <w:i/>
+          <w:sz w:val="16"/>
+        </w:rPr>
+      </w:pPr>
       <w:r>
         <w:rPr>
           <w:b/>
@@ -25167,6 +26565,42 @@
         </w:rPr>
         <w:t>dataset.</w:t>
       </w:r>
+    </w:p>
+    <w:p>
+      <w:pPr>
+        <w:spacing w:before="161"/>
+        <w:ind w:right="204"/>
+        <w:jc w:val="both"/>
+        <w:rPr>
+          <w:spacing w:val="-2"/>
+          <w:sz w:val="20"/>
+          <w:szCs w:val="20"/>
+        </w:rPr>
+      </w:pPr>
+    </w:p>
+    <w:p>
+      <w:pPr>
+        <w:spacing w:before="161"/>
+        <w:ind w:right="204"/>
+        <w:jc w:val="both"/>
+        <w:rPr>
+          <w:spacing w:val="-2"/>
+          <w:sz w:val="20"/>
+          <w:szCs w:val="20"/>
+        </w:rPr>
+      </w:pPr>
+    </w:p>
+    <w:p>
+      <w:pPr>
+        <w:spacing w:before="161"/>
+        <w:ind w:right="204"/>
+        <w:jc w:val="both"/>
+        <w:rPr>
+          <w:spacing w:val="-2"/>
+          <w:sz w:val="20"/>
+          <w:szCs w:val="20"/>
+        </w:rPr>
+      </w:pPr>
     </w:p>
     <w:p>
       <w:pPr>
@@ -25174,109 +26608,12 @@
         <w:spacing w:before="117"/>
         <w:ind w:right="199"/>
       </w:pPr>
-      <w:r>
-        <w:t>Fig. 19 presents the bar chart comparing model accuracy at the</w:t>
-      </w:r>
-      <w:r>
-        <w:rPr>
-          <w:spacing w:val="-13"/>
-        </w:rPr>
-        <w:t xml:space="preserve"> </w:t>
-      </w:r>
-      <w:r>
-        <w:t>highest</w:t>
-      </w:r>
-      <w:r>
-        <w:rPr>
-          <w:spacing w:val="-12"/>
-        </w:rPr>
-        <w:t xml:space="preserve"> </w:t>
-      </w:r>
-      <w:r>
-        <w:t>noise</w:t>
-      </w:r>
-      <w:r>
-        <w:rPr>
-          <w:spacing w:val="-13"/>
-        </w:rPr>
-        <w:t xml:space="preserve"> </w:t>
-      </w:r>
-      <w:r>
-        <w:t>level</w:t>
-      </w:r>
-      <w:r>
-        <w:rPr>
-          <w:spacing w:val="-12"/>
-        </w:rPr>
-        <w:t xml:space="preserve"> </w:t>
-      </w:r>
-      <w:r>
-        <w:t>(30%)</w:t>
-      </w:r>
-      <w:r>
-        <w:rPr>
-          <w:spacing w:val="-13"/>
-        </w:rPr>
-        <w:t xml:space="preserve"> </w:t>
-      </w:r>
-      <w:r>
-        <w:t>across</w:t>
-      </w:r>
-      <w:r>
-        <w:rPr>
-          <w:spacing w:val="-12"/>
-        </w:rPr>
-        <w:t xml:space="preserve"> </w:t>
-      </w:r>
-      <w:r>
-        <w:t>both</w:t>
-      </w:r>
-      <w:r>
-        <w:rPr>
-          <w:spacing w:val="-13"/>
-        </w:rPr>
-        <w:t xml:space="preserve"> </w:t>
-      </w:r>
-      <w:r>
-        <w:t>noise</w:t>
-      </w:r>
-      <w:r>
-        <w:rPr>
-          <w:spacing w:val="-12"/>
-        </w:rPr>
-        <w:t xml:space="preserve"> </w:t>
-      </w:r>
-      <w:r>
-        <w:t>types</w:t>
-      </w:r>
-      <w:r>
-        <w:rPr>
-          <w:spacing w:val="-13"/>
-        </w:rPr>
-        <w:t xml:space="preserve"> </w:t>
-      </w:r>
-      <w:r>
-        <w:t>and</w:t>
-      </w:r>
-      <w:r>
-        <w:rPr>
-          <w:spacing w:val="-12"/>
-        </w:rPr>
-        <w:t xml:space="preserve"> </w:t>
-      </w:r>
-      <w:r>
-        <w:t>both datasets. This visualization highlights the absolute performance remaining after strong corruption, complementing the relative drop analysis.</w:t>
-      </w:r>
     </w:p>
     <w:p>
       <w:pPr>
         <w:pStyle w:val="BodyText"/>
-        <w:spacing w:before="10"/>
-        <w:ind w:left="0"/>
-        <w:jc w:val="left"/>
-        <w:rPr>
-          <w:sz w:val="13"/>
-        </w:rPr>
+        <w:spacing w:before="117"/>
+        <w:ind w:right="199"/>
       </w:pPr>
       <w:r>
         <w:rPr>
@@ -25284,15 +26621,15 @@
           <w:sz w:val="13"/>
         </w:rPr>
         <w:drawing>
-          <wp:anchor distT="0" distB="0" distL="0" distR="0" simplePos="0" relativeHeight="487601152" behindDoc="1" locked="0" layoutInCell="1" allowOverlap="1" wp14:anchorId="13C32C93" wp14:editId="4191C2DE">
+          <wp:anchor distT="0" distB="0" distL="0" distR="0" simplePos="0" relativeHeight="487608832" behindDoc="1" locked="0" layoutInCell="1" allowOverlap="1" wp14:anchorId="54311CEC" wp14:editId="2F1EE489">
             <wp:simplePos x="0" y="0"/>
-            <wp:positionH relativeFrom="page">
-              <wp:posOffset>4005005</wp:posOffset>
+            <wp:positionH relativeFrom="margin">
+              <wp:posOffset>111760</wp:posOffset>
             </wp:positionH>
             <wp:positionV relativeFrom="paragraph">
-              <wp:posOffset>117069</wp:posOffset>
+              <wp:posOffset>816610</wp:posOffset>
             </wp:positionV>
-            <wp:extent cx="2864372" cy="2314098"/>
+            <wp:extent cx="2863850" cy="2027555"/>
             <wp:effectExtent l="0" t="0" r="0" b="0"/>
             <wp:wrapTopAndBottom/>
             <wp:docPr id="31" name="Image 31"/>
@@ -25307,7 +26644,7 @@
                     <pic:cNvPicPr/>
                   </pic:nvPicPr>
                   <pic:blipFill>
-                    <a:blip r:embed="rId28" cstate="print"/>
+                    <a:blip r:embed="rId32" cstate="print"/>
                     <a:stretch>
                       <a:fillRect/>
                     </a:stretch>
@@ -25315,7 +26652,7 @@
                   <pic:spPr>
                     <a:xfrm>
                       <a:off x="0" y="0"/>
-                      <a:ext cx="2864372" cy="2314098"/>
+                      <a:ext cx="2863850" cy="2027555"/>
                     </a:xfrm>
                     <a:prstGeom prst="rect">
                       <a:avLst/>
@@ -25324,210 +26661,126 @@
                 </pic:pic>
               </a:graphicData>
             </a:graphic>
+            <wp14:sizeRelV relativeFrom="margin">
+              <wp14:pctHeight>0</wp14:pctHeight>
+            </wp14:sizeRelV>
           </wp:anchor>
         </w:drawing>
       </w:r>
-    </w:p>
-    <w:p>
-      <w:pPr>
-        <w:spacing w:before="124"/>
-        <w:ind w:left="2" w:right="145"/>
-        <w:jc w:val="center"/>
-        <w:rPr>
-          <w:b/>
-          <w:i/>
-          <w:sz w:val="16"/>
-        </w:rPr>
-      </w:pPr>
-      <w:r>
-        <w:rPr>
-          <w:b/>
-          <w:i/>
-          <w:sz w:val="16"/>
-        </w:rPr>
-        <w:t>Fig.</w:t>
-      </w:r>
-      <w:r>
-        <w:rPr>
-          <w:b/>
-          <w:i/>
-          <w:spacing w:val="-4"/>
-          <w:sz w:val="16"/>
-        </w:rPr>
-        <w:t xml:space="preserve"> </w:t>
-      </w:r>
-      <w:r>
-        <w:rPr>
-          <w:b/>
-          <w:i/>
-          <w:sz w:val="16"/>
-        </w:rPr>
-        <w:t>19.</w:t>
-      </w:r>
-      <w:r>
-        <w:rPr>
-          <w:b/>
-          <w:i/>
-          <w:spacing w:val="-4"/>
-          <w:sz w:val="16"/>
-        </w:rPr>
-        <w:t xml:space="preserve"> </w:t>
-      </w:r>
-      <w:r>
-        <w:rPr>
-          <w:b/>
-          <w:i/>
-          <w:sz w:val="16"/>
-        </w:rPr>
-        <w:t>Mean</w:t>
-      </w:r>
-      <w:r>
-        <w:rPr>
-          <w:b/>
-          <w:i/>
-          <w:spacing w:val="-6"/>
-          <w:sz w:val="16"/>
-        </w:rPr>
-        <w:t xml:space="preserve"> </w:t>
-      </w:r>
-      <w:r>
-        <w:rPr>
-          <w:b/>
-          <w:i/>
-          <w:sz w:val="16"/>
-        </w:rPr>
-        <w:t>F1-score</w:t>
-      </w:r>
-      <w:r>
-        <w:rPr>
-          <w:b/>
-          <w:i/>
-          <w:spacing w:val="-5"/>
-          <w:sz w:val="16"/>
-        </w:rPr>
-        <w:t xml:space="preserve"> </w:t>
-      </w:r>
-      <w:r>
-        <w:rPr>
-          <w:b/>
-          <w:i/>
-          <w:sz w:val="16"/>
-        </w:rPr>
-        <w:t>degradation</w:t>
-      </w:r>
-      <w:r>
-        <w:rPr>
-          <w:b/>
-          <w:i/>
-          <w:spacing w:val="-6"/>
-          <w:sz w:val="16"/>
-        </w:rPr>
-        <w:t xml:space="preserve"> </w:t>
-      </w:r>
-      <w:r>
-        <w:rPr>
-          <w:b/>
-          <w:i/>
-          <w:sz w:val="16"/>
-        </w:rPr>
-        <w:t>under</w:t>
-      </w:r>
-      <w:r>
-        <w:rPr>
-          <w:b/>
-          <w:i/>
-          <w:spacing w:val="-3"/>
-          <w:sz w:val="16"/>
-        </w:rPr>
-        <w:t xml:space="preserve"> </w:t>
-      </w:r>
-      <w:r>
-        <w:rPr>
-          <w:b/>
-          <w:i/>
-          <w:sz w:val="16"/>
-        </w:rPr>
-        <w:t>symmetric</w:t>
-      </w:r>
-      <w:r>
-        <w:rPr>
-          <w:b/>
-          <w:i/>
-          <w:spacing w:val="-5"/>
-          <w:sz w:val="16"/>
-        </w:rPr>
-        <w:t xml:space="preserve"> </w:t>
-      </w:r>
-      <w:r>
-        <w:rPr>
-          <w:b/>
-          <w:i/>
-          <w:sz w:val="16"/>
-        </w:rPr>
-        <w:t>label</w:t>
-      </w:r>
-      <w:r>
-        <w:rPr>
-          <w:b/>
-          <w:i/>
-          <w:spacing w:val="-2"/>
-          <w:sz w:val="16"/>
-        </w:rPr>
-        <w:t xml:space="preserve"> </w:t>
-      </w:r>
-      <w:r>
-        <w:rPr>
-          <w:b/>
-          <w:i/>
-          <w:sz w:val="16"/>
-        </w:rPr>
+      <w:r>
+        <w:t>Fig. 19 presents the bar chart comparing model accuracy at the</w:t>
+      </w:r>
+      <w:r>
+        <w:rPr>
+          <w:spacing w:val="-13"/>
+        </w:rPr>
+        <w:t xml:space="preserve"> </w:t>
+      </w:r>
+      <w:r>
+        <w:t>highest</w:t>
+      </w:r>
+      <w:r>
+        <w:rPr>
+          <w:spacing w:val="-12"/>
+        </w:rPr>
+        <w:t xml:space="preserve"> </w:t>
+      </w:r>
+      <w:r>
         <w:t>noise</w:t>
       </w:r>
       <w:r>
         <w:rPr>
-          <w:b/>
-          <w:i/>
-          <w:spacing w:val="-5"/>
-          <w:sz w:val="16"/>
-        </w:rPr>
-        <w:t xml:space="preserve"> </w:t>
-      </w:r>
-      <w:r>
-        <w:rPr>
-          <w:b/>
-          <w:i/>
-          <w:sz w:val="16"/>
-        </w:rPr>
+          <w:spacing w:val="-13"/>
+        </w:rPr>
+        <w:t xml:space="preserve"> </w:t>
+      </w:r>
+      <w:r>
+        <w:t>level</w:t>
+      </w:r>
+      <w:r>
+        <w:rPr>
+          <w:spacing w:val="-12"/>
+        </w:rPr>
+        <w:t xml:space="preserve"> </w:t>
+      </w:r>
+      <w:r>
+        <w:t>(30%)</w:t>
+      </w:r>
+      <w:r>
+        <w:rPr>
+          <w:spacing w:val="-13"/>
+        </w:rPr>
+        <w:t xml:space="preserve"> </w:t>
+      </w:r>
+      <w:r>
         <w:t>across</w:t>
       </w:r>
       <w:r>
         <w:rPr>
-          <w:b/>
-          <w:i/>
-          <w:spacing w:val="40"/>
-          <w:sz w:val="16"/>
-        </w:rPr>
-        <w:t xml:space="preserve"> </w:t>
-      </w:r>
-      <w:r>
-        <w:rPr>
-          <w:b/>
-          <w:i/>
-          <w:sz w:val="16"/>
-        </w:rPr>
-        <w:t>increasing noise rates — Breast Cancer Wisconsin dataset</w:t>
+          <w:spacing w:val="-12"/>
+        </w:rPr>
+        <w:t xml:space="preserve"> </w:t>
+      </w:r>
+      <w:r>
+        <w:t>both</w:t>
+      </w:r>
+      <w:r>
+        <w:rPr>
+          <w:spacing w:val="-13"/>
+        </w:rPr>
+        <w:t xml:space="preserve"> </w:t>
+      </w:r>
+      <w:r>
+        <w:t>noise</w:t>
+      </w:r>
+      <w:r>
+        <w:rPr>
+          <w:spacing w:val="-12"/>
+        </w:rPr>
+        <w:t xml:space="preserve"> </w:t>
+      </w:r>
+      <w:r>
+        <w:t>types</w:t>
+      </w:r>
+      <w:r>
+        <w:rPr>
+          <w:spacing w:val="-13"/>
+        </w:rPr>
+        <w:t xml:space="preserve"> </w:t>
+      </w:r>
+      <w:r>
+        <w:t>and</w:t>
+      </w:r>
+      <w:r>
+        <w:rPr>
+          <w:spacing w:val="-12"/>
+        </w:rPr>
+        <w:t xml:space="preserve"> </w:t>
+      </w:r>
+      <w:r>
+        <w:t>both datasets. This visualization highlights the absolute performance remaining after strong corruption, complementing the relative drop analysis.</w:t>
       </w:r>
     </w:p>
     <w:p>
       <w:pPr>
         <w:pStyle w:val="BodyText"/>
-        <w:spacing w:before="8"/>
+        <w:spacing w:before="10"/>
         <w:ind w:left="0"/>
         <w:jc w:val="left"/>
         <w:rPr>
-          <w:b/>
-          <w:i/>
-          <w:sz w:val="6"/>
+          <w:sz w:val="13"/>
+        </w:rPr>
+      </w:pPr>
+    </w:p>
+    <w:p>
+      <w:pPr>
+        <w:spacing w:before="124"/>
+        <w:ind w:right="145"/>
+        <w:jc w:val="center"/>
+        <w:rPr>
+          <w:b/>
+          <w:i/>
+          <w:sz w:val="16"/>
         </w:rPr>
       </w:pPr>
       <w:r>
@@ -25538,16 +26791,16 @@
           <w:sz w:val="6"/>
         </w:rPr>
         <w:drawing>
-          <wp:anchor distT="0" distB="0" distL="0" distR="0" simplePos="0" relativeHeight="487601664" behindDoc="1" locked="0" layoutInCell="1" allowOverlap="1" wp14:anchorId="0FED92B9" wp14:editId="28226F0B">
+          <wp:anchor distT="0" distB="0" distL="0" distR="0" simplePos="0" relativeHeight="487601664" behindDoc="1" locked="0" layoutInCell="1" allowOverlap="1" wp14:anchorId="0FED92B9" wp14:editId="32FCDA17">
             <wp:simplePos x="0" y="0"/>
-            <wp:positionH relativeFrom="page">
-              <wp:posOffset>3988684</wp:posOffset>
+            <wp:positionH relativeFrom="column">
+              <wp:posOffset>88265</wp:posOffset>
             </wp:positionH>
             <wp:positionV relativeFrom="paragraph">
-              <wp:posOffset>64589</wp:posOffset>
+              <wp:posOffset>503555</wp:posOffset>
             </wp:positionV>
-            <wp:extent cx="2910115" cy="2314098"/>
-            <wp:effectExtent l="0" t="0" r="0" b="0"/>
+            <wp:extent cx="2909570" cy="2114550"/>
+            <wp:effectExtent l="0" t="0" r="5080" b="0"/>
             <wp:wrapTopAndBottom/>
             <wp:docPr id="32" name="Image 32"/>
             <wp:cNvGraphicFramePr>
@@ -25561,7 +26814,7 @@
                     <pic:cNvPicPr/>
                   </pic:nvPicPr>
                   <pic:blipFill>
-                    <a:blip r:embed="rId29" cstate="print"/>
+                    <a:blip r:embed="rId33" cstate="print"/>
                     <a:stretch>
                       <a:fillRect/>
                     </a:stretch>
@@ -25569,7 +26822,7 @@
                   <pic:spPr>
                     <a:xfrm>
                       <a:off x="0" y="0"/>
-                      <a:ext cx="2910115" cy="2314098"/>
+                      <a:ext cx="2909570" cy="2114550"/>
                     </a:xfrm>
                     <a:prstGeom prst="rect">
                       <a:avLst/>
@@ -25578,9 +26831,210 @@
                 </pic:pic>
               </a:graphicData>
             </a:graphic>
+            <wp14:sizeRelV relativeFrom="margin">
+              <wp14:pctHeight>0</wp14:pctHeight>
+            </wp14:sizeRelV>
           </wp:anchor>
         </w:drawing>
       </w:r>
+      <w:r>
+        <w:rPr>
+          <w:b/>
+          <w:i/>
+          <w:sz w:val="16"/>
+        </w:rPr>
+        <w:t>Fig.</w:t>
+      </w:r>
+      <w:r>
+        <w:rPr>
+          <w:b/>
+          <w:i/>
+          <w:spacing w:val="-4"/>
+          <w:sz w:val="16"/>
+        </w:rPr>
+        <w:t xml:space="preserve"> </w:t>
+      </w:r>
+      <w:r>
+        <w:rPr>
+          <w:b/>
+          <w:i/>
+          <w:sz w:val="16"/>
+        </w:rPr>
+        <w:t>19.</w:t>
+      </w:r>
+      <w:r>
+        <w:rPr>
+          <w:b/>
+          <w:i/>
+          <w:spacing w:val="-4"/>
+          <w:sz w:val="16"/>
+        </w:rPr>
+        <w:t xml:space="preserve"> </w:t>
+      </w:r>
+      <w:r>
+        <w:rPr>
+          <w:b/>
+          <w:i/>
+          <w:sz w:val="16"/>
+        </w:rPr>
+        <w:t>Mean</w:t>
+      </w:r>
+      <w:r>
+        <w:rPr>
+          <w:b/>
+          <w:i/>
+          <w:spacing w:val="-6"/>
+          <w:sz w:val="16"/>
+        </w:rPr>
+        <w:t xml:space="preserve"> </w:t>
+      </w:r>
+      <w:r>
+        <w:rPr>
+          <w:b/>
+          <w:i/>
+          <w:sz w:val="16"/>
+        </w:rPr>
+        <w:t>F1-score</w:t>
+      </w:r>
+      <w:r>
+        <w:rPr>
+          <w:b/>
+          <w:i/>
+          <w:spacing w:val="-5"/>
+          <w:sz w:val="16"/>
+        </w:rPr>
+        <w:t xml:space="preserve"> </w:t>
+      </w:r>
+      <w:r>
+        <w:rPr>
+          <w:b/>
+          <w:i/>
+          <w:sz w:val="16"/>
+        </w:rPr>
+        <w:t>degradation</w:t>
+      </w:r>
+      <w:r>
+        <w:rPr>
+          <w:b/>
+          <w:i/>
+          <w:spacing w:val="-6"/>
+          <w:sz w:val="16"/>
+        </w:rPr>
+        <w:t xml:space="preserve"> </w:t>
+      </w:r>
+      <w:r>
+        <w:rPr>
+          <w:b/>
+          <w:i/>
+          <w:sz w:val="16"/>
+        </w:rPr>
+        <w:t>under</w:t>
+      </w:r>
+      <w:r>
+        <w:rPr>
+          <w:b/>
+          <w:i/>
+          <w:spacing w:val="-3"/>
+          <w:sz w:val="16"/>
+        </w:rPr>
+        <w:t xml:space="preserve"> </w:t>
+      </w:r>
+      <w:r>
+        <w:rPr>
+          <w:b/>
+          <w:i/>
+          <w:sz w:val="16"/>
+        </w:rPr>
+        <w:t>symmetric</w:t>
+      </w:r>
+      <w:r>
+        <w:rPr>
+          <w:b/>
+          <w:i/>
+          <w:spacing w:val="-5"/>
+          <w:sz w:val="16"/>
+        </w:rPr>
+        <w:t xml:space="preserve"> </w:t>
+      </w:r>
+      <w:r>
+        <w:rPr>
+          <w:b/>
+          <w:i/>
+          <w:sz w:val="16"/>
+        </w:rPr>
+        <w:t>label</w:t>
+      </w:r>
+      <w:r>
+        <w:rPr>
+          <w:b/>
+          <w:i/>
+          <w:spacing w:val="-2"/>
+          <w:sz w:val="16"/>
+        </w:rPr>
+        <w:t xml:space="preserve"> </w:t>
+      </w:r>
+      <w:r>
+        <w:rPr>
+          <w:b/>
+          <w:i/>
+          <w:sz w:val="16"/>
+        </w:rPr>
+        <w:t>noise</w:t>
+      </w:r>
+      <w:r>
+        <w:rPr>
+          <w:b/>
+          <w:i/>
+          <w:spacing w:val="-5"/>
+          <w:sz w:val="16"/>
+        </w:rPr>
+        <w:t xml:space="preserve"> </w:t>
+      </w:r>
+      <w:r>
+        <w:rPr>
+          <w:b/>
+          <w:i/>
+          <w:sz w:val="16"/>
+        </w:rPr>
+        <w:t>across</w:t>
+      </w:r>
+      <w:r>
+        <w:rPr>
+          <w:b/>
+          <w:i/>
+          <w:spacing w:val="40"/>
+          <w:sz w:val="16"/>
+        </w:rPr>
+        <w:t xml:space="preserve"> </w:t>
+      </w:r>
+      <w:r>
+        <w:rPr>
+          <w:b/>
+          <w:i/>
+          <w:sz w:val="16"/>
+        </w:rPr>
+        <w:t>increasing noise rates — Breast Cancer Wisconsin dataset</w:t>
+      </w:r>
+      <w:r>
+        <w:rPr>
+          <w:b/>
+          <w:i/>
+          <w:sz w:val="16"/>
+        </w:rPr>
+        <w:t>.</w:t>
+      </w:r>
+    </w:p>
+    <w:p>
+      <w:pPr>
+        <w:spacing w:before="124"/>
+        <w:ind w:right="145"/>
+        <w:jc w:val="center"/>
+        <w:rPr>
+          <w:b/>
+          <w:i/>
+          <w:sz w:val="16"/>
+        </w:rPr>
+      </w:pPr>
     </w:p>
     <w:p>
       <w:pPr>
@@ -25769,53 +27223,46 @@
           <w:i/>
           <w:sz w:val="16"/>
         </w:rPr>
-        <w:t>increasing noise rates — Breast Cancer Wisconsin dataset</w:t>
-      </w:r>
-    </w:p>
-    <w:p>
-      <w:pPr>
+        <w:t xml:space="preserve">increasing noise rates — </w:t>
+      </w:r>
+      <w:r>
+        <w:rPr>
+          <w:b/>
+          <w:i/>
+          <w:sz w:val="16"/>
+        </w:rPr>
+        <w:t>Adult Income Dataset</w:t>
+      </w:r>
+    </w:p>
+    <w:p>
+      <w:pPr>
+        <w:spacing w:before="106"/>
+        <w:ind w:left="4" w:right="145"/>
         <w:jc w:val="center"/>
         <w:rPr>
           <w:b/>
           <w:i/>
           <w:sz w:val="16"/>
         </w:rPr>
-        <w:sectPr>
-          <w:type w:val="continuous"/>
-          <w:pgSz w:w="11910" w:h="16840"/>
-          <w:pgMar w:top="560" w:right="708" w:bottom="280" w:left="850" w:header="720" w:footer="720" w:gutter="0"/>
-          <w:cols w:num="2" w:space="720" w:equalWidth="0">
-            <w:col w:w="4925" w:space="300"/>
-            <w:col w:w="5127"/>
-          </w:cols>
-        </w:sectPr>
-      </w:pPr>
-    </w:p>
-    <w:p>
-      <w:pPr>
-        <w:pStyle w:val="BodyText"/>
-        <w:spacing w:before="4"/>
-        <w:ind w:left="0"/>
-        <w:jc w:val="left"/>
-        <w:rPr>
-          <w:b/>
-          <w:i/>
-          <w:sz w:val="14"/>
-        </w:rPr>
-      </w:pPr>
-    </w:p>
-    <w:p>
-      <w:pPr>
-        <w:pStyle w:val="BodyText"/>
-        <w:ind w:left="185"/>
-        <w:jc w:val="left"/>
+      </w:pPr>
+    </w:p>
+    <w:p>
+      <w:pPr>
+        <w:spacing w:before="106"/>
+        <w:ind w:left="4" w:right="145"/>
+        <w:jc w:val="center"/>
+        <w:rPr>
+          <w:b/>
+          <w:i/>
+          <w:sz w:val="16"/>
+        </w:rPr>
       </w:pPr>
       <w:r>
         <w:rPr>
           <w:noProof/>
         </w:rPr>
         <w:drawing>
-          <wp:inline distT="0" distB="0" distL="0" distR="0" wp14:anchorId="4C0AB670" wp14:editId="5205BE6E">
+          <wp:inline distT="0" distB="0" distL="0" distR="0" wp14:anchorId="08D835C9" wp14:editId="69942613">
             <wp:extent cx="2917437" cy="2305907"/>
             <wp:effectExtent l="0" t="0" r="0" b="0"/>
             <wp:docPr id="33" name="Image 33"/>
@@ -25830,7 +27277,7 @@
                     <pic:cNvPicPr/>
                   </pic:nvPicPr>
                   <pic:blipFill>
-                    <a:blip r:embed="rId30" cstate="print"/>
+                    <a:blip r:embed="rId34" cstate="print"/>
                     <a:stretch>
                       <a:fillRect/>
                     </a:stretch>
@@ -26042,14 +27489,61 @@
     </w:p>
     <w:p>
       <w:pPr>
-        <w:pStyle w:val="BodyText"/>
-        <w:spacing w:before="2"/>
-        <w:ind w:left="0"/>
-        <w:jc w:val="left"/>
-        <w:rPr>
-          <w:b/>
-          <w:i/>
-          <w:sz w:val="17"/>
+        <w:spacing w:before="106"/>
+        <w:ind w:left="4" w:right="145"/>
+        <w:jc w:val="center"/>
+        <w:rPr>
+          <w:b/>
+          <w:i/>
+          <w:sz w:val="16"/>
+        </w:rPr>
+      </w:pPr>
+    </w:p>
+    <w:p>
+      <w:pPr>
+        <w:spacing w:before="161"/>
+        <w:ind w:right="204"/>
+        <w:jc w:val="both"/>
+        <w:rPr>
+          <w:spacing w:val="-2"/>
+          <w:sz w:val="20"/>
+          <w:szCs w:val="20"/>
+        </w:rPr>
+      </w:pPr>
+    </w:p>
+    <w:p>
+      <w:pPr>
+        <w:spacing w:before="161"/>
+        <w:ind w:right="204"/>
+        <w:jc w:val="both"/>
+        <w:rPr>
+          <w:spacing w:val="-2"/>
+          <w:sz w:val="20"/>
+          <w:szCs w:val="20"/>
+        </w:rPr>
+      </w:pPr>
+    </w:p>
+    <w:p>
+      <w:pPr>
+        <w:spacing w:before="161"/>
+        <w:ind w:right="204"/>
+        <w:jc w:val="both"/>
+        <w:rPr>
+          <w:spacing w:val="-2"/>
+          <w:sz w:val="20"/>
+          <w:szCs w:val="20"/>
+        </w:rPr>
+      </w:pPr>
+    </w:p>
+    <w:p>
+      <w:pPr>
+        <w:spacing w:before="161"/>
+        <w:ind w:right="204"/>
+        <w:jc w:val="both"/>
+        <w:rPr>
+          <w:spacing w:val="-2"/>
+          <w:sz w:val="20"/>
+          <w:szCs w:val="20"/>
         </w:rPr>
       </w:pPr>
       <w:r>
@@ -26060,13 +27554,13 @@
           <w:sz w:val="17"/>
         </w:rPr>
         <w:drawing>
-          <wp:anchor distT="0" distB="0" distL="0" distR="0" simplePos="0" relativeHeight="487602688" behindDoc="1" locked="0" layoutInCell="1" allowOverlap="1" wp14:anchorId="41675056" wp14:editId="3381CCEF">
+          <wp:anchor distT="0" distB="0" distL="0" distR="0" simplePos="0" relativeHeight="487610880" behindDoc="1" locked="0" layoutInCell="1" allowOverlap="1" wp14:anchorId="151F9184" wp14:editId="23D71F1A">
             <wp:simplePos x="0" y="0"/>
             <wp:positionH relativeFrom="page">
-              <wp:posOffset>641707</wp:posOffset>
+              <wp:posOffset>3953676</wp:posOffset>
             </wp:positionH>
             <wp:positionV relativeFrom="paragraph">
-              <wp:posOffset>140836</wp:posOffset>
+              <wp:posOffset>167032</wp:posOffset>
             </wp:positionV>
             <wp:extent cx="2955087" cy="2305907"/>
             <wp:effectExtent l="0" t="0" r="0" b="0"/>
@@ -26083,7 +27577,7 @@
                     <pic:cNvPicPr/>
                   </pic:nvPicPr>
                   <pic:blipFill>
-                    <a:blip r:embed="rId31" cstate="print"/>
+                    <a:blip r:embed="rId35" cstate="print"/>
                     <a:stretch>
                       <a:fillRect/>
                     </a:stretch>
@@ -26108,6 +27602,7 @@
       <w:pPr>
         <w:spacing w:before="121"/>
         <w:ind w:left="928" w:hanging="831"/>
+        <w:jc w:val="center"/>
         <w:rPr>
           <w:b/>
           <w:i/>
@@ -26137,15 +27632,7 @@
           <w:i/>
           <w:sz w:val="16"/>
         </w:rPr>
-        <w:t>22</w:t>
-      </w:r>
-      <w:r>
-        <w:rPr>
-          <w:b/>
-          <w:i/>
-          <w:sz w:val="16"/>
-        </w:rPr>
-        <w:t>.</w:t>
+        <w:t>22.</w:t>
       </w:r>
       <w:r>
         <w:rPr>
@@ -26300,20 +27787,32 @@
         </w:rPr>
         <w:t>increasing noise rates — Adult Income dataset.</w:t>
       </w:r>
+    </w:p>
+    <w:p>
+      <w:pPr>
+        <w:pStyle w:val="BodyText"/>
+        <w:spacing w:before="2"/>
+        <w:ind w:left="0"/>
+        <w:jc w:val="left"/>
+        <w:rPr>
+          <w:b/>
+          <w:i/>
+          <w:sz w:val="17"/>
+        </w:rPr>
+      </w:pPr>
     </w:p>
     <w:p>
       <w:pPr>
         <w:pStyle w:val="Heading3"/>
         <w:numPr>
           <w:ilvl w:val="0"/>
-          <w:numId w:val="4"/>
+          <w:numId w:val="3"/>
         </w:numPr>
         <w:tabs>
           <w:tab w:val="left" w:pos="674"/>
         </w:tabs>
         <w:spacing w:before="118"/>
-        <w:ind w:left="674" w:hanging="254"/>
-        <w:jc w:val="both"/>
+        <w:jc w:val="center"/>
       </w:pPr>
       <w:r>
         <w:t>Discussion</w:t>
@@ -26808,9 +28307,6 @@
         <w:spacing w:before="79"/>
         <w:ind w:left="57" w:right="5"/>
         <w:jc w:val="both"/>
-        <w:rPr>
-          <w:sz w:val="20"/>
-        </w:rPr>
       </w:pPr>
       <w:r>
         <w:rPr>
@@ -26937,15 +28433,12 @@
         </w:rPr>
         <w:t>the</w:t>
       </w:r>
-    </w:p>
-    <w:p>
-      <w:pPr>
-        <w:pStyle w:val="BodyText"/>
-        <w:spacing w:before="62"/>
-        <w:ind w:right="200"/>
-      </w:pPr>
-      <w:r>
-        <w:br w:type="column"/>
+      <w:r>
+        <w:rPr>
+          <w:spacing w:val="-5"/>
+          <w:sz w:val="20"/>
+        </w:rPr>
+        <w:t xml:space="preserve"> </w:t>
       </w:r>
       <w:r>
         <w:t>strong</w:t>
@@ -27013,20 +28506,29 @@
       <w:r>
         <w:t>However, the best-performing model under asymmetric noise changes between datasets (SVM on Breast Cancer, KNN on Adult), indicating that robustness conclusions drawn from a single dataset may not generalize. Cross-dataset evaluation is therefore essential in robustness studies.</w:t>
       </w:r>
+    </w:p>
+    <w:p>
+      <w:pPr>
+        <w:spacing w:before="79"/>
+        <w:ind w:left="57" w:right="5"/>
+        <w:jc w:val="both"/>
+        <w:rPr>
+          <w:sz w:val="20"/>
+        </w:rPr>
+      </w:pPr>
     </w:p>
     <w:p>
       <w:pPr>
         <w:pStyle w:val="Heading3"/>
         <w:numPr>
           <w:ilvl w:val="0"/>
-          <w:numId w:val="4"/>
+          <w:numId w:val="3"/>
         </w:numPr>
         <w:tabs>
           <w:tab w:val="left" w:pos="1239"/>
         </w:tabs>
         <w:spacing w:before="120"/>
-        <w:ind w:left="1239" w:hanging="176"/>
-        <w:jc w:val="both"/>
+        <w:jc w:val="center"/>
       </w:pPr>
       <w:r>
         <w:t>Key</w:t>
@@ -27385,6 +28887,54 @@
     </w:p>
     <w:p>
       <w:pPr>
+        <w:spacing w:before="161"/>
+        <w:ind w:right="204"/>
+        <w:jc w:val="both"/>
+        <w:rPr>
+          <w:spacing w:val="-2"/>
+          <w:sz w:val="20"/>
+          <w:szCs w:val="20"/>
+        </w:rPr>
+      </w:pPr>
+    </w:p>
+    <w:p>
+      <w:pPr>
+        <w:spacing w:before="161"/>
+        <w:ind w:right="204"/>
+        <w:jc w:val="both"/>
+        <w:rPr>
+          <w:spacing w:val="-2"/>
+          <w:sz w:val="20"/>
+          <w:szCs w:val="20"/>
+        </w:rPr>
+      </w:pPr>
+    </w:p>
+    <w:p>
+      <w:pPr>
+        <w:spacing w:before="161"/>
+        <w:ind w:right="204"/>
+        <w:jc w:val="both"/>
+        <w:rPr>
+          <w:spacing w:val="-2"/>
+          <w:sz w:val="20"/>
+          <w:szCs w:val="20"/>
+        </w:rPr>
+      </w:pPr>
+    </w:p>
+    <w:p>
+      <w:pPr>
+        <w:spacing w:before="161"/>
+        <w:ind w:right="204"/>
+        <w:jc w:val="both"/>
+        <w:rPr>
+          <w:spacing w:val="-2"/>
+          <w:sz w:val="20"/>
+          <w:szCs w:val="20"/>
+        </w:rPr>
+      </w:pPr>
+    </w:p>
+    <w:p>
+      <w:pPr>
         <w:pStyle w:val="ListParagraph"/>
         <w:numPr>
           <w:ilvl w:val="0"/>
@@ -28002,14 +29552,13 @@
         <w:pStyle w:val="Heading1"/>
         <w:numPr>
           <w:ilvl w:val="0"/>
-          <w:numId w:val="7"/>
+          <w:numId w:val="3"/>
         </w:numPr>
         <w:tabs>
           <w:tab w:val="left" w:pos="898"/>
         </w:tabs>
         <w:spacing w:before="202"/>
-        <w:ind w:left="898" w:hanging="243"/>
-        <w:jc w:val="left"/>
+        <w:jc w:val="center"/>
       </w:pPr>
       <w:r>
         <w:t>CONCLUSION</w:t>
@@ -28549,28 +30098,13 @@
         </w:rPr>
         <w:t>the</w:t>
       </w:r>
-    </w:p>
-    <w:p>
-      <w:pPr>
-        <w:pStyle w:val="BodyText"/>
-        <w:sectPr>
-          <w:pgSz w:w="11910" w:h="16840"/>
-          <w:pgMar w:top="1000" w:right="708" w:bottom="280" w:left="850" w:header="720" w:footer="720" w:gutter="0"/>
-          <w:cols w:num="2" w:space="720" w:equalWidth="0">
-            <w:col w:w="4928" w:space="298"/>
-            <w:col w:w="5126"/>
-          </w:cols>
-        </w:sectPr>
-      </w:pPr>
-    </w:p>
-    <w:p>
-      <w:pPr>
-        <w:pStyle w:val="BodyText"/>
-        <w:spacing w:before="62"/>
-        <w:ind w:right="1"/>
-      </w:pPr>
-      <w:r>
-        <w:lastRenderedPageBreak/>
+      <w:r>
+        <w:rPr>
+          <w:spacing w:val="-5"/>
+        </w:rPr>
+        <w:t xml:space="preserve"> </w:t>
+      </w:r>
+      <w:r>
         <w:t xml:space="preserve">strongest under symmetric noise. However, under asymmetric noise on the </w:t>
       </w:r>
       <w:proofErr w:type="gramStart"/>
@@ -28579,7 +30113,10 @@
       </w:r>
       <w:proofErr w:type="gramEnd"/>
       <w:r>
-        <w:t xml:space="preserve"> dataset, KNN showed the smallest relative degradation. These observations confirm that robustness is context-dependent and that no single classifier is universally best for all label corruption settings.</w:t>
+        <w:t xml:space="preserve"> dataset, KNN showed the smallest relative degradation. These observations confirm that robustness is context-dependent and that no single classifier is universally best for all label corruption settings</w:t>
+      </w:r>
+      <w:r>
+        <w:t xml:space="preserve">. </w:t>
       </w:r>
     </w:p>
     <w:p>
@@ -28651,7 +30188,52 @@
         <w:t xml:space="preserve"> </w:t>
       </w:r>
       <w:r>
-        <w:t xml:space="preserve">noise, and its variability across folds was also comparatively high. In contrast, ensemble and margin-based methods were generally more stable. Random Forest and </w:t>
+        <w:t xml:space="preserve">noise, </w:t>
+      </w:r>
+    </w:p>
+    <w:p>
+      <w:pPr>
+        <w:pStyle w:val="BodyText"/>
+        <w:spacing w:before="79"/>
+      </w:pPr>
+    </w:p>
+    <w:p>
+      <w:pPr>
+        <w:pStyle w:val="BodyText"/>
+        <w:spacing w:before="79"/>
+      </w:pPr>
+    </w:p>
+    <w:p>
+      <w:pPr>
+        <w:pStyle w:val="BodyText"/>
+        <w:spacing w:before="79"/>
+      </w:pPr>
+    </w:p>
+    <w:p>
+      <w:pPr>
+        <w:pStyle w:val="BodyText"/>
+        <w:spacing w:before="79"/>
+      </w:pPr>
+    </w:p>
+    <w:p>
+      <w:pPr>
+        <w:pStyle w:val="BodyText"/>
+        <w:spacing w:before="79"/>
+      </w:pPr>
+    </w:p>
+    <w:p>
+      <w:pPr>
+        <w:pStyle w:val="BodyText"/>
+        <w:spacing w:before="79"/>
+      </w:pPr>
+    </w:p>
+    <w:p>
+      <w:pPr>
+        <w:pStyle w:val="BodyText"/>
+        <w:spacing w:before="79"/>
+      </w:pPr>
+      <w:r>
+        <w:t xml:space="preserve">and its variability across folds was also comparatively high. In contrast, ensemble and margin-based methods were generally more stable. Random Forest and </w:t>
       </w:r>
       <w:proofErr w:type="spellStart"/>
       <w:r>
@@ -28750,13 +30332,23 @@
       <w:r>
         <w:t>showed moderate accuracy decline but substantial F1 collapse. This highlights the importance of using multiple evaluation measures in noisy-label studies.</w:t>
       </w:r>
+    </w:p>
+    <w:p>
+      <w:pPr>
+        <w:pStyle w:val="BodyText"/>
+        <w:spacing w:before="80"/>
+        <w:ind w:right="197"/>
+        <w:rPr>
+          <w:b/>
+          <w:bCs/>
+        </w:rPr>
+      </w:pPr>
     </w:p>
     <w:p>
       <w:pPr>
         <w:pStyle w:val="BodyText"/>
         <w:spacing w:before="80"/>
         <w:ind w:left="60"/>
-        <w:jc w:val="center"/>
       </w:pPr>
       <w:r>
         <w:t>Table VI summarizes the main cross-dataset robustness patterns</w:t>
@@ -28919,7 +30511,6 @@
       <w:pPr>
         <w:pStyle w:val="BodyText"/>
         <w:ind w:left="95" w:right="37" w:hanging="7"/>
-        <w:jc w:val="center"/>
       </w:pPr>
       <w:r>
         <w:t>Decision Tree was consistently the least robust model. In addition,</w:t>
@@ -29067,6 +30658,12 @@
       <w:r>
         <w:t>clearly under class imbalance.</w:t>
       </w:r>
+    </w:p>
+    <w:p>
+      <w:pPr>
+        <w:pStyle w:val="BodyText"/>
+        <w:ind w:left="95" w:right="37" w:hanging="7"/>
+      </w:pPr>
     </w:p>
     <w:p>
       <w:pPr>
@@ -30270,13 +31867,16 @@
         <w:jc w:val="center"/>
         <w:rPr>
           <w:i/>
-          <w:sz w:val="18"/>
-        </w:rPr>
-      </w:pPr>
-      <w:r>
-        <w:rPr>
-          <w:i/>
-          <w:sz w:val="18"/>
+          <w:spacing w:val="-2"/>
+          <w:sz w:val="16"/>
+          <w:szCs w:val="16"/>
+        </w:rPr>
+      </w:pPr>
+      <w:r>
+        <w:rPr>
+          <w:i/>
+          <w:sz w:val="16"/>
+          <w:szCs w:val="16"/>
         </w:rPr>
         <w:t>Table VI. Combined cross-dataset comparison showing best baseline,</w:t>
       </w:r>
@@ -30284,14 +31884,16 @@
         <w:rPr>
           <w:i/>
           <w:spacing w:val="-6"/>
-          <w:sz w:val="18"/>
-        </w:rPr>
-        <w:t xml:space="preserve"> </w:t>
-      </w:r>
-      <w:r>
-        <w:rPr>
-          <w:i/>
-          <w:sz w:val="18"/>
+          <w:sz w:val="16"/>
+          <w:szCs w:val="16"/>
+        </w:rPr>
+        <w:t xml:space="preserve"> </w:t>
+      </w:r>
+      <w:r>
+        <w:rPr>
+          <w:i/>
+          <w:sz w:val="16"/>
+          <w:szCs w:val="16"/>
         </w:rPr>
         <w:t>best</w:t>
       </w:r>
@@ -30299,14 +31901,16 @@
         <w:rPr>
           <w:i/>
           <w:spacing w:val="-4"/>
-          <w:sz w:val="18"/>
-        </w:rPr>
-        <w:t xml:space="preserve"> </w:t>
-      </w:r>
-      <w:r>
-        <w:rPr>
-          <w:i/>
-          <w:sz w:val="18"/>
+          <w:sz w:val="16"/>
+          <w:szCs w:val="16"/>
+        </w:rPr>
+        <w:t xml:space="preserve"> </w:t>
+      </w:r>
+      <w:r>
+        <w:rPr>
+          <w:i/>
+          <w:sz w:val="16"/>
+          <w:szCs w:val="16"/>
         </w:rPr>
         <w:t>robustness</w:t>
       </w:r>
@@ -30314,14 +31918,16 @@
         <w:rPr>
           <w:i/>
           <w:spacing w:val="-5"/>
-          <w:sz w:val="18"/>
-        </w:rPr>
-        <w:t xml:space="preserve"> </w:t>
-      </w:r>
-      <w:r>
-        <w:rPr>
-          <w:i/>
-          <w:sz w:val="18"/>
+          <w:sz w:val="16"/>
+          <w:szCs w:val="16"/>
+        </w:rPr>
+        <w:t xml:space="preserve"> </w:t>
+      </w:r>
+      <w:r>
+        <w:rPr>
+          <w:i/>
+          <w:sz w:val="16"/>
+          <w:szCs w:val="16"/>
         </w:rPr>
         <w:t>under</w:t>
       </w:r>
@@ -30329,14 +31935,16 @@
         <w:rPr>
           <w:i/>
           <w:spacing w:val="-5"/>
-          <w:sz w:val="18"/>
-        </w:rPr>
-        <w:t xml:space="preserve"> </w:t>
-      </w:r>
-      <w:r>
-        <w:rPr>
-          <w:i/>
-          <w:sz w:val="18"/>
+          <w:sz w:val="16"/>
+          <w:szCs w:val="16"/>
+        </w:rPr>
+        <w:t xml:space="preserve"> </w:t>
+      </w:r>
+      <w:r>
+        <w:rPr>
+          <w:i/>
+          <w:sz w:val="16"/>
+          <w:szCs w:val="16"/>
         </w:rPr>
         <w:t>each</w:t>
       </w:r>
@@ -30344,14 +31952,16 @@
         <w:rPr>
           <w:i/>
           <w:spacing w:val="-3"/>
-          <w:sz w:val="18"/>
-        </w:rPr>
-        <w:t xml:space="preserve"> </w:t>
-      </w:r>
-      <w:r>
-        <w:rPr>
-          <w:i/>
-          <w:sz w:val="18"/>
+          <w:sz w:val="16"/>
+          <w:szCs w:val="16"/>
+        </w:rPr>
+        <w:t xml:space="preserve"> </w:t>
+      </w:r>
+      <w:r>
+        <w:rPr>
+          <w:i/>
+          <w:sz w:val="16"/>
+          <w:szCs w:val="16"/>
         </w:rPr>
         <w:t>noise</w:t>
       </w:r>
@@ -30359,14 +31969,16 @@
         <w:rPr>
           <w:i/>
           <w:spacing w:val="-5"/>
-          <w:sz w:val="18"/>
-        </w:rPr>
-        <w:t xml:space="preserve"> </w:t>
-      </w:r>
-      <w:r>
-        <w:rPr>
-          <w:i/>
-          <w:sz w:val="18"/>
+          <w:sz w:val="16"/>
+          <w:szCs w:val="16"/>
+        </w:rPr>
+        <w:t xml:space="preserve"> </w:t>
+      </w:r>
+      <w:r>
+        <w:rPr>
+          <w:i/>
+          <w:sz w:val="16"/>
+          <w:szCs w:val="16"/>
         </w:rPr>
         <w:t>type,</w:t>
       </w:r>
@@ -30374,14 +31986,16 @@
         <w:rPr>
           <w:i/>
           <w:spacing w:val="-4"/>
-          <w:sz w:val="18"/>
-        </w:rPr>
-        <w:t xml:space="preserve"> </w:t>
-      </w:r>
-      <w:r>
-        <w:rPr>
-          <w:i/>
-          <w:sz w:val="18"/>
+          <w:sz w:val="16"/>
+          <w:szCs w:val="16"/>
+        </w:rPr>
+        <w:t xml:space="preserve"> </w:t>
+      </w:r>
+      <w:r>
+        <w:rPr>
+          <w:i/>
+          <w:sz w:val="16"/>
+          <w:szCs w:val="16"/>
         </w:rPr>
         <w:t>worst</w:t>
       </w:r>
@@ -30389,14 +32003,16 @@
         <w:rPr>
           <w:i/>
           <w:spacing w:val="-4"/>
-          <w:sz w:val="18"/>
-        </w:rPr>
-        <w:t xml:space="preserve"> </w:t>
-      </w:r>
-      <w:r>
-        <w:rPr>
-          <w:i/>
-          <w:sz w:val="18"/>
+          <w:sz w:val="16"/>
+          <w:szCs w:val="16"/>
+        </w:rPr>
+        <w:t xml:space="preserve"> </w:t>
+      </w:r>
+      <w:r>
+        <w:rPr>
+          <w:i/>
+          <w:sz w:val="16"/>
+          <w:szCs w:val="16"/>
         </w:rPr>
         <w:t>model,</w:t>
       </w:r>
@@ -30404,14 +32020,16 @@
         <w:rPr>
           <w:i/>
           <w:spacing w:val="-6"/>
-          <w:sz w:val="18"/>
-        </w:rPr>
-        <w:t xml:space="preserve"> </w:t>
-      </w:r>
-      <w:r>
-        <w:rPr>
-          <w:i/>
-          <w:sz w:val="18"/>
+          <w:sz w:val="16"/>
+          <w:szCs w:val="16"/>
+        </w:rPr>
+        <w:t xml:space="preserve"> </w:t>
+      </w:r>
+      <w:r>
+        <w:rPr>
+          <w:i/>
+          <w:sz w:val="16"/>
+          <w:szCs w:val="16"/>
         </w:rPr>
         <w:t xml:space="preserve">and F1 collapse pattern. Rel. drop = relative accuracy </w:t>
       </w:r>
@@ -30419,7 +32037,8 @@
       <w:r>
         <w:rPr>
           <w:i/>
-          <w:sz w:val="18"/>
+          <w:sz w:val="16"/>
+          <w:szCs w:val="16"/>
         </w:rPr>
         <w:t>drop</w:t>
       </w:r>
@@ -30427,7 +32046,8 @@
       <w:r>
         <w:rPr>
           <w:i/>
-          <w:sz w:val="18"/>
+          <w:sz w:val="16"/>
+          <w:szCs w:val="16"/>
         </w:rPr>
         <w:t xml:space="preserve"> at 30% </w:t>
       </w:r>
@@ -30435,7 +32055,8 @@
         <w:rPr>
           <w:i/>
           <w:spacing w:val="-2"/>
-          <w:sz w:val="18"/>
+          <w:sz w:val="16"/>
+          <w:szCs w:val="16"/>
         </w:rPr>
         <w:t>noise.</w:t>
       </w:r>
@@ -30542,6 +32163,17 @@
     </w:p>
     <w:p>
       <w:pPr>
+        <w:pStyle w:val="BodyText"/>
+        <w:spacing w:before="80"/>
+        <w:ind w:left="0" w:right="197"/>
+        <w:rPr>
+          <w:b/>
+          <w:bCs/>
+        </w:rPr>
+      </w:pPr>
+    </w:p>
+    <w:p>
+      <w:pPr>
         <w:pStyle w:val="Heading3"/>
         <w:ind w:left="57" w:firstLine="0"/>
       </w:pPr>
@@ -30671,19 +32303,58 @@
         </w:rPr>
         <w:t>across</w:t>
       </w:r>
+      <w:r>
+        <w:t xml:space="preserve"> </w:t>
+      </w:r>
+      <w:r>
+        <w:t>domains. Second, additional noise mechanisms can be studied, such as class-dependent noise, instance-dependent noise, or real annotation uncertainty, which better reflect practical data collection scenarios</w:t>
+      </w:r>
+      <w:r>
+        <w:t>.</w:t>
+      </w:r>
     </w:p>
     <w:p>
       <w:pPr>
         <w:pStyle w:val="BodyText"/>
-        <w:spacing w:before="62"/>
-        <w:ind w:right="197"/>
-      </w:pPr>
-      <w:r>
-        <w:br w:type="column"/>
-      </w:r>
-      <w:r>
-        <w:t>domains. Second, additional noise mechanisms can be studied, such as class-dependent noise, instance-dependent noise, or real annotation uncertainty, which better reflect practical data collection scenarios.</w:t>
-      </w:r>
+        <w:spacing w:before="60"/>
+      </w:pPr>
+    </w:p>
+    <w:p>
+      <w:pPr>
+        <w:pStyle w:val="BodyText"/>
+        <w:spacing w:before="60"/>
+      </w:pPr>
+    </w:p>
+    <w:p>
+      <w:pPr>
+        <w:pStyle w:val="BodyText"/>
+        <w:spacing w:before="60"/>
+      </w:pPr>
+    </w:p>
+    <w:p>
+      <w:pPr>
+        <w:pStyle w:val="BodyText"/>
+        <w:spacing w:before="60"/>
+      </w:pPr>
+    </w:p>
+    <w:p>
+      <w:pPr>
+        <w:pStyle w:val="BodyText"/>
+        <w:spacing w:before="60"/>
+      </w:pPr>
+    </w:p>
+    <w:p>
+      <w:pPr>
+        <w:pStyle w:val="BodyText"/>
+        <w:spacing w:before="60"/>
+        <w:ind w:left="0"/>
+      </w:pPr>
+    </w:p>
+    <w:p>
+      <w:pPr>
+        <w:pStyle w:val="BodyText"/>
+        <w:spacing w:before="60"/>
+      </w:pPr>
     </w:p>
     <w:p>
       <w:pPr>
@@ -30827,6 +32498,13 @@
       <w:r>
         <w:t>label-noise robustness in classical machine learning and can serve as a base for more advanced and application-oriented research in noisy supervised learning.</w:t>
       </w:r>
+    </w:p>
+    <w:p>
+      <w:pPr>
+        <w:pStyle w:val="BodyText"/>
+        <w:spacing w:before="60"/>
+        <w:ind w:left="0"/>
+      </w:pPr>
     </w:p>
     <w:p>
       <w:pPr>
@@ -31490,6 +33168,19 @@
     </w:p>
     <w:p>
       <w:pPr>
+        <w:tabs>
+          <w:tab w:val="left" w:pos="338"/>
+          <w:tab w:val="left" w:pos="616"/>
+        </w:tabs>
+        <w:spacing w:before="79"/>
+        <w:ind w:right="228"/>
+        <w:rPr>
+          <w:sz w:val="18"/>
+        </w:rPr>
+      </w:pPr>
+    </w:p>
+    <w:p>
+      <w:pPr>
         <w:pStyle w:val="ListParagraph"/>
         <w:numPr>
           <w:ilvl w:val="0"/>
@@ -31510,22 +33201,8 @@
         <w:rPr>
           <w:sz w:val="18"/>
         </w:rPr>
-        <w:lastRenderedPageBreak/>
         <w:t>E. Fix and J. L. Hodges, “Discriminatory analysis: Nonparametric discrimination: Consistency properties,” USAF School of Aviation Medicine, Project 21-49-004, Report No. 4, 1951.</w:t>
       </w:r>
-    </w:p>
-    <w:p>
-      <w:pPr>
-        <w:tabs>
-          <w:tab w:val="left" w:pos="338"/>
-          <w:tab w:val="left" w:pos="616"/>
-        </w:tabs>
-        <w:spacing w:before="79"/>
-        <w:ind w:right="228"/>
-        <w:rPr>
-          <w:sz w:val="18"/>
-        </w:rPr>
-      </w:pPr>
     </w:p>
     <w:p>
       <w:pPr>
@@ -31550,6 +33227,230 @@
           <w:sz w:val="18"/>
         </w:rPr>
         <w:t>L. Rokach, “Decision trees: A survey,” Data Mining and Knowledge Discovery, vol. 14, no. 1, pp. 1–26, 2006.</w:t>
+      </w:r>
+    </w:p>
+    <w:p>
+      <w:pPr>
+        <w:pStyle w:val="BodyText"/>
+        <w:spacing w:before="60"/>
+        <w:sectPr>
+          <w:pgSz w:w="11910" w:h="16840"/>
+          <w:pgMar w:top="980" w:right="708" w:bottom="280" w:left="850" w:header="720" w:footer="720" w:gutter="0"/>
+          <w:cols w:num="2" w:space="720" w:equalWidth="0">
+            <w:col w:w="4926" w:space="300"/>
+            <w:col w:w="5126"/>
+          </w:cols>
+        </w:sectPr>
+      </w:pPr>
+    </w:p>
+    <w:p>
+      <w:pPr>
+        <w:pStyle w:val="BodyText"/>
+        <w:ind w:left="0"/>
+        <w:jc w:val="left"/>
+        <w:sectPr>
+          <w:pgSz w:w="11910" w:h="16840"/>
+          <w:pgMar w:top="1100" w:right="708" w:bottom="280" w:left="850" w:header="720" w:footer="720" w:gutter="0"/>
+          <w:cols w:space="720"/>
+        </w:sectPr>
+      </w:pPr>
+    </w:p>
+    <w:p>
+      <w:pPr>
+        <w:pStyle w:val="BodyText"/>
+        <w:spacing w:before="9"/>
+        <w:ind w:left="0"/>
+        <w:jc w:val="left"/>
+        <w:rPr>
+          <w:b/>
+          <w:i/>
+          <w:sz w:val="10"/>
+        </w:rPr>
+      </w:pPr>
+    </w:p>
+    <w:p>
+      <w:pPr>
+        <w:pStyle w:val="BodyText"/>
+        <w:ind w:left="0"/>
+        <w:jc w:val="left"/>
+        <w:rPr>
+          <w:sz w:val="13"/>
+        </w:rPr>
+      </w:pPr>
+    </w:p>
+    <w:p>
+      <w:pPr>
+        <w:rPr>
+          <w:b/>
+          <w:i/>
+          <w:sz w:val="16"/>
+        </w:rPr>
+      </w:pPr>
+      <w:r>
+        <w:br w:type="column"/>
+      </w:r>
+    </w:p>
+    <w:p>
+      <w:pPr>
+        <w:pStyle w:val="BodyText"/>
+        <w:ind w:left="0"/>
+        <w:jc w:val="left"/>
+        <w:rPr>
+          <w:b/>
+          <w:i/>
+          <w:sz w:val="16"/>
+        </w:rPr>
+      </w:pPr>
+    </w:p>
+    <w:p>
+      <w:pPr>
+        <w:pStyle w:val="BodyText"/>
+        <w:ind w:left="0"/>
+        <w:jc w:val="left"/>
+        <w:rPr>
+          <w:b/>
+          <w:i/>
+          <w:sz w:val="16"/>
+        </w:rPr>
+      </w:pPr>
+    </w:p>
+    <w:p>
+      <w:pPr>
+        <w:pStyle w:val="BodyText"/>
+        <w:ind w:left="0"/>
+        <w:jc w:val="left"/>
+        <w:rPr>
+          <w:b/>
+          <w:i/>
+          <w:sz w:val="16"/>
+        </w:rPr>
+      </w:pPr>
+    </w:p>
+    <w:p>
+      <w:pPr>
+        <w:pStyle w:val="BodyText"/>
+        <w:ind w:left="0"/>
+        <w:jc w:val="left"/>
+        <w:rPr>
+          <w:b/>
+          <w:i/>
+          <w:sz w:val="16"/>
+        </w:rPr>
+      </w:pPr>
+    </w:p>
+    <w:p>
+      <w:pPr>
+        <w:pStyle w:val="BodyText"/>
+        <w:ind w:left="0"/>
+        <w:jc w:val="left"/>
+        <w:rPr>
+          <w:b/>
+          <w:i/>
+          <w:sz w:val="16"/>
+        </w:rPr>
+      </w:pPr>
+    </w:p>
+    <w:p>
+      <w:pPr>
+        <w:pStyle w:val="BodyText"/>
+        <w:spacing w:before="176"/>
+        <w:ind w:left="0"/>
+        <w:jc w:val="left"/>
+        <w:rPr>
+          <w:b/>
+          <w:i/>
+          <w:sz w:val="16"/>
+        </w:rPr>
+      </w:pPr>
+    </w:p>
+    <w:p>
+      <w:pPr>
+        <w:pStyle w:val="BodyText"/>
+        <w:spacing w:before="8"/>
+        <w:ind w:left="0"/>
+        <w:jc w:val="left"/>
+        <w:rPr>
+          <w:b/>
+          <w:i/>
+          <w:sz w:val="6"/>
+        </w:rPr>
+      </w:pPr>
+    </w:p>
+    <w:p>
+      <w:pPr>
+        <w:jc w:val="center"/>
+        <w:rPr>
+          <w:b/>
+          <w:i/>
+          <w:sz w:val="16"/>
+        </w:rPr>
+        <w:sectPr>
+          <w:type w:val="continuous"/>
+          <w:pgSz w:w="11910" w:h="16840"/>
+          <w:pgMar w:top="560" w:right="708" w:bottom="280" w:left="850" w:header="720" w:footer="720" w:gutter="0"/>
+          <w:cols w:num="2" w:space="720" w:equalWidth="0">
+            <w:col w:w="4925" w:space="300"/>
+            <w:col w:w="5127"/>
+          </w:cols>
+        </w:sectPr>
+      </w:pPr>
+    </w:p>
+    <w:p>
+      <w:pPr>
+        <w:pStyle w:val="BodyText"/>
+        <w:spacing w:before="4"/>
+        <w:ind w:left="0"/>
+        <w:jc w:val="left"/>
+        <w:rPr>
+          <w:b/>
+          <w:i/>
+          <w:sz w:val="14"/>
+        </w:rPr>
+      </w:pPr>
+    </w:p>
+    <w:p>
+      <w:pPr>
+        <w:pStyle w:val="BodyText"/>
+        <w:ind w:left="185"/>
+        <w:jc w:val="left"/>
+      </w:pPr>
+    </w:p>
+    <w:p>
+      <w:pPr>
+        <w:pStyle w:val="BodyText"/>
+        <w:spacing w:before="62"/>
+        <w:ind w:right="200"/>
+      </w:pPr>
+      <w:r>
+        <w:br w:type="column"/>
+      </w:r>
+    </w:p>
+    <w:p>
+      <w:pPr>
+        <w:pStyle w:val="BodyText"/>
+        <w:ind w:left="0"/>
+        <w:sectPr>
+          <w:pgSz w:w="11910" w:h="16840"/>
+          <w:pgMar w:top="1000" w:right="708" w:bottom="280" w:left="850" w:header="720" w:footer="720" w:gutter="0"/>
+          <w:cols w:num="2" w:space="720" w:equalWidth="0">
+            <w:col w:w="4928" w:space="298"/>
+            <w:col w:w="5126"/>
+          </w:cols>
+        </w:sectPr>
+      </w:pPr>
+    </w:p>
+    <w:p>
+      <w:pPr>
+        <w:pStyle w:val="BodyText"/>
+        <w:spacing w:before="62"/>
+        <w:ind w:right="197"/>
+      </w:pPr>
+      <w:r>
+        <w:lastRenderedPageBreak/>
+        <w:br w:type="column"/>
+      </w:r>
+      <w:r>
+        <w:t>.</w:t>
       </w:r>
     </w:p>
     <w:sectPr>
@@ -31927,6 +33828,129 @@
     </w:lvl>
   </w:abstractNum>
   <w:abstractNum w:abstractNumId="3" w15:restartNumberingAfterBreak="0">
+    <w:nsid w:val="477D4354"/>
+    <w:multiLevelType w:val="hybridMultilevel"/>
+    <w:tmpl w:val="3D7887E2"/>
+    <w:lvl w:ilvl="0" w:tplc="FFFFFFFF">
+      <w:start w:val="1"/>
+      <w:numFmt w:val="upperLetter"/>
+      <w:lvlText w:val="%1."/>
+      <w:lvlJc w:val="left"/>
+      <w:pPr>
+        <w:ind w:left="289" w:hanging="233"/>
+        <w:jc w:val="right"/>
+      </w:pPr>
+      <w:rPr>
+        <w:rFonts w:ascii="Times New Roman" w:eastAsia="Times New Roman" w:hAnsi="Times New Roman" w:cs="Times New Roman" w:hint="default"/>
+        <w:b/>
+        <w:bCs/>
+        <w:i/>
+        <w:iCs/>
+        <w:spacing w:val="-1"/>
+        <w:w w:val="99"/>
+        <w:sz w:val="20"/>
+        <w:szCs w:val="20"/>
+        <w:lang w:val="en-US" w:eastAsia="en-US" w:bidi="ar-SA"/>
+      </w:rPr>
+    </w:lvl>
+    <w:lvl w:ilvl="1" w:tplc="FFFFFFFF">
+      <w:numFmt w:val="bullet"/>
+      <w:lvlText w:val="•"/>
+      <w:lvlJc w:val="left"/>
+      <w:pPr>
+        <w:ind w:left="764" w:hanging="233"/>
+      </w:pPr>
+      <w:rPr>
+        <w:rFonts w:hint="default"/>
+        <w:lang w:val="en-US" w:eastAsia="en-US" w:bidi="ar-SA"/>
+      </w:rPr>
+    </w:lvl>
+    <w:lvl w:ilvl="2" w:tplc="FFFFFFFF">
+      <w:numFmt w:val="bullet"/>
+      <w:lvlText w:val="•"/>
+      <w:lvlJc w:val="left"/>
+      <w:pPr>
+        <w:ind w:left="1248" w:hanging="233"/>
+      </w:pPr>
+      <w:rPr>
+        <w:rFonts w:hint="default"/>
+        <w:lang w:val="en-US" w:eastAsia="en-US" w:bidi="ar-SA"/>
+      </w:rPr>
+    </w:lvl>
+    <w:lvl w:ilvl="3" w:tplc="FFFFFFFF">
+      <w:numFmt w:val="bullet"/>
+      <w:lvlText w:val="•"/>
+      <w:lvlJc w:val="left"/>
+      <w:pPr>
+        <w:ind w:left="1732" w:hanging="233"/>
+      </w:pPr>
+      <w:rPr>
+        <w:rFonts w:hint="default"/>
+        <w:lang w:val="en-US" w:eastAsia="en-US" w:bidi="ar-SA"/>
+      </w:rPr>
+    </w:lvl>
+    <w:lvl w:ilvl="4" w:tplc="FFFFFFFF">
+      <w:numFmt w:val="bullet"/>
+      <w:lvlText w:val="•"/>
+      <w:lvlJc w:val="left"/>
+      <w:pPr>
+        <w:ind w:left="2217" w:hanging="233"/>
+      </w:pPr>
+      <w:rPr>
+        <w:rFonts w:hint="default"/>
+        <w:lang w:val="en-US" w:eastAsia="en-US" w:bidi="ar-SA"/>
+      </w:rPr>
+    </w:lvl>
+    <w:lvl w:ilvl="5" w:tplc="FFFFFFFF">
+      <w:numFmt w:val="bullet"/>
+      <w:lvlText w:val="•"/>
+      <w:lvlJc w:val="left"/>
+      <w:pPr>
+        <w:ind w:left="2701" w:hanging="233"/>
+      </w:pPr>
+      <w:rPr>
+        <w:rFonts w:hint="default"/>
+        <w:lang w:val="en-US" w:eastAsia="en-US" w:bidi="ar-SA"/>
+      </w:rPr>
+    </w:lvl>
+    <w:lvl w:ilvl="6" w:tplc="FFFFFFFF">
+      <w:numFmt w:val="bullet"/>
+      <w:lvlText w:val="•"/>
+      <w:lvlJc w:val="left"/>
+      <w:pPr>
+        <w:ind w:left="3185" w:hanging="233"/>
+      </w:pPr>
+      <w:rPr>
+        <w:rFonts w:hint="default"/>
+        <w:lang w:val="en-US" w:eastAsia="en-US" w:bidi="ar-SA"/>
+      </w:rPr>
+    </w:lvl>
+    <w:lvl w:ilvl="7" w:tplc="FFFFFFFF">
+      <w:numFmt w:val="bullet"/>
+      <w:lvlText w:val="•"/>
+      <w:lvlJc w:val="left"/>
+      <w:pPr>
+        <w:ind w:left="3669" w:hanging="233"/>
+      </w:pPr>
+      <w:rPr>
+        <w:rFonts w:hint="default"/>
+        <w:lang w:val="en-US" w:eastAsia="en-US" w:bidi="ar-SA"/>
+      </w:rPr>
+    </w:lvl>
+    <w:lvl w:ilvl="8" w:tplc="FFFFFFFF">
+      <w:numFmt w:val="bullet"/>
+      <w:lvlText w:val="•"/>
+      <w:lvlJc w:val="left"/>
+      <w:pPr>
+        <w:ind w:left="4154" w:hanging="233"/>
+      </w:pPr>
+      <w:rPr>
+        <w:rFonts w:hint="default"/>
+        <w:lang w:val="en-US" w:eastAsia="en-US" w:bidi="ar-SA"/>
+      </w:rPr>
+    </w:lvl>
+  </w:abstractNum>
+  <w:abstractNum w:abstractNumId="4" w15:restartNumberingAfterBreak="0">
     <w:nsid w:val="49352F25"/>
     <w:multiLevelType w:val="hybridMultilevel"/>
     <w:tmpl w:val="ACB4067E"/>
@@ -32049,7 +34073,7 @@
       </w:rPr>
     </w:lvl>
   </w:abstractNum>
-  <w:abstractNum w:abstractNumId="4" w15:restartNumberingAfterBreak="0">
+  <w:abstractNum w:abstractNumId="5" w15:restartNumberingAfterBreak="0">
     <w:nsid w:val="574376C7"/>
     <w:multiLevelType w:val="hybridMultilevel"/>
     <w:tmpl w:val="1F044CFE"/>
@@ -32172,7 +34196,124 @@
       </w:rPr>
     </w:lvl>
   </w:abstractNum>
-  <w:abstractNum w:abstractNumId="5" w15:restartNumberingAfterBreak="0">
+  <w:abstractNum w:abstractNumId="6" w15:restartNumberingAfterBreak="0">
+    <w:nsid w:val="5C7071E0"/>
+    <w:multiLevelType w:val="hybridMultilevel"/>
+    <w:tmpl w:val="7CFE9F86"/>
+    <w:lvl w:ilvl="0" w:tplc="FFFFFFFF">
+      <w:start w:val="1"/>
+      <w:numFmt w:val="upperRoman"/>
+      <w:lvlText w:val="%1."/>
+      <w:lvlJc w:val="left"/>
+      <w:pPr>
+        <w:ind w:left="1951" w:hanging="281"/>
+        <w:jc w:val="right"/>
+      </w:pPr>
+      <w:rPr>
+        <w:rFonts w:hint="default"/>
+        <w:spacing w:val="-1"/>
+        <w:w w:val="99"/>
+        <w:lang w:val="en-US" w:eastAsia="en-US" w:bidi="ar-SA"/>
+      </w:rPr>
+    </w:lvl>
+    <w:lvl w:ilvl="1" w:tplc="FFFFFFFF">
+      <w:numFmt w:val="bullet"/>
+      <w:lvlText w:val="•"/>
+      <w:lvlJc w:val="left"/>
+      <w:pPr>
+        <w:ind w:left="2256" w:hanging="281"/>
+      </w:pPr>
+      <w:rPr>
+        <w:rFonts w:hint="default"/>
+        <w:lang w:val="en-US" w:eastAsia="en-US" w:bidi="ar-SA"/>
+      </w:rPr>
+    </w:lvl>
+    <w:lvl w:ilvl="2" w:tplc="FFFFFFFF">
+      <w:numFmt w:val="bullet"/>
+      <w:lvlText w:val="•"/>
+      <w:lvlJc w:val="left"/>
+      <w:pPr>
+        <w:ind w:left="2553" w:hanging="281"/>
+      </w:pPr>
+      <w:rPr>
+        <w:rFonts w:hint="default"/>
+        <w:lang w:val="en-US" w:eastAsia="en-US" w:bidi="ar-SA"/>
+      </w:rPr>
+    </w:lvl>
+    <w:lvl w:ilvl="3" w:tplc="FFFFFFFF">
+      <w:numFmt w:val="bullet"/>
+      <w:lvlText w:val="•"/>
+      <w:lvlJc w:val="left"/>
+      <w:pPr>
+        <w:ind w:left="2850" w:hanging="281"/>
+      </w:pPr>
+      <w:rPr>
+        <w:rFonts w:hint="default"/>
+        <w:lang w:val="en-US" w:eastAsia="en-US" w:bidi="ar-SA"/>
+      </w:rPr>
+    </w:lvl>
+    <w:lvl w:ilvl="4" w:tplc="FFFFFFFF">
+      <w:numFmt w:val="bullet"/>
+      <w:lvlText w:val="•"/>
+      <w:lvlJc w:val="left"/>
+      <w:pPr>
+        <w:ind w:left="3146" w:hanging="281"/>
+      </w:pPr>
+      <w:rPr>
+        <w:rFonts w:hint="default"/>
+        <w:lang w:val="en-US" w:eastAsia="en-US" w:bidi="ar-SA"/>
+      </w:rPr>
+    </w:lvl>
+    <w:lvl w:ilvl="5" w:tplc="FFFFFFFF">
+      <w:numFmt w:val="bullet"/>
+      <w:lvlText w:val="•"/>
+      <w:lvlJc w:val="left"/>
+      <w:pPr>
+        <w:ind w:left="3443" w:hanging="281"/>
+      </w:pPr>
+      <w:rPr>
+        <w:rFonts w:hint="default"/>
+        <w:lang w:val="en-US" w:eastAsia="en-US" w:bidi="ar-SA"/>
+      </w:rPr>
+    </w:lvl>
+    <w:lvl w:ilvl="6" w:tplc="FFFFFFFF">
+      <w:numFmt w:val="bullet"/>
+      <w:lvlText w:val="•"/>
+      <w:lvlJc w:val="left"/>
+      <w:pPr>
+        <w:ind w:left="3740" w:hanging="281"/>
+      </w:pPr>
+      <w:rPr>
+        <w:rFonts w:hint="default"/>
+        <w:lang w:val="en-US" w:eastAsia="en-US" w:bidi="ar-SA"/>
+      </w:rPr>
+    </w:lvl>
+    <w:lvl w:ilvl="7" w:tplc="FFFFFFFF">
+      <w:numFmt w:val="bullet"/>
+      <w:lvlText w:val="•"/>
+      <w:lvlJc w:val="left"/>
+      <w:pPr>
+        <w:ind w:left="4037" w:hanging="281"/>
+      </w:pPr>
+      <w:rPr>
+        <w:rFonts w:hint="default"/>
+        <w:lang w:val="en-US" w:eastAsia="en-US" w:bidi="ar-SA"/>
+      </w:rPr>
+    </w:lvl>
+    <w:lvl w:ilvl="8" w:tplc="FFFFFFFF">
+      <w:numFmt w:val="bullet"/>
+      <w:lvlText w:val="•"/>
+      <w:lvlJc w:val="left"/>
+      <w:pPr>
+        <w:ind w:left="4333" w:hanging="281"/>
+      </w:pPr>
+      <w:rPr>
+        <w:rFonts w:hint="default"/>
+        <w:lang w:val="en-US" w:eastAsia="en-US" w:bidi="ar-SA"/>
+      </w:rPr>
+    </w:lvl>
+  </w:abstractNum>
+  <w:abstractNum w:abstractNumId="7" w15:restartNumberingAfterBreak="0">
     <w:nsid w:val="71771FFB"/>
     <w:multiLevelType w:val="hybridMultilevel"/>
     <w:tmpl w:val="3D7887E2"/>
@@ -32295,7 +34436,7 @@
       </w:rPr>
     </w:lvl>
   </w:abstractNum>
-  <w:abstractNum w:abstractNumId="6" w15:restartNumberingAfterBreak="0">
+  <w:abstractNum w:abstractNumId="8" w15:restartNumberingAfterBreak="0">
     <w:nsid w:val="783A2B6B"/>
     <w:multiLevelType w:val="hybridMultilevel"/>
     <w:tmpl w:val="DBA4E408"/>
@@ -32417,25 +34558,31 @@
     </w:lvl>
   </w:abstractNum>
   <w:num w:numId="1" w16cid:durableId="1584022334">
-    <w:abstractNumId w:val="4"/>
+    <w:abstractNumId w:val="5"/>
   </w:num>
   <w:num w:numId="2" w16cid:durableId="796293847">
     <w:abstractNumId w:val="2"/>
   </w:num>
   <w:num w:numId="3" w16cid:durableId="1350063896">
-    <w:abstractNumId w:val="3"/>
+    <w:abstractNumId w:val="4"/>
   </w:num>
   <w:num w:numId="4" w16cid:durableId="327631785">
-    <w:abstractNumId w:val="5"/>
+    <w:abstractNumId w:val="7"/>
   </w:num>
   <w:num w:numId="5" w16cid:durableId="1198197650">
     <w:abstractNumId w:val="1"/>
   </w:num>
   <w:num w:numId="6" w16cid:durableId="1861552330">
-    <w:abstractNumId w:val="6"/>
+    <w:abstractNumId w:val="8"/>
   </w:num>
   <w:num w:numId="7" w16cid:durableId="749273155">
     <w:abstractNumId w:val="0"/>
+  </w:num>
+  <w:num w:numId="8" w16cid:durableId="527530826">
+    <w:abstractNumId w:val="3"/>
+  </w:num>
+  <w:num w:numId="9" w16cid:durableId="1977644818">
+    <w:abstractNumId w:val="6"/>
   </w:num>
 </w:numbering>
 </file>
@@ -32904,7 +35051,6 @@
   <w:style w:type="character" w:default="1" w:styleId="DefaultParagraphFont">
     <w:name w:val="Default Paragraph Font"/>
     <w:uiPriority w:val="1"/>
-    <w:semiHidden/>
     <w:unhideWhenUsed/>
   </w:style>
   <w:style w:type="table" w:default="1" w:styleId="TableNormal">
